--- a/docs/word/GUIA_DESARROLLADORES.docx
+++ b/docs/word/GUIA_DESARROLLADORES.docx
@@ -226,7 +226,7 @@
         </w:tc>
         <w:tc>
           <w:tcPr>
-            <w:tcW w:w="4536" w:type="dxa"/>
+            <w:tcW w:w="4544" w:type="dxa"/>
             <w:gridSpan w:val="2"/>
             <w:tcMar>
               <w:top w:w="30" w:type="dxa"/>
@@ -239,12 +239,37 @@
             <w:pPr>
               <w:spacing w:after="0"/>
             </w:pPr>
+            <w:proofErr w:type="spellStart"/>
             <w:r>
               <w:rPr>
                 <w:rFonts w:ascii="Times New Roman" w:hAnsi="Times New Roman"/>
                 <w:sz w:val="20"/>
               </w:rPr>
-              <w:t>Fundamentos de Inteligencia Artificial</w:t>
+              <w:t>Fundamentos</w:t>
+            </w:r>
+            <w:proofErr w:type="spellEnd"/>
+            <w:r>
+              <w:rPr>
+                <w:rFonts w:ascii="Times New Roman" w:hAnsi="Times New Roman"/>
+                <w:sz w:val="20"/>
+              </w:rPr>
+              <w:t xml:space="preserve"> de </w:t>
+            </w:r>
+            <w:proofErr w:type="spellStart"/>
+            <w:r>
+              <w:rPr>
+                <w:rFonts w:ascii="Times New Roman" w:hAnsi="Times New Roman"/>
+                <w:sz w:val="20"/>
+              </w:rPr>
+              <w:t>Inteligencia</w:t>
+            </w:r>
+            <w:proofErr w:type="spellEnd"/>
+            <w:r>
+              <w:rPr>
+                <w:rFonts w:ascii="Times New Roman" w:hAnsi="Times New Roman"/>
+                <w:sz w:val="20"/>
+              </w:rPr>
+              <w:t xml:space="preserve"> Artificial</w:t>
             </w:r>
           </w:p>
         </w:tc>
@@ -279,7 +304,7 @@
         </w:tc>
         <w:tc>
           <w:tcPr>
-            <w:tcW w:w="4536" w:type="dxa"/>
+            <w:tcW w:w="4544" w:type="dxa"/>
             <w:gridSpan w:val="2"/>
             <w:tcMar>
               <w:top w:w="30" w:type="dxa"/>
@@ -332,7 +357,7 @@
         </w:tc>
         <w:tc>
           <w:tcPr>
-            <w:tcW w:w="4536" w:type="dxa"/>
+            <w:tcW w:w="4544" w:type="dxa"/>
             <w:gridSpan w:val="2"/>
             <w:tcMar>
               <w:top w:w="30" w:type="dxa"/>
@@ -351,66 +376,6 @@
                 <w:sz w:val="20"/>
               </w:rPr>
               <w:t>2026-A</w:t>
-            </w:r>
-          </w:p>
-        </w:tc>
-      </w:tr>
-      <w:tr>
-        <w:trPr>
-          <w:jc w:val="center"/>
-        </w:trPr>
-        <w:tc>
-          <w:tcPr>
-            <w:tcW w:w="4536" w:type="dxa"/>
-            <w:tcMar>
-              <w:top w:w="30" w:type="dxa"/>
-              <w:left w:w="100" w:type="dxa"/>
-              <w:bottom w:w="30" w:type="dxa"/>
-              <w:right w:w="100" w:type="dxa"/>
-            </w:tcMar>
-          </w:tcPr>
-          <w:p>
-            <w:pPr>
-              <w:spacing w:after="0"/>
-            </w:pPr>
-            <w:r>
-              <w:rPr>
-                <w:rFonts w:ascii="Times New Roman" w:hAnsi="Times New Roman"/>
-                <w:b/>
-                <w:sz w:val="20"/>
-              </w:rPr>
-              <w:t>ESTUDIANTE:</w:t>
-            </w:r>
-          </w:p>
-        </w:tc>
-        <w:tc>
-          <w:tcPr>
-            <w:tcW w:w="4536" w:type="dxa"/>
-            <w:gridSpan w:val="2"/>
-            <w:tcMar>
-              <w:top w:w="30" w:type="dxa"/>
-              <w:left w:w="100" w:type="dxa"/>
-              <w:bottom w:w="30" w:type="dxa"/>
-              <w:right w:w="100" w:type="dxa"/>
-            </w:tcMar>
-          </w:tcPr>
-          <w:p>
-            <w:pPr>
-              <w:spacing w:after="0"/>
-            </w:pPr>
-            <w:r>
-              <w:rPr>
-                <w:rFonts w:ascii="Times New Roman" w:hAnsi="Times New Roman"/>
-                <w:sz w:val="20"/>
-              </w:rPr>
-              <w:t xml:space="preserve">Emilia </w:t>
-            </w:r>
-            <w:r>
-              <w:rPr>
-                <w:rFonts w:ascii="Times New Roman" w:hAnsi="Times New Roman"/>
-                <w:sz w:val="20"/>
-              </w:rPr>
-              <w:t>Tana</w:t>
             </w:r>
           </w:p>
         </w:tc>
@@ -480,13 +445,59 @@
       <w:pPr>
         <w:jc w:val="center"/>
       </w:pPr>
+      <w:proofErr w:type="spellStart"/>
       <w:r>
         <w:rPr>
           <w:rFonts w:ascii="Times New Roman" w:hAnsi="Times New Roman"/>
           <w:b/>
           <w:sz w:val="30"/>
         </w:rPr>
-        <w:t>Clasificador de prendas con inteligencia artificial</w:t>
+        <w:t>Clasificador</w:t>
+      </w:r>
+      <w:proofErr w:type="spellEnd"/>
+      <w:r>
+        <w:rPr>
+          <w:rFonts w:ascii="Times New Roman" w:hAnsi="Times New Roman"/>
+          <w:b/>
+          <w:sz w:val="30"/>
+        </w:rPr>
+        <w:t xml:space="preserve"> de </w:t>
+      </w:r>
+      <w:proofErr w:type="spellStart"/>
+      <w:r>
+        <w:rPr>
+          <w:rFonts w:ascii="Times New Roman" w:hAnsi="Times New Roman"/>
+          <w:b/>
+          <w:sz w:val="30"/>
+        </w:rPr>
+        <w:t>prendas</w:t>
+      </w:r>
+      <w:proofErr w:type="spellEnd"/>
+      <w:r>
+        <w:rPr>
+          <w:rFonts w:ascii="Times New Roman" w:hAnsi="Times New Roman"/>
+          <w:b/>
+          <w:sz w:val="30"/>
+        </w:rPr>
+        <w:t xml:space="preserve"> con </w:t>
+      </w:r>
+      <w:proofErr w:type="spellStart"/>
+      <w:r>
+        <w:rPr>
+          <w:rFonts w:ascii="Times New Roman" w:hAnsi="Times New Roman"/>
+          <w:b/>
+          <w:sz w:val="30"/>
+        </w:rPr>
+        <w:t>inteligencia</w:t>
+      </w:r>
+      <w:proofErr w:type="spellEnd"/>
+      <w:r>
+        <w:rPr>
+          <w:rFonts w:ascii="Times New Roman" w:hAnsi="Times New Roman"/>
+          <w:b/>
+          <w:sz w:val="30"/>
+        </w:rPr>
+        <w:t xml:space="preserve"> artificial</w:t>
       </w:r>
     </w:p>
     <w:p>
@@ -608,25 +619,56 @@
         <w:spacing w:after="360"/>
         <w:jc w:val="center"/>
       </w:pPr>
+      <w:proofErr w:type="spellStart"/>
       <w:r>
         <w:lastRenderedPageBreak/>
-        <w:t>Guía paso a paso para nuevos desarrolladores</w:t>
-      </w:r>
+        <w:t>Guía</w:t>
+      </w:r>
+      <w:proofErr w:type="spellEnd"/>
+      <w:r>
+        <w:t xml:space="preserve"> paso a paso para </w:t>
+      </w:r>
+      <w:proofErr w:type="spellStart"/>
+      <w:r>
+        <w:t>nuevos</w:t>
+      </w:r>
+      <w:proofErr w:type="spellEnd"/>
+      <w:r>
+        <w:t xml:space="preserve"> </w:t>
+      </w:r>
+      <w:proofErr w:type="spellStart"/>
+      <w:r>
+        <w:t>desarrolladores</w:t>
+      </w:r>
+      <w:proofErr w:type="spellEnd"/>
     </w:p>
     <w:p>
       <w:pPr>
         <w:pStyle w:val="Ttulo1"/>
       </w:pPr>
       <w:r>
-        <w:t>1. Primer recorrido</w:t>
-      </w:r>
+        <w:t xml:space="preserve">1. Primer </w:t>
+      </w:r>
+      <w:proofErr w:type="spellStart"/>
+      <w:r>
+        <w:t>recorrido</w:t>
+      </w:r>
+      <w:proofErr w:type="spellEnd"/>
     </w:p>
     <w:p>
       <w:pPr>
         <w:pStyle w:val="Listaconnmeros"/>
       </w:pPr>
       <w:r>
-        <w:t xml:space="preserve">Lea el </w:t>
+        <w:t xml:space="preserve">Lea </w:t>
+      </w:r>
+      <w:proofErr w:type="spellStart"/>
+      <w:r>
+        <w:t>el</w:t>
+      </w:r>
+      <w:proofErr w:type="spellEnd"/>
+      <w:r>
+        <w:t xml:space="preserve"> </w:t>
       </w:r>
       <w:hyperlink r:id="rId11">
         <w:r>
@@ -657,7 +699,31 @@
         <w:t>backend/config.py</w:t>
       </w:r>
       <w:r>
-        <w:t xml:space="preserve"> para comprender rutas y límites.</w:t>
+        <w:t xml:space="preserve"> para </w:t>
+      </w:r>
+      <w:proofErr w:type="spellStart"/>
+      <w:r>
+        <w:t>comprender</w:t>
+      </w:r>
+      <w:proofErr w:type="spellEnd"/>
+      <w:r>
+        <w:t xml:space="preserve"> </w:t>
+      </w:r>
+      <w:proofErr w:type="spellStart"/>
+      <w:r>
+        <w:t>rutas</w:t>
+      </w:r>
+      <w:proofErr w:type="spellEnd"/>
+      <w:r>
+        <w:t xml:space="preserve"> y </w:t>
+      </w:r>
+      <w:proofErr w:type="spellStart"/>
+      <w:r>
+        <w:t>límites</w:t>
+      </w:r>
+      <w:proofErr w:type="spellEnd"/>
+      <w:r>
+        <w:t>.</w:t>
       </w:r>
     </w:p>
     <w:p>
@@ -665,7 +731,23 @@
         <w:pStyle w:val="Listaconnmeros"/>
       </w:pPr>
       <w:r>
-        <w:t xml:space="preserve">Siga el flujo </w:t>
+        <w:t xml:space="preserve">Siga </w:t>
+      </w:r>
+      <w:proofErr w:type="spellStart"/>
+      <w:r>
+        <w:t>el</w:t>
+      </w:r>
+      <w:proofErr w:type="spellEnd"/>
+      <w:r>
+        <w:t xml:space="preserve"> </w:t>
+      </w:r>
+      <w:proofErr w:type="spellStart"/>
+      <w:r>
+        <w:t>flujo</w:t>
+      </w:r>
+      <w:proofErr w:type="spellEnd"/>
+      <w:r>
+        <w:t xml:space="preserve"> </w:t>
       </w:r>
       <w:r>
         <w:rPr>
@@ -698,7 +780,15 @@
         <w:t>train.py</w:t>
       </w:r>
       <w:r>
-        <w:t xml:space="preserve"> o </w:t>
+        <w:t xml:space="preserve"> </w:t>
+      </w:r>
+      <w:proofErr w:type="spellStart"/>
+      <w:r>
+        <w:t>o</w:t>
+      </w:r>
+      <w:proofErr w:type="spellEnd"/>
+      <w:r>
+        <w:t xml:space="preserve"> </w:t>
       </w:r>
       <w:r>
         <w:rPr>
@@ -716,8 +806,45 @@
       <w:pPr>
         <w:pStyle w:val="Listaconnmeros"/>
       </w:pPr>
-      <w:r>
-        <w:t xml:space="preserve">Consulte el contrato completo en </w:t>
+      <w:proofErr w:type="spellStart"/>
+      <w:r>
+        <w:t>Consulte</w:t>
+      </w:r>
+      <w:proofErr w:type="spellEnd"/>
+      <w:r>
+        <w:t xml:space="preserve"> </w:t>
+      </w:r>
+      <w:proofErr w:type="spellStart"/>
+      <w:r>
+        <w:t>el</w:t>
+      </w:r>
+      <w:proofErr w:type="spellEnd"/>
+      <w:r>
+        <w:t xml:space="preserve"> </w:t>
+      </w:r>
+      <w:proofErr w:type="spellStart"/>
+      <w:r>
+        <w:t>contrato</w:t>
+      </w:r>
+      <w:proofErr w:type="spellEnd"/>
+      <w:r>
+        <w:t xml:space="preserve"> </w:t>
+      </w:r>
+      <w:proofErr w:type="spellStart"/>
+      <w:r>
+        <w:t>completo</w:t>
+      </w:r>
+      <w:proofErr w:type="spellEnd"/>
+      <w:r>
+        <w:t xml:space="preserve"> </w:t>
+      </w:r>
+      <w:proofErr w:type="spellStart"/>
+      <w:r>
+        <w:t>en</w:t>
+      </w:r>
+      <w:proofErr w:type="spellEnd"/>
+      <w:r>
+        <w:t xml:space="preserve"> </w:t>
       </w:r>
       <w:hyperlink r:id="rId12">
         <w:r>
@@ -736,8 +863,29 @@
       <w:pPr>
         <w:pStyle w:val="Listaconnmeros"/>
       </w:pPr>
-      <w:r>
-        <w:t xml:space="preserve">Instale las dependencias según </w:t>
+      <w:proofErr w:type="spellStart"/>
+      <w:r>
+        <w:t>Instale</w:t>
+      </w:r>
+      <w:proofErr w:type="spellEnd"/>
+      <w:r>
+        <w:t xml:space="preserve"> las </w:t>
+      </w:r>
+      <w:proofErr w:type="spellStart"/>
+      <w:r>
+        <w:t>dependencias</w:t>
+      </w:r>
+      <w:proofErr w:type="spellEnd"/>
+      <w:r>
+        <w:t xml:space="preserve"> </w:t>
+      </w:r>
+      <w:proofErr w:type="spellStart"/>
+      <w:r>
+        <w:t>según</w:t>
+      </w:r>
+      <w:proofErr w:type="spellEnd"/>
+      <w:r>
+        <w:t xml:space="preserve"> </w:t>
       </w:r>
       <w:hyperlink r:id="rId13">
         <w:r>
@@ -757,8 +905,29 @@
         <w:pStyle w:val="Ttulo1"/>
       </w:pPr>
       <w:r>
-        <w:t>2. Preparar el entorno</w:t>
-      </w:r>
+        <w:t xml:space="preserve">2. </w:t>
+      </w:r>
+      <w:proofErr w:type="spellStart"/>
+      <w:r>
+        <w:t>Preparar</w:t>
+      </w:r>
+      <w:proofErr w:type="spellEnd"/>
+      <w:r>
+        <w:t xml:space="preserve"> </w:t>
+      </w:r>
+      <w:proofErr w:type="spellStart"/>
+      <w:r>
+        <w:t>el</w:t>
+      </w:r>
+      <w:proofErr w:type="spellEnd"/>
+      <w:r>
+        <w:t xml:space="preserve"> </w:t>
+      </w:r>
+      <w:proofErr w:type="spellStart"/>
+      <w:r>
+        <w:t>entorno</w:t>
+      </w:r>
+      <w:proofErr w:type="spellEnd"/>
     </w:p>
     <w:p>
       <w:pPr>
@@ -771,15 +940,56 @@
           <w:rFonts w:ascii="Consolas" w:hAnsi="Consolas"/>
           <w:sz w:val="17"/>
         </w:rPr>
-        <w:t>python -m venv venv</w:t>
-      </w:r>
+        <w:t xml:space="preserve">python -m </w:t>
+      </w:r>
+      <w:proofErr w:type="spellStart"/>
+      <w:r>
+        <w:rPr>
+          <w:rFonts w:ascii="Consolas" w:hAnsi="Consolas"/>
+          <w:sz w:val="17"/>
+        </w:rPr>
+        <w:t>venv</w:t>
+      </w:r>
+      <w:proofErr w:type="spellEnd"/>
+      <w:r>
+        <w:rPr>
+          <w:rFonts w:ascii="Consolas" w:hAnsi="Consolas"/>
+          <w:sz w:val="17"/>
+        </w:rPr>
+        <w:t xml:space="preserve"> </w:t>
+      </w:r>
+      <w:proofErr w:type="spellStart"/>
+      <w:r>
+        <w:rPr>
+          <w:rFonts w:ascii="Consolas" w:hAnsi="Consolas"/>
+          <w:sz w:val="17"/>
+        </w:rPr>
+        <w:t>venv</w:t>
+      </w:r>
+      <w:proofErr w:type="spellEnd"/>
       <w:r>
         <w:rPr>
           <w:rFonts w:ascii="Consolas" w:hAnsi="Consolas"/>
           <w:sz w:val="17"/>
         </w:rPr>
         <w:br/>
-        <w:t>.\venv\Scripts\Activate.ps1</w:t>
+        <w:t>.\</w:t>
+      </w:r>
+      <w:proofErr w:type="spellStart"/>
+      <w:r>
+        <w:rPr>
+          <w:rFonts w:ascii="Consolas" w:hAnsi="Consolas"/>
+          <w:sz w:val="17"/>
+        </w:rPr>
+        <w:t>venv</w:t>
+      </w:r>
+      <w:proofErr w:type="spellEnd"/>
+      <w:r>
+        <w:rPr>
+          <w:rFonts w:ascii="Consolas" w:hAnsi="Consolas"/>
+          <w:sz w:val="17"/>
+        </w:rPr>
+        <w:t>\Scripts\Activate.ps1</w:t>
       </w:r>
       <w:r>
         <w:rPr>
@@ -794,11 +1004,37 @@
       <w:pPr>
         <w:jc w:val="both"/>
       </w:pPr>
-      <w:r>
-        <w:t>Ejecute backend y frontend en term</w:t>
-      </w:r>
-      <w:r>
-        <w:t>inales separadas:</w:t>
+      <w:proofErr w:type="spellStart"/>
+      <w:r>
+        <w:t>Ejecute</w:t>
+      </w:r>
+      <w:proofErr w:type="spellEnd"/>
+      <w:r>
+        <w:t xml:space="preserve"> backend y frontend </w:t>
+      </w:r>
+      <w:proofErr w:type="spellStart"/>
+      <w:r>
+        <w:t>en</w:t>
+      </w:r>
+      <w:proofErr w:type="spellEnd"/>
+      <w:r>
+        <w:t xml:space="preserve"> </w:t>
+      </w:r>
+      <w:proofErr w:type="spellStart"/>
+      <w:r>
+        <w:t>terminales</w:t>
+      </w:r>
+      <w:proofErr w:type="spellEnd"/>
+      <w:r>
+        <w:t xml:space="preserve"> </w:t>
+      </w:r>
+      <w:proofErr w:type="spellStart"/>
+      <w:r>
+        <w:t>separadas</w:t>
+      </w:r>
+      <w:proofErr w:type="spellEnd"/>
+      <w:r>
+        <w:t>:</w:t>
       </w:r>
     </w:p>
     <w:p>
@@ -807,133 +1043,297 @@
         <w:spacing w:before="80" w:after="160"/>
         <w:ind w:left="283" w:right="283"/>
       </w:pPr>
+      <w:proofErr w:type="spellStart"/>
       <w:r>
         <w:rPr>
           <w:rFonts w:ascii="Consolas" w:hAnsi="Consolas"/>
           <w:sz w:val="17"/>
         </w:rPr>
-        <w:t>uvicorn backend.main:app --reload</w:t>
-      </w:r>
-    </w:p>
-    <w:p>
-      <w:pPr>
-        <w:shd w:val="clear" w:color="auto" w:fill="F2F2F2"/>
-        <w:spacing w:before="80" w:after="160"/>
-        <w:ind w:left="283" w:right="283"/>
-      </w:pPr>
+        <w:t>uvicorn</w:t>
+      </w:r>
+      <w:proofErr w:type="spellEnd"/>
       <w:r>
         <w:rPr>
           <w:rFonts w:ascii="Consolas" w:hAnsi="Consolas"/>
           <w:sz w:val="17"/>
         </w:rPr>
-        <w:t>python -m http.server 5500 --directory frontend</w:t>
-      </w:r>
-    </w:p>
-    <w:p>
-      <w:pPr>
-        <w:pStyle w:val="Ttulo1"/>
-      </w:pPr>
-      <w:r>
-        <w:t>3. Flujo de una solicitud</w:t>
-      </w:r>
-    </w:p>
-    <w:p>
-      <w:pPr>
-        <w:pStyle w:val="Ttulo2"/>
-      </w:pPr>
-      <w:r>
-        <w:t>Entrenamiento</w:t>
-      </w:r>
-    </w:p>
-    <w:p>
-      <w:pPr>
-        <w:shd w:val="clear" w:color="auto" w:fill="F2F2F2"/>
-        <w:spacing w:before="80" w:after="160"/>
-        <w:ind w:left="283" w:right="283"/>
-      </w:pPr>
+        <w:t xml:space="preserve"> </w:t>
+      </w:r>
+      <w:proofErr w:type="spellStart"/>
       <w:r>
         <w:rPr>
           <w:rFonts w:ascii="Consolas" w:hAnsi="Consolas"/>
           <w:sz w:val="17"/>
         </w:rPr>
-        <w:t>Formulario → POST /config → TrainConfig</w:t>
-      </w:r>
+        <w:t>backend.main:app</w:t>
+      </w:r>
+      <w:proofErr w:type="spellEnd"/>
+      <w:r>
+        <w:rPr>
+          <w:rFonts w:ascii="Consolas" w:hAnsi="Consolas"/>
+          <w:sz w:val="17"/>
+        </w:rPr>
+        <w:t xml:space="preserve"> --reload</w:t>
+      </w:r>
+    </w:p>
+    <w:p>
+      <w:pPr>
+        <w:shd w:val="clear" w:color="auto" w:fill="F2F2F2"/>
+        <w:spacing w:before="80" w:after="160"/>
+        <w:ind w:left="283" w:right="283"/>
+      </w:pPr>
+      <w:r>
+        <w:rPr>
+          <w:rFonts w:ascii="Consolas" w:hAnsi="Consolas"/>
+          <w:sz w:val="17"/>
+        </w:rPr>
+        <w:t xml:space="preserve">python -m </w:t>
+      </w:r>
+      <w:proofErr w:type="spellStart"/>
+      <w:r>
+        <w:rPr>
+          <w:rFonts w:ascii="Consolas" w:hAnsi="Consolas"/>
+          <w:sz w:val="17"/>
+        </w:rPr>
+        <w:t>http.server</w:t>
+      </w:r>
+      <w:proofErr w:type="spellEnd"/>
+      <w:r>
+        <w:rPr>
+          <w:rFonts w:ascii="Consolas" w:hAnsi="Consolas"/>
+          <w:sz w:val="17"/>
+        </w:rPr>
+        <w:t xml:space="preserve"> 5500 --directory frontend</w:t>
+      </w:r>
+    </w:p>
+    <w:p>
+      <w:pPr>
+        <w:pStyle w:val="Ttulo1"/>
+      </w:pPr>
+      <w:r>
+        <w:t xml:space="preserve">3. </w:t>
+      </w:r>
+      <w:proofErr w:type="spellStart"/>
+      <w:r>
+        <w:t>Flujo</w:t>
+      </w:r>
+      <w:proofErr w:type="spellEnd"/>
+      <w:r>
+        <w:t xml:space="preserve"> de una </w:t>
+      </w:r>
+      <w:proofErr w:type="spellStart"/>
+      <w:r>
+        <w:t>solicitud</w:t>
+      </w:r>
+      <w:proofErr w:type="spellEnd"/>
+    </w:p>
+    <w:p>
+      <w:pPr>
+        <w:pStyle w:val="Ttulo2"/>
+      </w:pPr>
+      <w:proofErr w:type="spellStart"/>
+      <w:r>
+        <w:t>Entrenamiento</w:t>
+      </w:r>
+      <w:proofErr w:type="spellEnd"/>
+    </w:p>
+    <w:p>
+      <w:pPr>
+        <w:shd w:val="clear" w:color="auto" w:fill="F2F2F2"/>
+        <w:spacing w:before="80" w:after="160"/>
+        <w:ind w:left="283" w:right="283"/>
+      </w:pPr>
+      <w:proofErr w:type="spellStart"/>
+      <w:r>
+        <w:rPr>
+          <w:rFonts w:ascii="Consolas" w:hAnsi="Consolas"/>
+          <w:sz w:val="17"/>
+        </w:rPr>
+        <w:t>Formulario</w:t>
+      </w:r>
+      <w:proofErr w:type="spellEnd"/>
+      <w:r>
+        <w:rPr>
+          <w:rFonts w:ascii="Consolas" w:hAnsi="Consolas"/>
+          <w:sz w:val="17"/>
+        </w:rPr>
+        <w:t xml:space="preserve"> → POST /config → </w:t>
+      </w:r>
+      <w:proofErr w:type="spellStart"/>
+      <w:r>
+        <w:rPr>
+          <w:rFonts w:ascii="Consolas" w:hAnsi="Consolas"/>
+          <w:sz w:val="17"/>
+        </w:rPr>
+        <w:t>TrainConfig</w:t>
+      </w:r>
+      <w:proofErr w:type="spellEnd"/>
       <w:r>
         <w:rPr>
           <w:rFonts w:ascii="Consolas" w:hAnsi="Consolas"/>
           <w:sz w:val="17"/>
         </w:rPr>
         <w:br/>
-        <w:t xml:space="preserve">          → POST /train → load_dataset</w:t>
-      </w:r>
+        <w:t xml:space="preserve">          → POST /train → </w:t>
+      </w:r>
+      <w:proofErr w:type="spellStart"/>
+      <w:r>
+        <w:rPr>
+          <w:rFonts w:ascii="Consolas" w:hAnsi="Consolas"/>
+          <w:sz w:val="17"/>
+        </w:rPr>
+        <w:t>load_dataset</w:t>
+      </w:r>
+      <w:proofErr w:type="spellEnd"/>
       <w:r>
         <w:rPr>
           <w:rFonts w:ascii="Consolas" w:hAnsi="Consolas"/>
           <w:sz w:val="17"/>
         </w:rPr>
         <w:br/>
-        <w:t xml:space="preserve">                        → preprocess_</w:t>
-      </w:r>
+        <w:t xml:space="preserve">                        → </w:t>
+      </w:r>
+      <w:proofErr w:type="spellStart"/>
       <w:r>
         <w:rPr>
           <w:rFonts w:ascii="Consolas" w:hAnsi="Consolas"/>
           <w:sz w:val="17"/>
         </w:rPr>
-        <w:t>data</w:t>
-      </w:r>
+        <w:t>preprocess_data</w:t>
+      </w:r>
+      <w:proofErr w:type="spellEnd"/>
       <w:r>
         <w:rPr>
           <w:rFonts w:ascii="Consolas" w:hAnsi="Consolas"/>
           <w:sz w:val="17"/>
         </w:rPr>
         <w:br/>
-        <w:t xml:space="preserve">                        → build_model</w:t>
-      </w:r>
+        <w:t xml:space="preserve">                        → </w:t>
+      </w:r>
+      <w:proofErr w:type="spellStart"/>
+      <w:r>
+        <w:rPr>
+          <w:rFonts w:ascii="Consolas" w:hAnsi="Consolas"/>
+          <w:sz w:val="17"/>
+        </w:rPr>
+        <w:t>build_model</w:t>
+      </w:r>
+      <w:proofErr w:type="spellEnd"/>
       <w:r>
         <w:rPr>
           <w:rFonts w:ascii="Consolas" w:hAnsi="Consolas"/>
           <w:sz w:val="17"/>
         </w:rPr>
         <w:br/>
-        <w:t xml:space="preserve">                        → model.fit</w:t>
-      </w:r>
+        <w:t xml:space="preserve">                        → </w:t>
+      </w:r>
+      <w:proofErr w:type="spellStart"/>
+      <w:r>
+        <w:rPr>
+          <w:rFonts w:ascii="Consolas" w:hAnsi="Consolas"/>
+          <w:sz w:val="17"/>
+        </w:rPr>
+        <w:t>model.fit</w:t>
+      </w:r>
+      <w:proofErr w:type="spellEnd"/>
       <w:r>
         <w:rPr>
           <w:rFonts w:ascii="Consolas" w:hAnsi="Consolas"/>
           <w:sz w:val="17"/>
         </w:rPr>
         <w:br/>
-        <w:t xml:space="preserve">                        → model.keras + historial.json</w:t>
-      </w:r>
+        <w:t xml:space="preserve">                        → </w:t>
+      </w:r>
+      <w:proofErr w:type="spellStart"/>
+      <w:r>
+        <w:rPr>
+          <w:rFonts w:ascii="Consolas" w:hAnsi="Consolas"/>
+          <w:sz w:val="17"/>
+        </w:rPr>
+        <w:t>model.keras</w:t>
+      </w:r>
+      <w:proofErr w:type="spellEnd"/>
+      <w:r>
+        <w:rPr>
+          <w:rFonts w:ascii="Consolas" w:hAnsi="Consolas"/>
+          <w:sz w:val="17"/>
+        </w:rPr>
+        <w:t xml:space="preserve"> + </w:t>
+      </w:r>
+      <w:proofErr w:type="spellStart"/>
+      <w:r>
+        <w:rPr>
+          <w:rFonts w:ascii="Consolas" w:hAnsi="Consolas"/>
+          <w:sz w:val="17"/>
+        </w:rPr>
+        <w:t>historial.json</w:t>
+      </w:r>
+      <w:proofErr w:type="spellEnd"/>
       <w:r>
         <w:rPr>
           <w:rFonts w:ascii="Consolas" w:hAnsi="Consolas"/>
           <w:sz w:val="17"/>
         </w:rPr>
         <w:br/>
-        <w:t xml:space="preserve">          → GET /metrics → gráficas</w:t>
-      </w:r>
-    </w:p>
-    <w:p>
-      <w:pPr>
-        <w:pStyle w:val="Ttulo2"/>
-      </w:pPr>
-      <w:r>
-        <w:t>Predicción</w:t>
-      </w:r>
-    </w:p>
-    <w:p>
-      <w:pPr>
-        <w:shd w:val="clear" w:color="auto" w:fill="F2F2F2"/>
-        <w:spacing w:before="80" w:after="160"/>
-        <w:ind w:left="283" w:right="283"/>
-      </w:pPr>
+        <w:t xml:space="preserve">          → GET /metrics → </w:t>
+      </w:r>
+      <w:proofErr w:type="spellStart"/>
       <w:r>
         <w:rPr>
           <w:rFonts w:ascii="Consolas" w:hAnsi="Consolas"/>
           <w:sz w:val="17"/>
         </w:rPr>
-        <w:t>Archivo → POST /predict → guardar en images/</w:t>
+        <w:t>gráficas</w:t>
+      </w:r>
+      <w:proofErr w:type="spellEnd"/>
+    </w:p>
+    <w:p>
+      <w:pPr>
+        <w:pStyle w:val="Ttulo2"/>
+      </w:pPr>
+      <w:proofErr w:type="spellStart"/>
+      <w:r>
+        <w:t>Predicción</w:t>
+      </w:r>
+      <w:proofErr w:type="spellEnd"/>
+    </w:p>
+    <w:p>
+      <w:pPr>
+        <w:shd w:val="clear" w:color="auto" w:fill="F2F2F2"/>
+        <w:spacing w:before="80" w:after="160"/>
+        <w:ind w:left="283" w:right="283"/>
+      </w:pPr>
+      <w:proofErr w:type="spellStart"/>
+      <w:r>
+        <w:rPr>
+          <w:rFonts w:ascii="Consolas" w:hAnsi="Consolas"/>
+          <w:sz w:val="17"/>
+        </w:rPr>
+        <w:t>Archivo</w:t>
+      </w:r>
+      <w:proofErr w:type="spellEnd"/>
+      <w:r>
+        <w:rPr>
+          <w:rFonts w:ascii="Consolas" w:hAnsi="Consolas"/>
+          <w:sz w:val="17"/>
+        </w:rPr>
+        <w:t xml:space="preserve"> → POST /predict → </w:t>
+      </w:r>
+      <w:proofErr w:type="spellStart"/>
+      <w:r>
+        <w:rPr>
+          <w:rFonts w:ascii="Consolas" w:hAnsi="Consolas"/>
+          <w:sz w:val="17"/>
+        </w:rPr>
+        <w:t>guardar</w:t>
+      </w:r>
+      <w:proofErr w:type="spellEnd"/>
+      <w:r>
+        <w:rPr>
+          <w:rFonts w:ascii="Consolas" w:hAnsi="Consolas"/>
+          <w:sz w:val="17"/>
+        </w:rPr>
+        <w:t xml:space="preserve"> en images/</w:t>
       </w:r>
       <w:r>
         <w:rPr>
@@ -941,22 +1341,56 @@
           <w:sz w:val="17"/>
         </w:rPr>
         <w:br/>
-        <w:t xml:space="preserve">                        → prep</w:t>
-      </w:r>
+        <w:t xml:space="preserve">                        → </w:t>
+      </w:r>
+      <w:proofErr w:type="spellStart"/>
       <w:r>
         <w:rPr>
           <w:rFonts w:ascii="Consolas" w:hAnsi="Consolas"/>
           <w:sz w:val="17"/>
         </w:rPr>
-        <w:t>rocess_image</w:t>
-      </w:r>
+        <w:t>preprocess_image</w:t>
+      </w:r>
+      <w:proofErr w:type="spellEnd"/>
       <w:r>
         <w:rPr>
           <w:rFonts w:ascii="Consolas" w:hAnsi="Consolas"/>
           <w:sz w:val="17"/>
         </w:rPr>
         <w:br/>
-        <w:t xml:space="preserve">                        → load_model (caché)</w:t>
+        <w:t xml:space="preserve">                        → </w:t>
+      </w:r>
+      <w:proofErr w:type="spellStart"/>
+      <w:r>
+        <w:rPr>
+          <w:rFonts w:ascii="Consolas" w:hAnsi="Consolas"/>
+          <w:sz w:val="17"/>
+        </w:rPr>
+        <w:t>load_model</w:t>
+      </w:r>
+      <w:proofErr w:type="spellEnd"/>
+      <w:r>
+        <w:rPr>
+          <w:rFonts w:ascii="Consolas" w:hAnsi="Consolas"/>
+          <w:sz w:val="17"/>
+        </w:rPr>
+        <w:t xml:space="preserve"> (</w:t>
+      </w:r>
+      <w:proofErr w:type="spellStart"/>
+      <w:r>
+        <w:rPr>
+          <w:rFonts w:ascii="Consolas" w:hAnsi="Consolas"/>
+          <w:sz w:val="17"/>
+        </w:rPr>
+        <w:t>caché</w:t>
+      </w:r>
+      <w:proofErr w:type="spellEnd"/>
+      <w:r>
+        <w:rPr>
+          <w:rFonts w:ascii="Consolas" w:hAnsi="Consolas"/>
+          <w:sz w:val="17"/>
+        </w:rPr>
+        <w:t>)</w:t>
       </w:r>
       <w:r>
         <w:rPr>
@@ -964,40 +1398,151 @@
           <w:sz w:val="17"/>
         </w:rPr>
         <w:br/>
-        <w:t xml:space="preserve">                        → model.predict</w:t>
-      </w:r>
+        <w:t xml:space="preserve">                        → </w:t>
+      </w:r>
+      <w:proofErr w:type="spellStart"/>
+      <w:r>
+        <w:rPr>
+          <w:rFonts w:ascii="Consolas" w:hAnsi="Consolas"/>
+          <w:sz w:val="17"/>
+        </w:rPr>
+        <w:t>model.predict</w:t>
+      </w:r>
+      <w:proofErr w:type="spellEnd"/>
       <w:r>
         <w:rPr>
           <w:rFonts w:ascii="Consolas" w:hAnsi="Consolas"/>
           <w:sz w:val="17"/>
         </w:rPr>
         <w:br/>
-        <w:t xml:space="preserve">                        → etiqueta + probabilidades</w:t>
-      </w:r>
+        <w:t xml:space="preserve">                        → </w:t>
+      </w:r>
+      <w:proofErr w:type="spellStart"/>
+      <w:r>
+        <w:rPr>
+          <w:rFonts w:ascii="Consolas" w:hAnsi="Consolas"/>
+          <w:sz w:val="17"/>
+        </w:rPr>
+        <w:t>etiqueta</w:t>
+      </w:r>
+      <w:proofErr w:type="spellEnd"/>
+      <w:r>
+        <w:rPr>
+          <w:rFonts w:ascii="Consolas" w:hAnsi="Consolas"/>
+          <w:sz w:val="17"/>
+        </w:rPr>
+        <w:t xml:space="preserve"> + </w:t>
+      </w:r>
+      <w:proofErr w:type="spellStart"/>
+      <w:r>
+        <w:rPr>
+          <w:rFonts w:ascii="Consolas" w:hAnsi="Consolas"/>
+          <w:sz w:val="17"/>
+        </w:rPr>
+        <w:t>probabilidades</w:t>
+      </w:r>
+      <w:proofErr w:type="spellEnd"/>
     </w:p>
     <w:p>
       <w:pPr>
         <w:pStyle w:val="Ttulo1"/>
       </w:pPr>
       <w:r>
-        <w:t>4. Cómo modificar el proyecto</w:t>
-      </w:r>
+        <w:t xml:space="preserve">4. </w:t>
+      </w:r>
+      <w:proofErr w:type="spellStart"/>
+      <w:r>
+        <w:t>Cómo</w:t>
+      </w:r>
+      <w:proofErr w:type="spellEnd"/>
+      <w:r>
+        <w:t xml:space="preserve"> </w:t>
+      </w:r>
+      <w:proofErr w:type="spellStart"/>
+      <w:r>
+        <w:t>modificar</w:t>
+      </w:r>
+      <w:proofErr w:type="spellEnd"/>
+      <w:r>
+        <w:t xml:space="preserve"> </w:t>
+      </w:r>
+      <w:proofErr w:type="spellStart"/>
+      <w:r>
+        <w:t>el</w:t>
+      </w:r>
+      <w:proofErr w:type="spellEnd"/>
+      <w:r>
+        <w:t xml:space="preserve"> </w:t>
+      </w:r>
+      <w:proofErr w:type="spellStart"/>
+      <w:r>
+        <w:t>proyecto</w:t>
+      </w:r>
+      <w:proofErr w:type="spellEnd"/>
     </w:p>
     <w:p>
       <w:pPr>
         <w:pStyle w:val="Ttulo2"/>
       </w:pPr>
-      <w:r>
-        <w:t>Añadir un parámetro de entrenamiento</w:t>
-      </w:r>
+      <w:proofErr w:type="spellStart"/>
+      <w:r>
+        <w:t>Añadir</w:t>
+      </w:r>
+      <w:proofErr w:type="spellEnd"/>
+      <w:r>
+        <w:t xml:space="preserve"> un </w:t>
+      </w:r>
+      <w:proofErr w:type="spellStart"/>
+      <w:r>
+        <w:t>parámetro</w:t>
+      </w:r>
+      <w:proofErr w:type="spellEnd"/>
+      <w:r>
+        <w:t xml:space="preserve"> de </w:t>
+      </w:r>
+      <w:proofErr w:type="spellStart"/>
+      <w:r>
+        <w:t>entrenamiento</w:t>
+      </w:r>
+      <w:proofErr w:type="spellEnd"/>
     </w:p>
     <w:p>
       <w:pPr>
         <w:pStyle w:val="Listaconnmeros"/>
       </w:pPr>
-      <w:r>
-        <w:t xml:space="preserve">Añada y valide el campo en </w:t>
-      </w:r>
+      <w:proofErr w:type="spellStart"/>
+      <w:r>
+        <w:t>Añada</w:t>
+      </w:r>
+      <w:proofErr w:type="spellEnd"/>
+      <w:r>
+        <w:t xml:space="preserve"> y </w:t>
+      </w:r>
+      <w:proofErr w:type="spellStart"/>
+      <w:r>
+        <w:t>valide</w:t>
+      </w:r>
+      <w:proofErr w:type="spellEnd"/>
+      <w:r>
+        <w:t xml:space="preserve"> </w:t>
+      </w:r>
+      <w:proofErr w:type="spellStart"/>
+      <w:r>
+        <w:t>el</w:t>
+      </w:r>
+      <w:proofErr w:type="spellEnd"/>
+      <w:r>
+        <w:t xml:space="preserve"> campo </w:t>
+      </w:r>
+      <w:proofErr w:type="spellStart"/>
+      <w:r>
+        <w:t>en</w:t>
+      </w:r>
+      <w:proofErr w:type="spellEnd"/>
+      <w:r>
+        <w:t xml:space="preserve"> </w:t>
+      </w:r>
+      <w:proofErr w:type="spellStart"/>
       <w:r>
         <w:rPr>
           <w:rFonts w:ascii="Consolas" w:hAnsi="Consolas"/>
@@ -1006,6 +1551,7 @@
         </w:rPr>
         <w:t>TrainConfig</w:t>
       </w:r>
+      <w:proofErr w:type="spellEnd"/>
       <w:r>
         <w:t>.</w:t>
       </w:r>
@@ -1014,9 +1560,23 @@
       <w:pPr>
         <w:pStyle w:val="Listaconnmeros"/>
       </w:pPr>
-      <w:r>
-        <w:t xml:space="preserve">Úselo en </w:t>
-      </w:r>
+      <w:proofErr w:type="spellStart"/>
+      <w:r>
+        <w:t>Úselo</w:t>
+      </w:r>
+      <w:proofErr w:type="spellEnd"/>
+      <w:r>
+        <w:t xml:space="preserve"> </w:t>
+      </w:r>
+      <w:proofErr w:type="spellStart"/>
+      <w:r>
+        <w:t>en</w:t>
+      </w:r>
+      <w:proofErr w:type="spellEnd"/>
+      <w:r>
+        <w:t xml:space="preserve"> </w:t>
+      </w:r>
+      <w:proofErr w:type="spellStart"/>
       <w:r>
         <w:rPr>
           <w:rFonts w:ascii="Consolas" w:hAnsi="Consolas"/>
@@ -1025,9 +1585,11 @@
         </w:rPr>
         <w:t>build_model</w:t>
       </w:r>
+      <w:proofErr w:type="spellEnd"/>
       <w:r>
         <w:t xml:space="preserve"> o </w:t>
       </w:r>
+      <w:proofErr w:type="spellStart"/>
       <w:r>
         <w:rPr>
           <w:rFonts w:ascii="Consolas" w:hAnsi="Consolas"/>
@@ -1036,6 +1598,7 @@
         </w:rPr>
         <w:t>train_model</w:t>
       </w:r>
+      <w:proofErr w:type="spellEnd"/>
       <w:r>
         <w:t>.</w:t>
       </w:r>
@@ -1044,8 +1607,29 @@
       <w:pPr>
         <w:pStyle w:val="Listaconnmeros"/>
       </w:pPr>
-      <w:r>
-        <w:t xml:space="preserve">Añada el control en </w:t>
+      <w:proofErr w:type="spellStart"/>
+      <w:r>
+        <w:t>Añada</w:t>
+      </w:r>
+      <w:proofErr w:type="spellEnd"/>
+      <w:r>
+        <w:t xml:space="preserve"> </w:t>
+      </w:r>
+      <w:proofErr w:type="spellStart"/>
+      <w:r>
+        <w:t>el</w:t>
+      </w:r>
+      <w:proofErr w:type="spellEnd"/>
+      <w:r>
+        <w:t xml:space="preserve"> control </w:t>
+      </w:r>
+      <w:proofErr w:type="spellStart"/>
+      <w:r>
+        <w:t>en</w:t>
+      </w:r>
+      <w:proofErr w:type="spellEnd"/>
+      <w:r>
+        <w:t xml:space="preserve"> </w:t>
       </w:r>
       <w:r>
         <w:rPr>
@@ -1063,8 +1647,37 @@
       <w:pPr>
         <w:pStyle w:val="Listaconnmeros"/>
       </w:pPr>
-      <w:r>
-        <w:t xml:space="preserve">Inclúyalo en el objeto </w:t>
+      <w:proofErr w:type="spellStart"/>
+      <w:r>
+        <w:t>Inclúyalo</w:t>
+      </w:r>
+      <w:proofErr w:type="spellEnd"/>
+      <w:r>
+        <w:t xml:space="preserve"> </w:t>
+      </w:r>
+      <w:proofErr w:type="spellStart"/>
+      <w:r>
+        <w:t>en</w:t>
+      </w:r>
+      <w:proofErr w:type="spellEnd"/>
+      <w:r>
+        <w:t xml:space="preserve"> </w:t>
+      </w:r>
+      <w:proofErr w:type="spellStart"/>
+      <w:r>
+        <w:t>el</w:t>
+      </w:r>
+      <w:proofErr w:type="spellEnd"/>
+      <w:r>
+        <w:t xml:space="preserve"> </w:t>
+      </w:r>
+      <w:proofErr w:type="spellStart"/>
+      <w:r>
+        <w:t>objeto</w:t>
+      </w:r>
+      <w:proofErr w:type="spellEnd"/>
+      <w:r>
+        <w:t xml:space="preserve"> </w:t>
       </w:r>
       <w:r>
         <w:rPr>
@@ -1093,36 +1706,117 @@
       <w:pPr>
         <w:pStyle w:val="Listaconnmeros"/>
       </w:pPr>
-      <w:r>
-        <w:t>Documente el campo en README, manual y API.</w:t>
+      <w:proofErr w:type="spellStart"/>
+      <w:r>
+        <w:t>Documente</w:t>
+      </w:r>
+      <w:proofErr w:type="spellEnd"/>
+      <w:r>
+        <w:t xml:space="preserve"> </w:t>
+      </w:r>
+      <w:proofErr w:type="spellStart"/>
+      <w:r>
+        <w:t>el</w:t>
+      </w:r>
+      <w:proofErr w:type="spellEnd"/>
+      <w:r>
+        <w:t xml:space="preserve"> campo </w:t>
+      </w:r>
+      <w:proofErr w:type="spellStart"/>
+      <w:r>
+        <w:t>en</w:t>
+      </w:r>
+      <w:proofErr w:type="spellEnd"/>
+      <w:r>
+        <w:t xml:space="preserve"> README, manual y API.</w:t>
       </w:r>
     </w:p>
     <w:p>
       <w:pPr>
         <w:pStyle w:val="Listaconnmeros"/>
       </w:pPr>
-      <w:r>
-        <w:t>Pruebe el valor predeterminado, límites y error 422.</w:t>
+      <w:proofErr w:type="spellStart"/>
+      <w:r>
+        <w:t>Pruebe</w:t>
+      </w:r>
+      <w:proofErr w:type="spellEnd"/>
+      <w:r>
+        <w:t xml:space="preserve"> </w:t>
+      </w:r>
+      <w:proofErr w:type="spellStart"/>
+      <w:r>
+        <w:t>el</w:t>
+      </w:r>
+      <w:proofErr w:type="spellEnd"/>
+      <w:r>
+        <w:t xml:space="preserve"> valor </w:t>
+      </w:r>
+      <w:proofErr w:type="spellStart"/>
+      <w:r>
+        <w:t>predeterminado</w:t>
+      </w:r>
+      <w:proofErr w:type="spellEnd"/>
+      <w:r>
+        <w:t xml:space="preserve">, </w:t>
+      </w:r>
+      <w:proofErr w:type="spellStart"/>
+      <w:r>
+        <w:t>límites</w:t>
+      </w:r>
+      <w:proofErr w:type="spellEnd"/>
+      <w:r>
+        <w:t xml:space="preserve"> y error 422.</w:t>
       </w:r>
     </w:p>
     <w:p>
       <w:pPr>
         <w:pStyle w:val="Ttulo2"/>
       </w:pPr>
+      <w:proofErr w:type="spellStart"/>
       <w:r>
         <w:lastRenderedPageBreak/>
-        <w:t xml:space="preserve">Añadir </w:t>
-      </w:r>
-      <w:r>
-        <w:t>un endpoint</w:t>
+        <w:t>Añadir</w:t>
+      </w:r>
+      <w:proofErr w:type="spellEnd"/>
+      <w:r>
+        <w:t xml:space="preserve"> un endpoint</w:t>
       </w:r>
     </w:p>
     <w:p>
       <w:pPr>
         <w:pStyle w:val="Listaconnmeros"/>
       </w:pPr>
-      <w:r>
-        <w:t xml:space="preserve">Defina ruta y esquema en </w:t>
+      <w:proofErr w:type="spellStart"/>
+      <w:r>
+        <w:t>Defina</w:t>
+      </w:r>
+      <w:proofErr w:type="spellEnd"/>
+      <w:r>
+        <w:t xml:space="preserve"> </w:t>
+      </w:r>
+      <w:proofErr w:type="spellStart"/>
+      <w:r>
+        <w:t>ruta</w:t>
+      </w:r>
+      <w:proofErr w:type="spellEnd"/>
+      <w:r>
+        <w:t xml:space="preserve"> y </w:t>
+      </w:r>
+      <w:proofErr w:type="spellStart"/>
+      <w:r>
+        <w:t>esquema</w:t>
+      </w:r>
+      <w:proofErr w:type="spellEnd"/>
+      <w:r>
+        <w:t xml:space="preserve"> </w:t>
+      </w:r>
+      <w:proofErr w:type="spellStart"/>
+      <w:r>
+        <w:t>en</w:t>
+      </w:r>
+      <w:proofErr w:type="spellEnd"/>
+      <w:r>
+        <w:t xml:space="preserve"> </w:t>
       </w:r>
       <w:r>
         <w:rPr>
@@ -1140,8 +1834,61 @@
       <w:pPr>
         <w:pStyle w:val="Listaconnmeros"/>
       </w:pPr>
-      <w:r>
-        <w:t>Mantenga separada la lógica compleja en otro módulo.</w:t>
+      <w:proofErr w:type="spellStart"/>
+      <w:r>
+        <w:t>Mantenga</w:t>
+      </w:r>
+      <w:proofErr w:type="spellEnd"/>
+      <w:r>
+        <w:t xml:space="preserve"> </w:t>
+      </w:r>
+      <w:proofErr w:type="spellStart"/>
+      <w:r>
+        <w:t>separada</w:t>
+      </w:r>
+      <w:proofErr w:type="spellEnd"/>
+      <w:r>
+        <w:t xml:space="preserve"> la </w:t>
+      </w:r>
+      <w:proofErr w:type="spellStart"/>
+      <w:r>
+        <w:t>lógica</w:t>
+      </w:r>
+      <w:proofErr w:type="spellEnd"/>
+      <w:r>
+        <w:t xml:space="preserve"> </w:t>
+      </w:r>
+      <w:proofErr w:type="spellStart"/>
+      <w:r>
+        <w:t>compleja</w:t>
+      </w:r>
+      <w:proofErr w:type="spellEnd"/>
+      <w:r>
+        <w:t xml:space="preserve"> </w:t>
+      </w:r>
+      <w:proofErr w:type="spellStart"/>
+      <w:r>
+        <w:t>en</w:t>
+      </w:r>
+      <w:proofErr w:type="spellEnd"/>
+      <w:r>
+        <w:t xml:space="preserve"> </w:t>
+      </w:r>
+      <w:proofErr w:type="spellStart"/>
+      <w:r>
+        <w:t>otro</w:t>
+      </w:r>
+      <w:proofErr w:type="spellEnd"/>
+      <w:r>
+        <w:t xml:space="preserve"> </w:t>
+      </w:r>
+      <w:proofErr w:type="spellStart"/>
+      <w:r>
+        <w:t>módulo</w:t>
+      </w:r>
+      <w:proofErr w:type="spellEnd"/>
+      <w:r>
+        <w:t>.</w:t>
       </w:r>
     </w:p>
     <w:p>
@@ -1149,15 +1896,60 @@
         <w:pStyle w:val="Listaconnmeros"/>
       </w:pPr>
       <w:r>
-        <w:t>Use códigos HTTP coherentes y respuestas JSON estables.</w:t>
+        <w:t xml:space="preserve">Use </w:t>
+      </w:r>
+      <w:proofErr w:type="spellStart"/>
+      <w:r>
+        <w:t>códigos</w:t>
+      </w:r>
+      <w:proofErr w:type="spellEnd"/>
+      <w:r>
+        <w:t xml:space="preserve"> HTTP </w:t>
+      </w:r>
+      <w:proofErr w:type="spellStart"/>
+      <w:r>
+        <w:t>coherentes</w:t>
+      </w:r>
+      <w:proofErr w:type="spellEnd"/>
+      <w:r>
+        <w:t xml:space="preserve"> y </w:t>
+      </w:r>
+      <w:proofErr w:type="spellStart"/>
+      <w:r>
+        <w:t>respuestas</w:t>
+      </w:r>
+      <w:proofErr w:type="spellEnd"/>
+      <w:r>
+        <w:t xml:space="preserve"> JSON </w:t>
+      </w:r>
+      <w:proofErr w:type="spellStart"/>
+      <w:r>
+        <w:t>estables</w:t>
+      </w:r>
+      <w:proofErr w:type="spellEnd"/>
+      <w:r>
+        <w:t>.</w:t>
       </w:r>
     </w:p>
     <w:p>
       <w:pPr>
         <w:pStyle w:val="Listaconnmeros"/>
       </w:pPr>
-      <w:r>
-        <w:t xml:space="preserve">Compruebe automáticamente </w:t>
+      <w:proofErr w:type="spellStart"/>
+      <w:r>
+        <w:t>Compruebe</w:t>
+      </w:r>
+      <w:proofErr w:type="spellEnd"/>
+      <w:r>
+        <w:t xml:space="preserve"> </w:t>
+      </w:r>
+      <w:proofErr w:type="spellStart"/>
+      <w:r>
+        <w:t>automáticamente</w:t>
+      </w:r>
+      <w:proofErr w:type="spellEnd"/>
+      <w:r>
+        <w:t xml:space="preserve"> </w:t>
       </w:r>
       <w:r>
         <w:rPr>
@@ -1175,8 +1967,21 @@
       <w:pPr>
         <w:pStyle w:val="Listaconnmeros"/>
       </w:pPr>
-      <w:r>
-        <w:t xml:space="preserve">Añada ejemplos a </w:t>
+      <w:proofErr w:type="spellStart"/>
+      <w:r>
+        <w:t>Añada</w:t>
+      </w:r>
+      <w:proofErr w:type="spellEnd"/>
+      <w:r>
+        <w:t xml:space="preserve"> </w:t>
+      </w:r>
+      <w:proofErr w:type="spellStart"/>
+      <w:r>
+        <w:t>ejemplos</w:t>
+      </w:r>
+      <w:proofErr w:type="spellEnd"/>
+      <w:r>
+        <w:t xml:space="preserve"> a </w:t>
       </w:r>
       <w:r>
         <w:rPr>
@@ -1194,17 +1999,36 @@
       <w:pPr>
         <w:pStyle w:val="Ttulo2"/>
       </w:pPr>
-      <w:r>
-        <w:t>Cambiar las clases</w:t>
-      </w:r>
+      <w:proofErr w:type="spellStart"/>
+      <w:r>
+        <w:t>Cambiar</w:t>
+      </w:r>
+      <w:proofErr w:type="spellEnd"/>
+      <w:r>
+        <w:t xml:space="preserve"> las </w:t>
+      </w:r>
+      <w:proofErr w:type="spellStart"/>
+      <w:r>
+        <w:t>clases</w:t>
+      </w:r>
+      <w:proofErr w:type="spellEnd"/>
     </w:p>
     <w:p>
       <w:pPr>
         <w:jc w:val="both"/>
       </w:pPr>
       <w:r>
-        <w:t xml:space="preserve">No basta con editar </w:t>
-      </w:r>
+        <w:t xml:space="preserve">No basta con </w:t>
+      </w:r>
+      <w:proofErr w:type="spellStart"/>
+      <w:r>
+        <w:t>editar</w:t>
+      </w:r>
+      <w:proofErr w:type="spellEnd"/>
+      <w:r>
+        <w:t xml:space="preserve"> </w:t>
+      </w:r>
+      <w:proofErr w:type="spellStart"/>
       <w:r>
         <w:rPr>
           <w:rFonts w:ascii="Consolas" w:hAnsi="Consolas"/>
@@ -1213,8 +2037,33 @@
         </w:rPr>
         <w:t>labels.json</w:t>
       </w:r>
-      <w:r>
-        <w:t xml:space="preserve">. También debe adaptar el dataset, </w:t>
+      <w:proofErr w:type="spellEnd"/>
+      <w:r>
+        <w:t xml:space="preserve">. </w:t>
+      </w:r>
+      <w:proofErr w:type="spellStart"/>
+      <w:r>
+        <w:t>También</w:t>
+      </w:r>
+      <w:proofErr w:type="spellEnd"/>
+      <w:r>
+        <w:t xml:space="preserve"> debe </w:t>
+      </w:r>
+      <w:proofErr w:type="spellStart"/>
+      <w:r>
+        <w:t>adaptar</w:t>
+      </w:r>
+      <w:proofErr w:type="spellEnd"/>
+      <w:r>
+        <w:t xml:space="preserve"> </w:t>
+      </w:r>
+      <w:proofErr w:type="spellStart"/>
+      <w:r>
+        <w:t>el</w:t>
+      </w:r>
+      <w:proofErr w:type="spellEnd"/>
+      <w:r>
+        <w:t xml:space="preserve"> dataset, </w:t>
       </w:r>
       <w:r>
         <w:rPr>
@@ -1225,7 +2074,103 @@
         <w:t>NUM_CLASSES</w:t>
       </w:r>
       <w:r>
-        <w:t>, la salida de la red y volver a entrenar. Un orden incorrecto produce nombres de clase erróneos aunque el modelo funcione.</w:t>
+        <w:t xml:space="preserve">, la </w:t>
+      </w:r>
+      <w:proofErr w:type="spellStart"/>
+      <w:r>
+        <w:t>salida</w:t>
+      </w:r>
+      <w:proofErr w:type="spellEnd"/>
+      <w:r>
+        <w:t xml:space="preserve"> de la red y </w:t>
+      </w:r>
+      <w:proofErr w:type="spellStart"/>
+      <w:r>
+        <w:t>volver</w:t>
+      </w:r>
+      <w:proofErr w:type="spellEnd"/>
+      <w:r>
+        <w:t xml:space="preserve"> a </w:t>
+      </w:r>
+      <w:proofErr w:type="spellStart"/>
+      <w:r>
+        <w:t>entrenar</w:t>
+      </w:r>
+      <w:proofErr w:type="spellEnd"/>
+      <w:r>
+        <w:t xml:space="preserve">. Un </w:t>
+      </w:r>
+      <w:proofErr w:type="spellStart"/>
+      <w:r>
+        <w:t>orden</w:t>
+      </w:r>
+      <w:proofErr w:type="spellEnd"/>
+      <w:r>
+        <w:t xml:space="preserve"> </w:t>
+      </w:r>
+      <w:proofErr w:type="spellStart"/>
+      <w:r>
+        <w:t>incorrecto</w:t>
+      </w:r>
+      <w:proofErr w:type="spellEnd"/>
+      <w:r>
+        <w:t xml:space="preserve"> produce </w:t>
+      </w:r>
+      <w:proofErr w:type="spellStart"/>
+      <w:r>
+        <w:t>nombres</w:t>
+      </w:r>
+      <w:proofErr w:type="spellEnd"/>
+      <w:r>
+        <w:t xml:space="preserve"> de </w:t>
+      </w:r>
+      <w:proofErr w:type="spellStart"/>
+      <w:r>
+        <w:t>clase</w:t>
+      </w:r>
+      <w:proofErr w:type="spellEnd"/>
+      <w:r>
+        <w:t xml:space="preserve"> </w:t>
+      </w:r>
+      <w:proofErr w:type="spellStart"/>
+      <w:r>
+        <w:t>erróneos</w:t>
+      </w:r>
+      <w:proofErr w:type="spellEnd"/>
+      <w:r>
+        <w:t xml:space="preserve"> </w:t>
+      </w:r>
+      <w:proofErr w:type="spellStart"/>
+      <w:r>
+        <w:t>aunque</w:t>
+      </w:r>
+      <w:proofErr w:type="spellEnd"/>
+      <w:r>
+        <w:t xml:space="preserve"> </w:t>
+      </w:r>
+      <w:proofErr w:type="spellStart"/>
+      <w:r>
+        <w:t>el</w:t>
+      </w:r>
+      <w:proofErr w:type="spellEnd"/>
+      <w:r>
+        <w:t xml:space="preserve"> </w:t>
+      </w:r>
+      <w:proofErr w:type="spellStart"/>
+      <w:r>
+        <w:t>modelo</w:t>
+      </w:r>
+      <w:proofErr w:type="spellEnd"/>
+      <w:r>
+        <w:t xml:space="preserve"> </w:t>
+      </w:r>
+      <w:proofErr w:type="spellStart"/>
+      <w:r>
+        <w:t>funcione</w:t>
+      </w:r>
+      <w:proofErr w:type="spellEnd"/>
+      <w:r>
+        <w:t>.</w:t>
       </w:r>
     </w:p>
     <w:p>
@@ -1233,26 +2178,97 @@
         <w:pStyle w:val="Ttulo1"/>
       </w:pPr>
       <w:r>
-        <w:t>5. Estilo y prácticas</w:t>
-      </w:r>
+        <w:t xml:space="preserve">5. </w:t>
+      </w:r>
+      <w:proofErr w:type="spellStart"/>
+      <w:r>
+        <w:t>Estilo</w:t>
+      </w:r>
+      <w:proofErr w:type="spellEnd"/>
+      <w:r>
+        <w:t xml:space="preserve"> y </w:t>
+      </w:r>
+      <w:proofErr w:type="spellStart"/>
+      <w:r>
+        <w:t>prácticas</w:t>
+      </w:r>
+      <w:proofErr w:type="spellEnd"/>
     </w:p>
     <w:p>
       <w:pPr>
         <w:pStyle w:val="Listaconvietas"/>
       </w:pPr>
       <w:r>
-        <w:t>Use nombres descriptivos y docstr</w:t>
-      </w:r>
-      <w:r>
-        <w:t>ings en funciones públicas.</w:t>
+        <w:t xml:space="preserve">Use </w:t>
+      </w:r>
+      <w:proofErr w:type="spellStart"/>
+      <w:r>
+        <w:t>nombres</w:t>
+      </w:r>
+      <w:proofErr w:type="spellEnd"/>
+      <w:r>
+        <w:t xml:space="preserve"> </w:t>
+      </w:r>
+      <w:proofErr w:type="spellStart"/>
+      <w:r>
+        <w:t>descriptivos</w:t>
+      </w:r>
+      <w:proofErr w:type="spellEnd"/>
+      <w:r>
+        <w:t xml:space="preserve"> y docstrings </w:t>
+      </w:r>
+      <w:proofErr w:type="spellStart"/>
+      <w:r>
+        <w:t>en</w:t>
+      </w:r>
+      <w:proofErr w:type="spellEnd"/>
+      <w:r>
+        <w:t xml:space="preserve"> </w:t>
+      </w:r>
+      <w:proofErr w:type="spellStart"/>
+      <w:r>
+        <w:t>funciones</w:t>
+      </w:r>
+      <w:proofErr w:type="spellEnd"/>
+      <w:r>
+        <w:t xml:space="preserve"> </w:t>
+      </w:r>
+      <w:proofErr w:type="spellStart"/>
+      <w:r>
+        <w:t>públicas</w:t>
+      </w:r>
+      <w:proofErr w:type="spellEnd"/>
+      <w:r>
+        <w:t>.</w:t>
       </w:r>
     </w:p>
     <w:p>
       <w:pPr>
         <w:pStyle w:val="Listaconvietas"/>
       </w:pPr>
-      <w:r>
-        <w:t>Centralice constantes y rutas.</w:t>
+      <w:proofErr w:type="spellStart"/>
+      <w:r>
+        <w:t>Centralice</w:t>
+      </w:r>
+      <w:proofErr w:type="spellEnd"/>
+      <w:r>
+        <w:t xml:space="preserve"> </w:t>
+      </w:r>
+      <w:proofErr w:type="spellStart"/>
+      <w:r>
+        <w:t>constantes</w:t>
+      </w:r>
+      <w:proofErr w:type="spellEnd"/>
+      <w:r>
+        <w:t xml:space="preserve"> y </w:t>
+      </w:r>
+      <w:proofErr w:type="spellStart"/>
+      <w:r>
+        <w:t>rutas</w:t>
+      </w:r>
+      <w:proofErr w:type="spellEnd"/>
+      <w:r>
+        <w:t>.</w:t>
       </w:r>
     </w:p>
     <w:p>
@@ -1260,7 +2276,31 @@
         <w:pStyle w:val="Listaconvietas"/>
       </w:pPr>
       <w:r>
-        <w:t>No mezcle procesamiento del modelo con endpoints.</w:t>
+        <w:t xml:space="preserve">No </w:t>
+      </w:r>
+      <w:proofErr w:type="spellStart"/>
+      <w:r>
+        <w:t>mezcle</w:t>
+      </w:r>
+      <w:proofErr w:type="spellEnd"/>
+      <w:r>
+        <w:t xml:space="preserve"> </w:t>
+      </w:r>
+      <w:proofErr w:type="spellStart"/>
+      <w:r>
+        <w:t>procesamiento</w:t>
+      </w:r>
+      <w:proofErr w:type="spellEnd"/>
+      <w:r>
+        <w:t xml:space="preserve"> del </w:t>
+      </w:r>
+      <w:proofErr w:type="spellStart"/>
+      <w:r>
+        <w:t>modelo</w:t>
+      </w:r>
+      <w:proofErr w:type="spellEnd"/>
+      <w:r>
+        <w:t xml:space="preserve"> con endpoints.</w:t>
       </w:r>
     </w:p>
     <w:p>
@@ -1268,7 +2308,39 @@
         <w:pStyle w:val="Listaconvietas"/>
       </w:pPr>
       <w:r>
-        <w:t>Capture excepciones específicas cuando sea posible.</w:t>
+        <w:t xml:space="preserve">Capture </w:t>
+      </w:r>
+      <w:proofErr w:type="spellStart"/>
+      <w:r>
+        <w:t>excepciones</w:t>
+      </w:r>
+      <w:proofErr w:type="spellEnd"/>
+      <w:r>
+        <w:t xml:space="preserve"> </w:t>
+      </w:r>
+      <w:proofErr w:type="spellStart"/>
+      <w:r>
+        <w:t>específicas</w:t>
+      </w:r>
+      <w:proofErr w:type="spellEnd"/>
+      <w:r>
+        <w:t xml:space="preserve"> </w:t>
+      </w:r>
+      <w:proofErr w:type="spellStart"/>
+      <w:r>
+        <w:t>cuando</w:t>
+      </w:r>
+      <w:proofErr w:type="spellEnd"/>
+      <w:r>
+        <w:t xml:space="preserve"> sea </w:t>
+      </w:r>
+      <w:proofErr w:type="spellStart"/>
+      <w:r>
+        <w:t>posible</w:t>
+      </w:r>
+      <w:proofErr w:type="spellEnd"/>
+      <w:r>
+        <w:t>.</w:t>
       </w:r>
     </w:p>
     <w:p>
@@ -1276,26 +2348,177 @@
         <w:pStyle w:val="Listaconvietas"/>
       </w:pPr>
       <w:r>
-        <w:t>Evite introducir rutas absolutas o valores secretos.</w:t>
+        <w:t xml:space="preserve">Evite </w:t>
+      </w:r>
+      <w:proofErr w:type="spellStart"/>
+      <w:r>
+        <w:t>introducir</w:t>
+      </w:r>
+      <w:proofErr w:type="spellEnd"/>
+      <w:r>
+        <w:t xml:space="preserve"> </w:t>
+      </w:r>
+      <w:proofErr w:type="spellStart"/>
+      <w:r>
+        <w:t>rutas</w:t>
+      </w:r>
+      <w:proofErr w:type="spellEnd"/>
+      <w:r>
+        <w:t xml:space="preserve"> </w:t>
+      </w:r>
+      <w:proofErr w:type="spellStart"/>
+      <w:r>
+        <w:t>absolutas</w:t>
+      </w:r>
+      <w:proofErr w:type="spellEnd"/>
+      <w:r>
+        <w:t xml:space="preserve"> o </w:t>
+      </w:r>
+      <w:proofErr w:type="spellStart"/>
+      <w:r>
+        <w:t>valores</w:t>
+      </w:r>
+      <w:proofErr w:type="spellEnd"/>
+      <w:r>
+        <w:t xml:space="preserve"> </w:t>
+      </w:r>
+      <w:proofErr w:type="spellStart"/>
+      <w:r>
+        <w:t>secretos</w:t>
+      </w:r>
+      <w:proofErr w:type="spellEnd"/>
+      <w:r>
+        <w:t>.</w:t>
       </w:r>
     </w:p>
     <w:p>
       <w:pPr>
         <w:pStyle w:val="Listaconvietas"/>
       </w:pPr>
-      <w:r>
-        <w:t>Mantenga las unidades claras: accuracy del</w:t>
-      </w:r>
-      <w:r>
-        <w:t xml:space="preserve"> historial está entre 0 y 1; confianza de predicción está entre 0 y 100.</w:t>
+      <w:proofErr w:type="spellStart"/>
+      <w:r>
+        <w:t>Mantenga</w:t>
+      </w:r>
+      <w:proofErr w:type="spellEnd"/>
+      <w:r>
+        <w:t xml:space="preserve"> las </w:t>
+      </w:r>
+      <w:proofErr w:type="spellStart"/>
+      <w:r>
+        <w:t>unidades</w:t>
+      </w:r>
+      <w:proofErr w:type="spellEnd"/>
+      <w:r>
+        <w:t xml:space="preserve"> </w:t>
+      </w:r>
+      <w:proofErr w:type="spellStart"/>
+      <w:r>
+        <w:t>claras</w:t>
+      </w:r>
+      <w:proofErr w:type="spellEnd"/>
+      <w:r>
+        <w:t xml:space="preserve">: accuracy del </w:t>
+      </w:r>
+      <w:proofErr w:type="spellStart"/>
+      <w:r>
+        <w:t>historial</w:t>
+      </w:r>
+      <w:proofErr w:type="spellEnd"/>
+      <w:r>
+        <w:t xml:space="preserve"> </w:t>
+      </w:r>
+      <w:proofErr w:type="spellStart"/>
+      <w:r>
+        <w:t>está</w:t>
+      </w:r>
+      <w:proofErr w:type="spellEnd"/>
+      <w:r>
+        <w:t xml:space="preserve"> entre 0 y 1; </w:t>
+      </w:r>
+      <w:proofErr w:type="spellStart"/>
+      <w:r>
+        <w:t>confianza</w:t>
+      </w:r>
+      <w:proofErr w:type="spellEnd"/>
+      <w:r>
+        <w:t xml:space="preserve"> de </w:t>
+      </w:r>
+      <w:proofErr w:type="spellStart"/>
+      <w:r>
+        <w:t>predicción</w:t>
+      </w:r>
+      <w:proofErr w:type="spellEnd"/>
+      <w:r>
+        <w:t xml:space="preserve"> </w:t>
+      </w:r>
+      <w:proofErr w:type="spellStart"/>
+      <w:r>
+        <w:t>está</w:t>
+      </w:r>
+      <w:proofErr w:type="spellEnd"/>
+      <w:r>
+        <w:t xml:space="preserve"> entre 0 y 100.</w:t>
       </w:r>
     </w:p>
     <w:p>
       <w:pPr>
         <w:pStyle w:val="Listaconvietas"/>
       </w:pPr>
-      <w:r>
-        <w:t>Actualice documentación y pruebas en el mismo cambio.</w:t>
+      <w:proofErr w:type="spellStart"/>
+      <w:r>
+        <w:t>Actualice</w:t>
+      </w:r>
+      <w:proofErr w:type="spellEnd"/>
+      <w:r>
+        <w:t xml:space="preserve"> </w:t>
+      </w:r>
+      <w:proofErr w:type="spellStart"/>
+      <w:r>
+        <w:t>documentación</w:t>
+      </w:r>
+      <w:proofErr w:type="spellEnd"/>
+      <w:r>
+        <w:t xml:space="preserve"> y </w:t>
+      </w:r>
+      <w:proofErr w:type="spellStart"/>
+      <w:r>
+        <w:t>pruebas</w:t>
+      </w:r>
+      <w:proofErr w:type="spellEnd"/>
+      <w:r>
+        <w:t xml:space="preserve"> </w:t>
+      </w:r>
+      <w:proofErr w:type="spellStart"/>
+      <w:r>
+        <w:t>en</w:t>
+      </w:r>
+      <w:proofErr w:type="spellEnd"/>
+      <w:r>
+        <w:t xml:space="preserve"> </w:t>
+      </w:r>
+      <w:proofErr w:type="spellStart"/>
+      <w:r>
+        <w:t>el</w:t>
+      </w:r>
+      <w:proofErr w:type="spellEnd"/>
+      <w:r>
+        <w:t xml:space="preserve"> </w:t>
+      </w:r>
+      <w:proofErr w:type="spellStart"/>
+      <w:r>
+        <w:t>mismo</w:t>
+      </w:r>
+      <w:proofErr w:type="spellEnd"/>
+      <w:r>
+        <w:t xml:space="preserve"> </w:t>
+      </w:r>
+      <w:proofErr w:type="spellStart"/>
+      <w:r>
+        <w:t>cambio</w:t>
+      </w:r>
+      <w:proofErr w:type="spellEnd"/>
+      <w:r>
+        <w:t>.</w:t>
       </w:r>
     </w:p>
     <w:p>
@@ -1303,16 +2526,39 @@
         <w:pStyle w:val="Ttulo1"/>
       </w:pPr>
       <w:r>
-        <w:t>6. Pruebas sugeridas</w:t>
-      </w:r>
+        <w:t xml:space="preserve">6. </w:t>
+      </w:r>
+      <w:proofErr w:type="spellStart"/>
+      <w:r>
+        <w:t>Pruebas</w:t>
+      </w:r>
+      <w:proofErr w:type="spellEnd"/>
+      <w:r>
+        <w:t xml:space="preserve"> </w:t>
+      </w:r>
+      <w:proofErr w:type="spellStart"/>
+      <w:r>
+        <w:t>sugeridas</w:t>
+      </w:r>
+      <w:proofErr w:type="spellEnd"/>
     </w:p>
     <w:p>
       <w:pPr>
         <w:pStyle w:val="Ttulo2"/>
       </w:pPr>
-      <w:r>
-        <w:t>Comprobación sintáctica</w:t>
-      </w:r>
+      <w:proofErr w:type="spellStart"/>
+      <w:r>
+        <w:t>Comprobación</w:t>
+      </w:r>
+      <w:proofErr w:type="spellEnd"/>
+      <w:r>
+        <w:t xml:space="preserve"> </w:t>
+      </w:r>
+      <w:proofErr w:type="spellStart"/>
+      <w:r>
+        <w:t>sintáctica</w:t>
+      </w:r>
+      <w:proofErr w:type="spellEnd"/>
     </w:p>
     <w:p>
       <w:pPr>
@@ -1325,16 +2571,42 @@
           <w:rFonts w:ascii="Consolas" w:hAnsi="Consolas"/>
           <w:sz w:val="17"/>
         </w:rPr>
-        <w:t>python -m compileall backend</w:t>
+        <w:t xml:space="preserve">python -m </w:t>
+      </w:r>
+      <w:proofErr w:type="spellStart"/>
+      <w:r>
+        <w:rPr>
+          <w:rFonts w:ascii="Consolas" w:hAnsi="Consolas"/>
+          <w:sz w:val="17"/>
+        </w:rPr>
+        <w:t>compileall</w:t>
+      </w:r>
+      <w:proofErr w:type="spellEnd"/>
+      <w:r>
+        <w:rPr>
+          <w:rFonts w:ascii="Consolas" w:hAnsi="Consolas"/>
+          <w:sz w:val="17"/>
+        </w:rPr>
+        <w:t xml:space="preserve"> backend</w:t>
       </w:r>
     </w:p>
     <w:p>
       <w:pPr>
         <w:pStyle w:val="Ttulo2"/>
       </w:pPr>
-      <w:r>
-        <w:t>Importación de la aplicación</w:t>
-      </w:r>
+      <w:proofErr w:type="spellStart"/>
+      <w:r>
+        <w:t>Importación</w:t>
+      </w:r>
+      <w:proofErr w:type="spellEnd"/>
+      <w:r>
+        <w:t xml:space="preserve"> de la </w:t>
+      </w:r>
+      <w:proofErr w:type="spellStart"/>
+      <w:r>
+        <w:t>aplicación</w:t>
+      </w:r>
+      <w:proofErr w:type="spellEnd"/>
     </w:p>
     <w:p>
       <w:pPr>
@@ -1349,12 +2621,37 @@
         </w:rPr>
         <w:t xml:space="preserve">python -c "from </w:t>
       </w:r>
+      <w:proofErr w:type="spellStart"/>
       <w:r>
         <w:rPr>
           <w:rFonts w:ascii="Consolas" w:hAnsi="Consolas"/>
           <w:sz w:val="17"/>
         </w:rPr>
-        <w:t>backend.main import app; print(app.title)"</w:t>
+        <w:t>backend.main</w:t>
+      </w:r>
+      <w:proofErr w:type="spellEnd"/>
+      <w:r>
+        <w:rPr>
+          <w:rFonts w:ascii="Consolas" w:hAnsi="Consolas"/>
+          <w:sz w:val="17"/>
+        </w:rPr>
+        <w:t xml:space="preserve"> import app; print(</w:t>
+      </w:r>
+      <w:proofErr w:type="spellStart"/>
+      <w:r>
+        <w:rPr>
+          <w:rFonts w:ascii="Consolas" w:hAnsi="Consolas"/>
+          <w:sz w:val="17"/>
+        </w:rPr>
+        <w:t>app.title</w:t>
+      </w:r>
+      <w:proofErr w:type="spellEnd"/>
+      <w:r>
+        <w:rPr>
+          <w:rFonts w:ascii="Consolas" w:hAnsi="Consolas"/>
+          <w:sz w:val="17"/>
+        </w:rPr>
+        <w:t>)"</w:t>
       </w:r>
     </w:p>
     <w:p>
@@ -1362,7 +2659,15 @@
         <w:pStyle w:val="Ttulo2"/>
       </w:pPr>
       <w:r>
-        <w:t>Casos mínimos de API</w:t>
+        <w:t xml:space="preserve">Casos </w:t>
+      </w:r>
+      <w:proofErr w:type="spellStart"/>
+      <w:r>
+        <w:t>mínimos</w:t>
+      </w:r>
+      <w:proofErr w:type="spellEnd"/>
+      <w:r>
+        <w:t xml:space="preserve"> de API</w:t>
       </w:r>
     </w:p>
     <w:p>
@@ -1378,7 +2683,15 @@
         <w:t>GET /health</w:t>
       </w:r>
       <w:r>
-        <w:t xml:space="preserve"> devuelve 200.</w:t>
+        <w:t xml:space="preserve"> </w:t>
+      </w:r>
+      <w:proofErr w:type="spellStart"/>
+      <w:r>
+        <w:t>devuelve</w:t>
+      </w:r>
+      <w:proofErr w:type="spellEnd"/>
+      <w:r>
+        <w:t xml:space="preserve"> 200.</w:t>
       </w:r>
     </w:p>
     <w:p>
@@ -1394,7 +2707,55 @@
         <w:t>POST /config</w:t>
       </w:r>
       <w:r>
-        <w:t xml:space="preserve"> acepta límites válidos y rechaza valores inválidos.</w:t>
+        <w:t xml:space="preserve"> </w:t>
+      </w:r>
+      <w:proofErr w:type="spellStart"/>
+      <w:r>
+        <w:t>acepta</w:t>
+      </w:r>
+      <w:proofErr w:type="spellEnd"/>
+      <w:r>
+        <w:t xml:space="preserve"> </w:t>
+      </w:r>
+      <w:proofErr w:type="spellStart"/>
+      <w:r>
+        <w:t>límites</w:t>
+      </w:r>
+      <w:proofErr w:type="spellEnd"/>
+      <w:r>
+        <w:t xml:space="preserve"> </w:t>
+      </w:r>
+      <w:proofErr w:type="spellStart"/>
+      <w:r>
+        <w:t>válidos</w:t>
+      </w:r>
+      <w:proofErr w:type="spellEnd"/>
+      <w:r>
+        <w:t xml:space="preserve"> y </w:t>
+      </w:r>
+      <w:proofErr w:type="spellStart"/>
+      <w:r>
+        <w:t>rechaza</w:t>
+      </w:r>
+      <w:proofErr w:type="spellEnd"/>
+      <w:r>
+        <w:t xml:space="preserve"> </w:t>
+      </w:r>
+      <w:proofErr w:type="spellStart"/>
+      <w:r>
+        <w:t>valores</w:t>
+      </w:r>
+      <w:proofErr w:type="spellEnd"/>
+      <w:r>
+        <w:t xml:space="preserve"> </w:t>
+      </w:r>
+      <w:proofErr w:type="spellStart"/>
+      <w:r>
+        <w:t>inválidos</w:t>
+      </w:r>
+      <w:proofErr w:type="spellEnd"/>
+      <w:r>
+        <w:t>.</w:t>
       </w:r>
     </w:p>
     <w:p>
@@ -1410,7 +2771,39 @@
         <w:t>GET /metrics</w:t>
       </w:r>
       <w:r>
-        <w:t xml:space="preserve"> devuelve listas del mismo tamaño.</w:t>
+        <w:t xml:space="preserve"> </w:t>
+      </w:r>
+      <w:proofErr w:type="spellStart"/>
+      <w:r>
+        <w:t>devuelve</w:t>
+      </w:r>
+      <w:proofErr w:type="spellEnd"/>
+      <w:r>
+        <w:t xml:space="preserve"> </w:t>
+      </w:r>
+      <w:proofErr w:type="spellStart"/>
+      <w:r>
+        <w:t>listas</w:t>
+      </w:r>
+      <w:proofErr w:type="spellEnd"/>
+      <w:r>
+        <w:t xml:space="preserve"> del </w:t>
+      </w:r>
+      <w:proofErr w:type="spellStart"/>
+      <w:r>
+        <w:t>mismo</w:t>
+      </w:r>
+      <w:proofErr w:type="spellEnd"/>
+      <w:r>
+        <w:t xml:space="preserve"> </w:t>
+      </w:r>
+      <w:proofErr w:type="spellStart"/>
+      <w:r>
+        <w:t>tamaño</w:t>
+      </w:r>
+      <w:proofErr w:type="spellEnd"/>
+      <w:r>
+        <w:t>.</w:t>
       </w:r>
     </w:p>
     <w:p>
@@ -1426,7 +2819,23 @@
         <w:t>POST /predict</w:t>
       </w:r>
       <w:r>
-        <w:t xml:space="preserve"> devuelve 400 sin modelo.</w:t>
+        <w:t xml:space="preserve"> </w:t>
+      </w:r>
+      <w:proofErr w:type="spellStart"/>
+      <w:r>
+        <w:t>devuelve</w:t>
+      </w:r>
+      <w:proofErr w:type="spellEnd"/>
+      <w:r>
+        <w:t xml:space="preserve"> 400 sin </w:t>
+      </w:r>
+      <w:proofErr w:type="spellStart"/>
+      <w:r>
+        <w:t>modelo</w:t>
+      </w:r>
+      <w:proofErr w:type="spellEnd"/>
+      <w:r>
+        <w:t>.</w:t>
       </w:r>
     </w:p>
     <w:p>
@@ -1434,10 +2843,47 @@
         <w:pStyle w:val="Listaconvietas"/>
       </w:pPr>
       <w:r>
-        <w:t>Con modelo, pro</w:t>
-      </w:r>
-      <w:r>
-        <w:t>babilidades contiene diez clases.</w:t>
+        <w:t xml:space="preserve">Con </w:t>
+      </w:r>
+      <w:proofErr w:type="spellStart"/>
+      <w:r>
+        <w:t>modelo</w:t>
+      </w:r>
+      <w:proofErr w:type="spellEnd"/>
+      <w:r>
+        <w:t xml:space="preserve">, </w:t>
+      </w:r>
+      <w:proofErr w:type="spellStart"/>
+      <w:r>
+        <w:t>probabilidades</w:t>
+      </w:r>
+      <w:proofErr w:type="spellEnd"/>
+      <w:r>
+        <w:t xml:space="preserve"> </w:t>
+      </w:r>
+      <w:proofErr w:type="spellStart"/>
+      <w:r>
+        <w:t>contiene</w:t>
+      </w:r>
+      <w:proofErr w:type="spellEnd"/>
+      <w:r>
+        <w:t xml:space="preserve"> </w:t>
+      </w:r>
+      <w:proofErr w:type="spellStart"/>
+      <w:r>
+        <w:t>diez</w:t>
+      </w:r>
+      <w:proofErr w:type="spellEnd"/>
+      <w:r>
+        <w:t xml:space="preserve"> </w:t>
+      </w:r>
+      <w:proofErr w:type="spellStart"/>
+      <w:r>
+        <w:t>clases</w:t>
+      </w:r>
+      <w:proofErr w:type="spellEnd"/>
+      <w:r>
+        <w:t>.</w:t>
       </w:r>
     </w:p>
     <w:p>
@@ -1445,8 +2891,25 @@
         <w:jc w:val="both"/>
       </w:pPr>
       <w:r>
-        <w:t xml:space="preserve">Para automatizar, se recomienda </w:t>
-      </w:r>
+        <w:t xml:space="preserve">Para </w:t>
+      </w:r>
+      <w:proofErr w:type="spellStart"/>
+      <w:r>
+        <w:t>automatizar</w:t>
+      </w:r>
+      <w:proofErr w:type="spellEnd"/>
+      <w:r>
+        <w:t xml:space="preserve">, se </w:t>
+      </w:r>
+      <w:proofErr w:type="spellStart"/>
+      <w:r>
+        <w:t>recomienda</w:t>
+      </w:r>
+      <w:proofErr w:type="spellEnd"/>
+      <w:r>
+        <w:t xml:space="preserve"> </w:t>
+      </w:r>
+      <w:proofErr w:type="spellStart"/>
       <w:r>
         <w:rPr>
           <w:rFonts w:ascii="Consolas" w:hAnsi="Consolas"/>
@@ -1455,9 +2918,11 @@
         </w:rPr>
         <w:t>pytest</w:t>
       </w:r>
+      <w:proofErr w:type="spellEnd"/>
       <w:r>
         <w:t xml:space="preserve">, </w:t>
       </w:r>
+      <w:proofErr w:type="spellStart"/>
       <w:r>
         <w:rPr>
           <w:rFonts w:ascii="Consolas" w:hAnsi="Consolas"/>
@@ -1466,8 +2931,97 @@
         </w:rPr>
         <w:t>fastapi.testclient.TestClient</w:t>
       </w:r>
-      <w:r>
-        <w:t xml:space="preserve"> y pruebas unitarias que sustituyan dataset y modelo por dobles ligeros, evitando entrenar en cada ejecución.</w:t>
+      <w:proofErr w:type="spellEnd"/>
+      <w:r>
+        <w:t xml:space="preserve"> y </w:t>
+      </w:r>
+      <w:proofErr w:type="spellStart"/>
+      <w:r>
+        <w:t>pruebas</w:t>
+      </w:r>
+      <w:proofErr w:type="spellEnd"/>
+      <w:r>
+        <w:t xml:space="preserve"> </w:t>
+      </w:r>
+      <w:proofErr w:type="spellStart"/>
+      <w:r>
+        <w:t>unitarias</w:t>
+      </w:r>
+      <w:proofErr w:type="spellEnd"/>
+      <w:r>
+        <w:t xml:space="preserve"> que </w:t>
+      </w:r>
+      <w:proofErr w:type="spellStart"/>
+      <w:r>
+        <w:t>sustituyan</w:t>
+      </w:r>
+      <w:proofErr w:type="spellEnd"/>
+      <w:r>
+        <w:t xml:space="preserve"> dataset y </w:t>
+      </w:r>
+      <w:proofErr w:type="spellStart"/>
+      <w:r>
+        <w:t>modelo</w:t>
+      </w:r>
+      <w:proofErr w:type="spellEnd"/>
+      <w:r>
+        <w:t xml:space="preserve"> por </w:t>
+      </w:r>
+      <w:proofErr w:type="spellStart"/>
+      <w:r>
+        <w:t>dobles</w:t>
+      </w:r>
+      <w:proofErr w:type="spellEnd"/>
+      <w:r>
+        <w:t xml:space="preserve"> </w:t>
+      </w:r>
+      <w:proofErr w:type="spellStart"/>
+      <w:r>
+        <w:t>ligeros</w:t>
+      </w:r>
+      <w:proofErr w:type="spellEnd"/>
+      <w:r>
+        <w:t xml:space="preserve">, </w:t>
+      </w:r>
+      <w:proofErr w:type="spellStart"/>
+      <w:r>
+        <w:t>evitando</w:t>
+      </w:r>
+      <w:proofErr w:type="spellEnd"/>
+      <w:r>
+        <w:t xml:space="preserve"> </w:t>
+      </w:r>
+      <w:proofErr w:type="spellStart"/>
+      <w:r>
+        <w:t>entrenar</w:t>
+      </w:r>
+      <w:proofErr w:type="spellEnd"/>
+      <w:r>
+        <w:t xml:space="preserve"> </w:t>
+      </w:r>
+      <w:proofErr w:type="spellStart"/>
+      <w:r>
+        <w:t>en</w:t>
+      </w:r>
+      <w:proofErr w:type="spellEnd"/>
+      <w:r>
+        <w:t xml:space="preserve"> </w:t>
+      </w:r>
+      <w:proofErr w:type="spellStart"/>
+      <w:r>
+        <w:t>cada</w:t>
+      </w:r>
+      <w:proofErr w:type="spellEnd"/>
+      <w:r>
+        <w:t xml:space="preserve"> </w:t>
+      </w:r>
+      <w:proofErr w:type="spellStart"/>
+      <w:r>
+        <w:t>ejecución</w:t>
+      </w:r>
+      <w:proofErr w:type="spellEnd"/>
+      <w:r>
+        <w:t>.</w:t>
       </w:r>
     </w:p>
     <w:p>
@@ -1475,13 +3029,19 @@
         <w:pStyle w:val="Ttulo1"/>
       </w:pPr>
       <w:r>
-        <w:t>7. Puntos delicados</w:t>
-      </w:r>
+        <w:t xml:space="preserve">7. Puntos </w:t>
+      </w:r>
+      <w:proofErr w:type="spellStart"/>
+      <w:r>
+        <w:t>delicados</w:t>
+      </w:r>
+      <w:proofErr w:type="spellEnd"/>
     </w:p>
     <w:p>
       <w:pPr>
         <w:pStyle w:val="Listaconvietas"/>
       </w:pPr>
+      <w:proofErr w:type="spellStart"/>
       <w:r>
         <w:rPr>
           <w:rFonts w:ascii="Consolas" w:hAnsi="Consolas"/>
@@ -1490,11 +3050,65 @@
         </w:rPr>
         <w:t>current_config</w:t>
       </w:r>
-      <w:r>
-        <w:t xml:space="preserve"> es globa</w:t>
-      </w:r>
-      <w:r>
-        <w:t>l al proceso; no persiste ni está diseñado para múltiples usuarios.</w:t>
+      <w:proofErr w:type="spellEnd"/>
+      <w:r>
+        <w:t xml:space="preserve"> es global al </w:t>
+      </w:r>
+      <w:proofErr w:type="spellStart"/>
+      <w:r>
+        <w:t>proceso</w:t>
+      </w:r>
+      <w:proofErr w:type="spellEnd"/>
+      <w:r>
+        <w:t xml:space="preserve">; no </w:t>
+      </w:r>
+      <w:proofErr w:type="spellStart"/>
+      <w:r>
+        <w:t>persiste</w:t>
+      </w:r>
+      <w:proofErr w:type="spellEnd"/>
+      <w:r>
+        <w:t xml:space="preserve"> </w:t>
+      </w:r>
+      <w:proofErr w:type="spellStart"/>
+      <w:r>
+        <w:t>ni</w:t>
+      </w:r>
+      <w:proofErr w:type="spellEnd"/>
+      <w:r>
+        <w:t xml:space="preserve"> </w:t>
+      </w:r>
+      <w:proofErr w:type="spellStart"/>
+      <w:r>
+        <w:t>está</w:t>
+      </w:r>
+      <w:proofErr w:type="spellEnd"/>
+      <w:r>
+        <w:t xml:space="preserve"> </w:t>
+      </w:r>
+      <w:proofErr w:type="spellStart"/>
+      <w:r>
+        <w:t>diseñado</w:t>
+      </w:r>
+      <w:proofErr w:type="spellEnd"/>
+      <w:r>
+        <w:t xml:space="preserve"> para </w:t>
+      </w:r>
+      <w:proofErr w:type="spellStart"/>
+      <w:r>
+        <w:t>múltiples</w:t>
+      </w:r>
+      <w:proofErr w:type="spellEnd"/>
+      <w:r>
+        <w:t xml:space="preserve"> </w:t>
+      </w:r>
+      <w:proofErr w:type="spellStart"/>
+      <w:r>
+        <w:t>usuarios</w:t>
+      </w:r>
+      <w:proofErr w:type="spellEnd"/>
+      <w:r>
+        <w:t>.</w:t>
       </w:r>
     </w:p>
     <w:p>
@@ -1510,16 +3124,101 @@
         <w:t>_model</w:t>
       </w:r>
       <w:r>
-        <w:t xml:space="preserve"> es una caché global. Después de entrenar se reinicia para cargar el archivo nuevo.</w:t>
+        <w:t xml:space="preserve"> es una </w:t>
+      </w:r>
+      <w:proofErr w:type="spellStart"/>
+      <w:r>
+        <w:t>caché</w:t>
+      </w:r>
+      <w:proofErr w:type="spellEnd"/>
+      <w:r>
+        <w:t xml:space="preserve"> global. </w:t>
+      </w:r>
+      <w:proofErr w:type="spellStart"/>
+      <w:r>
+        <w:t>Después</w:t>
+      </w:r>
+      <w:proofErr w:type="spellEnd"/>
+      <w:r>
+        <w:t xml:space="preserve"> de </w:t>
+      </w:r>
+      <w:proofErr w:type="spellStart"/>
+      <w:r>
+        <w:t>entrenar</w:t>
+      </w:r>
+      <w:proofErr w:type="spellEnd"/>
+      <w:r>
+        <w:t xml:space="preserve"> se </w:t>
+      </w:r>
+      <w:proofErr w:type="spellStart"/>
+      <w:r>
+        <w:t>reinicia</w:t>
+      </w:r>
+      <w:proofErr w:type="spellEnd"/>
+      <w:r>
+        <w:t xml:space="preserve"> para </w:t>
+      </w:r>
+      <w:proofErr w:type="spellStart"/>
+      <w:r>
+        <w:t>cargar</w:t>
+      </w:r>
+      <w:proofErr w:type="spellEnd"/>
+      <w:r>
+        <w:t xml:space="preserve"> </w:t>
+      </w:r>
+      <w:proofErr w:type="spellStart"/>
+      <w:r>
+        <w:t>el</w:t>
+      </w:r>
+      <w:proofErr w:type="spellEnd"/>
+      <w:r>
+        <w:t xml:space="preserve"> </w:t>
+      </w:r>
+      <w:proofErr w:type="spellStart"/>
+      <w:r>
+        <w:t>archivo</w:t>
+      </w:r>
+      <w:proofErr w:type="spellEnd"/>
+      <w:r>
+        <w:t xml:space="preserve"> nuevo.</w:t>
       </w:r>
     </w:p>
     <w:p>
       <w:pPr>
         <w:pStyle w:val="Listaconvietas"/>
       </w:pPr>
+      <w:proofErr w:type="spellStart"/>
       <w:r>
         <w:lastRenderedPageBreak/>
-        <w:t>Entrenar dentro de un endpoint síncrono bloquea ese trabajador.</w:t>
+        <w:t>Entrenar</w:t>
+      </w:r>
+      <w:proofErr w:type="spellEnd"/>
+      <w:r>
+        <w:t xml:space="preserve"> dentro de un endpoint </w:t>
+      </w:r>
+      <w:proofErr w:type="spellStart"/>
+      <w:r>
+        <w:t>síncrono</w:t>
+      </w:r>
+      <w:proofErr w:type="spellEnd"/>
+      <w:r>
+        <w:t xml:space="preserve"> </w:t>
+      </w:r>
+      <w:proofErr w:type="spellStart"/>
+      <w:r>
+        <w:t>bloquea</w:t>
+      </w:r>
+      <w:proofErr w:type="spellEnd"/>
+      <w:r>
+        <w:t xml:space="preserve"> ese </w:t>
+      </w:r>
+      <w:proofErr w:type="spellStart"/>
+      <w:r>
+        <w:t>trabajador</w:t>
+      </w:r>
+      <w:proofErr w:type="spellEnd"/>
+      <w:r>
+        <w:t>.</w:t>
       </w:r>
     </w:p>
     <w:p>
@@ -1527,10 +3226,71 @@
         <w:pStyle w:val="Listaconvietas"/>
       </w:pPr>
       <w:r>
-        <w:t>El archivo subido conserva el nomb</w:t>
-      </w:r>
-      <w:r>
-        <w:t>re proporcionado por el cliente.</w:t>
+        <w:t xml:space="preserve">El </w:t>
+      </w:r>
+      <w:proofErr w:type="spellStart"/>
+      <w:r>
+        <w:t>archivo</w:t>
+      </w:r>
+      <w:proofErr w:type="spellEnd"/>
+      <w:r>
+        <w:t xml:space="preserve"> </w:t>
+      </w:r>
+      <w:proofErr w:type="spellStart"/>
+      <w:r>
+        <w:t>subido</w:t>
+      </w:r>
+      <w:proofErr w:type="spellEnd"/>
+      <w:r>
+        <w:t xml:space="preserve"> </w:t>
+      </w:r>
+      <w:proofErr w:type="spellStart"/>
+      <w:r>
+        <w:t>conserva</w:t>
+      </w:r>
+      <w:proofErr w:type="spellEnd"/>
+      <w:r>
+        <w:t xml:space="preserve"> </w:t>
+      </w:r>
+      <w:proofErr w:type="spellStart"/>
+      <w:r>
+        <w:t>el</w:t>
+      </w:r>
+      <w:proofErr w:type="spellEnd"/>
+      <w:r>
+        <w:t xml:space="preserve"> </w:t>
+      </w:r>
+      <w:proofErr w:type="spellStart"/>
+      <w:r>
+        <w:t>nombre</w:t>
+      </w:r>
+      <w:proofErr w:type="spellEnd"/>
+      <w:r>
+        <w:t xml:space="preserve"> </w:t>
+      </w:r>
+      <w:proofErr w:type="spellStart"/>
+      <w:r>
+        <w:t>proporcionado</w:t>
+      </w:r>
+      <w:proofErr w:type="spellEnd"/>
+      <w:r>
+        <w:t xml:space="preserve"> por </w:t>
+      </w:r>
+      <w:proofErr w:type="spellStart"/>
+      <w:r>
+        <w:t>el</w:t>
+      </w:r>
+      <w:proofErr w:type="spellEnd"/>
+      <w:r>
+        <w:t xml:space="preserve"> </w:t>
+      </w:r>
+      <w:proofErr w:type="spellStart"/>
+      <w:r>
+        <w:t>cliente</w:t>
+      </w:r>
+      <w:proofErr w:type="spellEnd"/>
+      <w:r>
+        <w:t>.</w:t>
       </w:r>
     </w:p>
     <w:p>
@@ -1546,8 +3306,57 @@
         <w:t>optimizer</w:t>
       </w:r>
       <w:r>
-        <w:t xml:space="preserve"> no está restringido por un enum: cualquier texto distinto de </w:t>
-      </w:r>
+        <w:t xml:space="preserve"> no </w:t>
+      </w:r>
+      <w:proofErr w:type="spellStart"/>
+      <w:r>
+        <w:t>está</w:t>
+      </w:r>
+      <w:proofErr w:type="spellEnd"/>
+      <w:r>
+        <w:t xml:space="preserve"> </w:t>
+      </w:r>
+      <w:proofErr w:type="spellStart"/>
+      <w:r>
+        <w:t>restringido</w:t>
+      </w:r>
+      <w:proofErr w:type="spellEnd"/>
+      <w:r>
+        <w:t xml:space="preserve"> por un </w:t>
+      </w:r>
+      <w:proofErr w:type="spellStart"/>
+      <w:r>
+        <w:t>enum</w:t>
+      </w:r>
+      <w:proofErr w:type="spellEnd"/>
+      <w:r>
+        <w:t xml:space="preserve">: </w:t>
+      </w:r>
+      <w:proofErr w:type="spellStart"/>
+      <w:r>
+        <w:t>cualquier</w:t>
+      </w:r>
+      <w:proofErr w:type="spellEnd"/>
+      <w:r>
+        <w:t xml:space="preserve"> </w:t>
+      </w:r>
+      <w:proofErr w:type="spellStart"/>
+      <w:r>
+        <w:t>texto</w:t>
+      </w:r>
+      <w:proofErr w:type="spellEnd"/>
+      <w:r>
+        <w:t xml:space="preserve"> </w:t>
+      </w:r>
+      <w:proofErr w:type="spellStart"/>
+      <w:r>
+        <w:t>distinto</w:t>
+      </w:r>
+      <w:proofErr w:type="spellEnd"/>
+      <w:r>
+        <w:t xml:space="preserve"> de </w:t>
+      </w:r>
+      <w:proofErr w:type="spellStart"/>
       <w:r>
         <w:rPr>
           <w:rFonts w:ascii="Consolas" w:hAnsi="Consolas"/>
@@ -1556,8 +3365,17 @@
         </w:rPr>
         <w:t>adam</w:t>
       </w:r>
-      <w:r>
-        <w:t xml:space="preserve"> selecciona SGD.</w:t>
+      <w:proofErr w:type="spellEnd"/>
+      <w:r>
+        <w:t xml:space="preserve"> </w:t>
+      </w:r>
+      <w:proofErr w:type="spellStart"/>
+      <w:r>
+        <w:t>selecciona</w:t>
+      </w:r>
+      <w:proofErr w:type="spellEnd"/>
+      <w:r>
+        <w:t xml:space="preserve"> SGD.</w:t>
       </w:r>
     </w:p>
     <w:p>
@@ -1567,6 +3385,7 @@
       <w:r>
         <w:t xml:space="preserve">El conjunto </w:t>
       </w:r>
+      <w:proofErr w:type="spellStart"/>
       <w:r>
         <w:rPr>
           <w:rFonts w:ascii="Consolas" w:hAnsi="Consolas"/>
@@ -1575,8 +3394,81 @@
         </w:rPr>
         <w:t>x_test</w:t>
       </w:r>
-      <w:r>
-        <w:t xml:space="preserve"> se usa como validación; una evaluación científica debería reservar una prueba independiente.</w:t>
+      <w:proofErr w:type="spellEnd"/>
+      <w:r>
+        <w:t xml:space="preserve"> se </w:t>
+      </w:r>
+      <w:proofErr w:type="spellStart"/>
+      <w:r>
+        <w:t>usa</w:t>
+      </w:r>
+      <w:proofErr w:type="spellEnd"/>
+      <w:r>
+        <w:t xml:space="preserve"> </w:t>
+      </w:r>
+      <w:proofErr w:type="spellStart"/>
+      <w:r>
+        <w:t>como</w:t>
+      </w:r>
+      <w:proofErr w:type="spellEnd"/>
+      <w:r>
+        <w:t xml:space="preserve"> </w:t>
+      </w:r>
+      <w:proofErr w:type="spellStart"/>
+      <w:r>
+        <w:t>validación</w:t>
+      </w:r>
+      <w:proofErr w:type="spellEnd"/>
+      <w:r>
+        <w:t xml:space="preserve">; una </w:t>
+      </w:r>
+      <w:proofErr w:type="spellStart"/>
+      <w:r>
+        <w:t>evaluación</w:t>
+      </w:r>
+      <w:proofErr w:type="spellEnd"/>
+      <w:r>
+        <w:t xml:space="preserve"> </w:t>
+      </w:r>
+      <w:proofErr w:type="spellStart"/>
+      <w:r>
+        <w:t>científica</w:t>
+      </w:r>
+      <w:proofErr w:type="spellEnd"/>
+      <w:r>
+        <w:t xml:space="preserve"> </w:t>
+      </w:r>
+      <w:proofErr w:type="spellStart"/>
+      <w:r>
+        <w:t>debería</w:t>
+      </w:r>
+      <w:proofErr w:type="spellEnd"/>
+      <w:r>
+        <w:t xml:space="preserve"> </w:t>
+      </w:r>
+      <w:proofErr w:type="spellStart"/>
+      <w:r>
+        <w:t>reservar</w:t>
+      </w:r>
+      <w:proofErr w:type="spellEnd"/>
+      <w:r>
+        <w:t xml:space="preserve"> una </w:t>
+      </w:r>
+      <w:proofErr w:type="spellStart"/>
+      <w:r>
+        <w:t>prueba</w:t>
+      </w:r>
+      <w:proofErr w:type="spellEnd"/>
+      <w:r>
+        <w:t xml:space="preserve"> </w:t>
+      </w:r>
+      <w:proofErr w:type="spellStart"/>
+      <w:r>
+        <w:t>independiente</w:t>
+      </w:r>
+      <w:proofErr w:type="spellEnd"/>
+      <w:r>
+        <w:t>.</w:t>
       </w:r>
     </w:p>
     <w:p>
@@ -1584,18 +3476,36 @@
         <w:pStyle w:val="Ttulo1"/>
       </w:pPr>
       <w:r>
-        <w:t>8. Lista antes de e</w:t>
-      </w:r>
-      <w:r>
-        <w:t>nviar cambios</w:t>
-      </w:r>
+        <w:t xml:space="preserve">8. Lista antes de </w:t>
+      </w:r>
+      <w:proofErr w:type="spellStart"/>
+      <w:r>
+        <w:t>enviar</w:t>
+      </w:r>
+      <w:proofErr w:type="spellEnd"/>
+      <w:r>
+        <w:t xml:space="preserve"> </w:t>
+      </w:r>
+      <w:proofErr w:type="spellStart"/>
+      <w:r>
+        <w:t>cambios</w:t>
+      </w:r>
+      <w:proofErr w:type="spellEnd"/>
     </w:p>
     <w:p>
       <w:pPr>
         <w:pStyle w:val="Listaconvietas"/>
       </w:pPr>
       <w:r>
-        <w:t>[ ] El backend compila.</w:t>
+        <w:t xml:space="preserve">[ ] El backend </w:t>
+      </w:r>
+      <w:proofErr w:type="spellStart"/>
+      <w:r>
+        <w:t>compila</w:t>
+      </w:r>
+      <w:proofErr w:type="spellEnd"/>
+      <w:r>
+        <w:t>.</w:t>
       </w:r>
     </w:p>
     <w:p>
@@ -1603,7 +3513,39 @@
         <w:pStyle w:val="Listaconvietas"/>
       </w:pPr>
       <w:r>
-        <w:t>[ ] La aplicación importa con las dependencias instaladas.</w:t>
+        <w:t xml:space="preserve">[ ] La </w:t>
+      </w:r>
+      <w:proofErr w:type="spellStart"/>
+      <w:r>
+        <w:t>aplicación</w:t>
+      </w:r>
+      <w:proofErr w:type="spellEnd"/>
+      <w:r>
+        <w:t xml:space="preserve"> </w:t>
+      </w:r>
+      <w:proofErr w:type="spellStart"/>
+      <w:r>
+        <w:t>importa</w:t>
+      </w:r>
+      <w:proofErr w:type="spellEnd"/>
+      <w:r>
+        <w:t xml:space="preserve"> con las </w:t>
+      </w:r>
+      <w:proofErr w:type="spellStart"/>
+      <w:r>
+        <w:t>dependencias</w:t>
+      </w:r>
+      <w:proofErr w:type="spellEnd"/>
+      <w:r>
+        <w:t xml:space="preserve"> </w:t>
+      </w:r>
+      <w:proofErr w:type="spellStart"/>
+      <w:r>
+        <w:t>instaladas</w:t>
+      </w:r>
+      <w:proofErr w:type="spellEnd"/>
+      <w:r>
+        <w:t>.</w:t>
       </w:r>
     </w:p>
     <w:p>
@@ -1611,7 +3553,47 @@
         <w:pStyle w:val="Listaconvietas"/>
       </w:pPr>
       <w:r>
-        <w:t>[ ] Los endpoints modificados conservan o documentan el contrato.</w:t>
+        <w:t xml:space="preserve">[ ] Los endpoints </w:t>
+      </w:r>
+      <w:proofErr w:type="spellStart"/>
+      <w:r>
+        <w:t>modificados</w:t>
+      </w:r>
+      <w:proofErr w:type="spellEnd"/>
+      <w:r>
+        <w:t xml:space="preserve"> </w:t>
+      </w:r>
+      <w:proofErr w:type="spellStart"/>
+      <w:r>
+        <w:t>conservan</w:t>
+      </w:r>
+      <w:proofErr w:type="spellEnd"/>
+      <w:r>
+        <w:t xml:space="preserve"> o </w:t>
+      </w:r>
+      <w:proofErr w:type="spellStart"/>
+      <w:r>
+        <w:t>documentan</w:t>
+      </w:r>
+      <w:proofErr w:type="spellEnd"/>
+      <w:r>
+        <w:t xml:space="preserve"> </w:t>
+      </w:r>
+      <w:proofErr w:type="spellStart"/>
+      <w:r>
+        <w:t>el</w:t>
+      </w:r>
+      <w:proofErr w:type="spellEnd"/>
+      <w:r>
+        <w:t xml:space="preserve"> </w:t>
+      </w:r>
+      <w:proofErr w:type="spellStart"/>
+      <w:r>
+        <w:t>contrato</w:t>
+      </w:r>
+      <w:proofErr w:type="spellEnd"/>
+      <w:r>
+        <w:t>.</w:t>
       </w:r>
     </w:p>
     <w:p>
@@ -1619,7 +3601,47 @@
         <w:pStyle w:val="Listaconvietas"/>
       </w:pPr>
       <w:r>
-        <w:t>[ ] La interfaz no muestra errores en consola.</w:t>
+        <w:t xml:space="preserve">[ ] La </w:t>
+      </w:r>
+      <w:proofErr w:type="spellStart"/>
+      <w:r>
+        <w:t>interfaz</w:t>
+      </w:r>
+      <w:proofErr w:type="spellEnd"/>
+      <w:r>
+        <w:t xml:space="preserve"> no </w:t>
+      </w:r>
+      <w:proofErr w:type="spellStart"/>
+      <w:r>
+        <w:t>muestra</w:t>
+      </w:r>
+      <w:proofErr w:type="spellEnd"/>
+      <w:r>
+        <w:t xml:space="preserve"> </w:t>
+      </w:r>
+      <w:proofErr w:type="spellStart"/>
+      <w:r>
+        <w:t>errores</w:t>
+      </w:r>
+      <w:proofErr w:type="spellEnd"/>
+      <w:r>
+        <w:t xml:space="preserve"> </w:t>
+      </w:r>
+      <w:proofErr w:type="spellStart"/>
+      <w:r>
+        <w:t>en</w:t>
+      </w:r>
+      <w:proofErr w:type="spellEnd"/>
+      <w:r>
+        <w:t xml:space="preserve"> </w:t>
+      </w:r>
+      <w:proofErr w:type="spellStart"/>
+      <w:r>
+        <w:t>consola</w:t>
+      </w:r>
+      <w:proofErr w:type="spellEnd"/>
+      <w:r>
+        <w:t>.</w:t>
       </w:r>
     </w:p>
     <w:p>
@@ -1627,10 +3649,55 @@
         <w:pStyle w:val="Listaconvietas"/>
       </w:pPr>
       <w:r>
-        <w:t>[ ] No se añadió el entorno virtual ni el mode</w:t>
-      </w:r>
-      <w:r>
-        <w:t>lo a Git.</w:t>
+        <w:t xml:space="preserve">[ ] No se </w:t>
+      </w:r>
+      <w:proofErr w:type="spellStart"/>
+      <w:r>
+        <w:t>añadió</w:t>
+      </w:r>
+      <w:proofErr w:type="spellEnd"/>
+      <w:r>
+        <w:t xml:space="preserve"> </w:t>
+      </w:r>
+      <w:proofErr w:type="spellStart"/>
+      <w:r>
+        <w:t>el</w:t>
+      </w:r>
+      <w:proofErr w:type="spellEnd"/>
+      <w:r>
+        <w:t xml:space="preserve"> </w:t>
+      </w:r>
+      <w:proofErr w:type="spellStart"/>
+      <w:r>
+        <w:t>entorno</w:t>
+      </w:r>
+      <w:proofErr w:type="spellEnd"/>
+      <w:r>
+        <w:t xml:space="preserve"> virtual </w:t>
+      </w:r>
+      <w:proofErr w:type="spellStart"/>
+      <w:r>
+        <w:t>ni</w:t>
+      </w:r>
+      <w:proofErr w:type="spellEnd"/>
+      <w:r>
+        <w:t xml:space="preserve"> </w:t>
+      </w:r>
+      <w:proofErr w:type="spellStart"/>
+      <w:r>
+        <w:t>el</w:t>
+      </w:r>
+      <w:proofErr w:type="spellEnd"/>
+      <w:r>
+        <w:t xml:space="preserve"> </w:t>
+      </w:r>
+      <w:proofErr w:type="spellStart"/>
+      <w:r>
+        <w:t>modelo</w:t>
+      </w:r>
+      <w:proofErr w:type="spellEnd"/>
+      <w:r>
+        <w:t xml:space="preserve"> a Git.</w:t>
       </w:r>
     </w:p>
     <w:p>
@@ -1638,7 +3705,31 @@
         <w:pStyle w:val="Listaconvietas"/>
       </w:pPr>
       <w:r>
-        <w:t>[ ] Se actualizaron README y documentos relacionados.</w:t>
+        <w:t xml:space="preserve">[ ] Se </w:t>
+      </w:r>
+      <w:proofErr w:type="spellStart"/>
+      <w:r>
+        <w:t>actualizaron</w:t>
+      </w:r>
+      <w:proofErr w:type="spellEnd"/>
+      <w:r>
+        <w:t xml:space="preserve"> README y </w:t>
+      </w:r>
+      <w:proofErr w:type="spellStart"/>
+      <w:r>
+        <w:t>documentos</w:t>
+      </w:r>
+      <w:proofErr w:type="spellEnd"/>
+      <w:r>
+        <w:t xml:space="preserve"> </w:t>
+      </w:r>
+      <w:proofErr w:type="spellStart"/>
+      <w:r>
+        <w:t>relacionados</w:t>
+      </w:r>
+      <w:proofErr w:type="spellEnd"/>
+      <w:r>
+        <w:t>.</w:t>
       </w:r>
     </w:p>
     <w:p>
@@ -1646,7 +3737,47 @@
         <w:pStyle w:val="Listaconvietas"/>
       </w:pPr>
       <w:r>
-        <w:t>[ ] Las capturas siguen representando el sistema actual.</w:t>
+        <w:t xml:space="preserve">[ ] Las </w:t>
+      </w:r>
+      <w:proofErr w:type="spellStart"/>
+      <w:r>
+        <w:t>capturas</w:t>
+      </w:r>
+      <w:proofErr w:type="spellEnd"/>
+      <w:r>
+        <w:t xml:space="preserve"> </w:t>
+      </w:r>
+      <w:proofErr w:type="spellStart"/>
+      <w:r>
+        <w:t>siguen</w:t>
+      </w:r>
+      <w:proofErr w:type="spellEnd"/>
+      <w:r>
+        <w:t xml:space="preserve"> </w:t>
+      </w:r>
+      <w:proofErr w:type="spellStart"/>
+      <w:r>
+        <w:t>representando</w:t>
+      </w:r>
+      <w:proofErr w:type="spellEnd"/>
+      <w:r>
+        <w:t xml:space="preserve"> </w:t>
+      </w:r>
+      <w:proofErr w:type="spellStart"/>
+      <w:r>
+        <w:t>el</w:t>
+      </w:r>
+      <w:proofErr w:type="spellEnd"/>
+      <w:r>
+        <w:t xml:space="preserve"> </w:t>
+      </w:r>
+      <w:proofErr w:type="spellStart"/>
+      <w:r>
+        <w:t>sistema</w:t>
+      </w:r>
+      <w:proofErr w:type="spellEnd"/>
+      <w:r>
+        <w:t xml:space="preserve"> actual.</w:t>
       </w:r>
     </w:p>
     <w:sectPr>
@@ -1693,11 +3824,19 @@
       <w:pStyle w:val="Piedepgina"/>
       <w:jc w:val="center"/>
     </w:pPr>
+    <w:proofErr w:type="spellStart"/>
     <w:r>
       <w:rPr>
         <w:sz w:val="18"/>
       </w:rPr>
-      <w:t xml:space="preserve">Página </w:t>
+      <w:t>Página</w:t>
+    </w:r>
+    <w:proofErr w:type="spellEnd"/>
+    <w:r>
+      <w:rPr>
+        <w:sz w:val="18"/>
+      </w:rPr>
+      <w:t xml:space="preserve"> </w:t>
     </w:r>
     <w:r>
       <w:rPr>
@@ -1771,7 +3910,39 @@
         <w:color w:val="7F7F7F"/>
         <w:sz w:val="16"/>
       </w:rPr>
-      <w:t>EPN · ESFOT · Fundamentos de Inteligencia Artificial</w:t>
+      <w:t xml:space="preserve">EPN · ESFOT · </w:t>
+    </w:r>
+    <w:proofErr w:type="spellStart"/>
+    <w:r>
+      <w:rPr>
+        <w:color w:val="7F7F7F"/>
+        <w:sz w:val="16"/>
+      </w:rPr>
+      <w:t>Fundamentos</w:t>
+    </w:r>
+    <w:proofErr w:type="spellEnd"/>
+    <w:r>
+      <w:rPr>
+        <w:color w:val="7F7F7F"/>
+        <w:sz w:val="16"/>
+      </w:rPr>
+      <w:t xml:space="preserve"> de </w:t>
+    </w:r>
+    <w:proofErr w:type="spellStart"/>
+    <w:r>
+      <w:rPr>
+        <w:color w:val="7F7F7F"/>
+        <w:sz w:val="16"/>
+      </w:rPr>
+      <w:t>Inteligencia</w:t>
+    </w:r>
+    <w:proofErr w:type="spellEnd"/>
+    <w:r>
+      <w:rPr>
+        <w:color w:val="7F7F7F"/>
+        <w:sz w:val="16"/>
+      </w:rPr>
+      <w:t xml:space="preserve"> Artificial</w:t>
     </w:r>
   </w:p>
 </w:hdr>
@@ -2265,11 +4436,6 @@
     <w:lsdException w:name="Book Title" w:uiPriority="33" w:qFormat="1"/>
     <w:lsdException w:name="Bibliography" w:semiHidden="1" w:uiPriority="37" w:unhideWhenUsed="1"/>
     <w:lsdException w:name="TOC Heading" w:semiHidden="1" w:uiPriority="39" w:unhideWhenUsed="1" w:qFormat="1"/>
-    <w:lsdException w:name="Plain Table 5" w:semiHidden="1" w:unhideWhenUsed="1"/>
-    <w:lsdException w:name="Grid Table Light" w:semiHidden="1" w:unhideWhenUsed="1"/>
-    <w:lsdException w:name="Grid Table 1 Light" w:semiHidden="1" w:unhideWhenUsed="1"/>
-    <w:lsdException w:name="Grid Table 2" w:semiHidden="1" w:unhideWhenUsed="1"/>
-    <w:lsdException w:name="Grid Table 3" w:semiHidden="1" w:unhideWhenUsed="1"/>
     <w:lsdException w:name="Grid Table 4" w:uiPriority="49"/>
     <w:lsdException w:name="Grid Table 5 Dark" w:uiPriority="50"/>
     <w:lsdException w:name="Grid Table 6 Colorful" w:uiPriority="51"/>

--- a/docs/word/GUIA_DESARROLLADORES.docx
+++ b/docs/word/GUIA_DESARROLLADORES.docx
@@ -322,7 +322,14 @@
                 <w:rFonts w:ascii="Times New Roman" w:hAnsi="Times New Roman"/>
                 <w:sz w:val="20"/>
               </w:rPr>
-              <w:t>Ing. Vanessa Guevara</w:t>
+              <w:t xml:space="preserve">Ing. </w:t>
+            </w:r>
+            <w:r>
+              <w:rPr>
+                <w:rFonts w:ascii="Times New Roman" w:hAnsi="Times New Roman"/>
+                <w:sz w:val="20"/>
+              </w:rPr>
+              <w:t>Milton Román</w:t>
             </w:r>
           </w:p>
         </w:tc>
@@ -558,7 +565,7 @@
         <w:rPr>
           <w:rFonts w:ascii="Times New Roman" w:hAnsi="Times New Roman"/>
         </w:rPr>
-        <w:t>Ariel Arias</w:t>
+        <w:t xml:space="preserve">Arias Ariel </w:t>
       </w:r>
     </w:p>
     <w:p>
@@ -578,19 +585,53 @@
     </w:p>
     <w:p>
       <w:pPr>
-        <w:spacing w:before="160"/>
         <w:jc w:val="center"/>
-      </w:pPr>
-      <w:r>
         <w:rPr>
           <w:rFonts w:ascii="Times New Roman" w:hAnsi="Times New Roman"/>
         </w:rPr>
-        <w:t>Emilia Tana</w:t>
+      </w:pPr>
+      <w:r>
+        <w:rPr>
+          <w:rFonts w:ascii="Times New Roman" w:hAnsi="Times New Roman"/>
+        </w:rPr>
+        <w:t xml:space="preserve">Tana Emilia </w:t>
       </w:r>
     </w:p>
     <w:p>
       <w:pPr>
         <w:jc w:val="center"/>
+        <w:rPr>
+          <w:rFonts w:ascii="Times New Roman" w:hAnsi="Times New Roman"/>
+        </w:rPr>
+      </w:pPr>
+    </w:p>
+    <w:p>
+      <w:pPr>
+        <w:jc w:val="center"/>
+        <w:rPr>
+          <w:rFonts w:ascii="Times New Roman" w:hAnsi="Times New Roman"/>
+        </w:rPr>
+      </w:pPr>
+    </w:p>
+    <w:p>
+      <w:pPr>
+        <w:jc w:val="center"/>
+        <w:rPr>
+          <w:rFonts w:ascii="Times New Roman" w:hAnsi="Times New Roman"/>
+        </w:rPr>
+      </w:pPr>
+    </w:p>
+    <w:p>
+      <w:pPr>
+        <w:jc w:val="center"/>
+        <w:rPr>
+          <w:rFonts w:ascii="Times New Roman" w:hAnsi="Times New Roman"/>
+        </w:rPr>
+      </w:pPr>
+    </w:p>
+    <w:p>
+      <w:pPr>
+        <w:jc w:val="center"/>
       </w:pPr>
       <w:r>
         <w:rPr>
@@ -613,31 +654,1335 @@
         <w:br w:type="page"/>
       </w:r>
     </w:p>
+    <w:p>
+      <w:pPr>
+        <w:pStyle w:val="TtuloTDC"/>
+        <w:jc w:val="center"/>
+        <w:rPr>
+          <w:rFonts w:ascii="Arial" w:hAnsi="Arial" w:cs="Arial"/>
+          <w:color w:val="auto"/>
+          <w:sz w:val="28"/>
+          <w:lang w:val="es-ES"/>
+        </w:rPr>
+      </w:pPr>
+      <w:r>
+        <w:rPr>
+          <w:rFonts w:ascii="Arial" w:hAnsi="Arial" w:cs="Arial"/>
+          <w:color w:val="auto"/>
+          <w:sz w:val="28"/>
+          <w:lang w:val="es-ES"/>
+        </w:rPr>
+        <w:lastRenderedPageBreak/>
+        <w:t>ÍNDICE DE CONTENIDO</w:t>
+      </w:r>
+    </w:p>
+    <w:sdt>
+      <w:sdtPr>
+        <w:rPr>
+          <w:lang w:val="es-ES"/>
+        </w:rPr>
+        <w:id w:val="1099289812"/>
+        <w:docPartObj>
+          <w:docPartGallery w:val="Table of Contents"/>
+          <w:docPartUnique/>
+        </w:docPartObj>
+      </w:sdtPr>
+      <w:sdtEndPr>
+        <w:rPr>
+          <w:rFonts w:ascii="Arial" w:eastAsiaTheme="minorEastAsia" w:hAnsi="Arial" w:cstheme="minorBidi"/>
+          <w:color w:val="auto"/>
+          <w:sz w:val="22"/>
+          <w:szCs w:val="22"/>
+        </w:rPr>
+      </w:sdtEndPr>
+      <w:sdtContent>
+        <w:p>
+          <w:pPr>
+            <w:pStyle w:val="TtuloTDC"/>
+            <w:rPr>
+              <w:lang w:val="es-ES"/>
+            </w:rPr>
+          </w:pPr>
+        </w:p>
+        <w:p>
+          <w:pPr>
+            <w:pStyle w:val="TDC1"/>
+            <w:tabs>
+              <w:tab w:val="right" w:leader="dot" w:pos="9062"/>
+            </w:tabs>
+            <w:rPr>
+              <w:rFonts w:asciiTheme="minorHAnsi" w:hAnsiTheme="minorHAnsi"/>
+              <w:noProof/>
+              <w:lang w:val="es-EC" w:eastAsia="es-EC"/>
+            </w:rPr>
+          </w:pPr>
+          <w:r>
+            <w:fldChar w:fldCharType="begin"/>
+          </w:r>
+          <w:r>
+            <w:instrText xml:space="preserve"> TOC \o "1-3" \h \z \u </w:instrText>
+          </w:r>
+          <w:r>
+            <w:fldChar w:fldCharType="separate"/>
+          </w:r>
+          <w:hyperlink w:anchor="_Toc235223732" w:history="1">
+            <w:r>
+              <w:rPr>
+                <w:rStyle w:val="Hipervnculo"/>
+                <w:noProof/>
+              </w:rPr>
+              <w:t>1. Primer recorrido</w:t>
+            </w:r>
+            <w:r>
+              <w:rPr>
+                <w:noProof/>
+                <w:webHidden/>
+              </w:rPr>
+              <w:tab/>
+            </w:r>
+            <w:r>
+              <w:rPr>
+                <w:noProof/>
+                <w:webHidden/>
+              </w:rPr>
+              <w:fldChar w:fldCharType="begin"/>
+            </w:r>
+            <w:r>
+              <w:rPr>
+                <w:noProof/>
+                <w:webHidden/>
+              </w:rPr>
+              <w:instrText xml:space="preserve"> PAGEREF _Toc235223732 \h </w:instrText>
+            </w:r>
+            <w:r>
+              <w:rPr>
+                <w:noProof/>
+                <w:webHidden/>
+              </w:rPr>
+            </w:r>
+            <w:r>
+              <w:rPr>
+                <w:noProof/>
+                <w:webHidden/>
+              </w:rPr>
+              <w:fldChar w:fldCharType="separate"/>
+            </w:r>
+            <w:r>
+              <w:rPr>
+                <w:noProof/>
+                <w:webHidden/>
+              </w:rPr>
+              <w:t>3</w:t>
+            </w:r>
+            <w:r>
+              <w:rPr>
+                <w:noProof/>
+                <w:webHidden/>
+              </w:rPr>
+              <w:fldChar w:fldCharType="end"/>
+            </w:r>
+          </w:hyperlink>
+        </w:p>
+        <w:p>
+          <w:pPr>
+            <w:pStyle w:val="TDC1"/>
+            <w:tabs>
+              <w:tab w:val="right" w:leader="dot" w:pos="9062"/>
+            </w:tabs>
+            <w:rPr>
+              <w:rFonts w:asciiTheme="minorHAnsi" w:hAnsiTheme="minorHAnsi"/>
+              <w:noProof/>
+              <w:lang w:val="es-EC" w:eastAsia="es-EC"/>
+            </w:rPr>
+          </w:pPr>
+          <w:hyperlink w:anchor="_Toc235223733" w:history="1">
+            <w:r>
+              <w:rPr>
+                <w:rStyle w:val="Hipervnculo"/>
+                <w:noProof/>
+              </w:rPr>
+              <w:t>2. Preparar el entorno</w:t>
+            </w:r>
+            <w:r>
+              <w:rPr>
+                <w:noProof/>
+                <w:webHidden/>
+              </w:rPr>
+              <w:tab/>
+            </w:r>
+            <w:r>
+              <w:rPr>
+                <w:noProof/>
+                <w:webHidden/>
+              </w:rPr>
+              <w:fldChar w:fldCharType="begin"/>
+            </w:r>
+            <w:r>
+              <w:rPr>
+                <w:noProof/>
+                <w:webHidden/>
+              </w:rPr>
+              <w:instrText xml:space="preserve"> PAGEREF _Toc235223733 \h </w:instrText>
+            </w:r>
+            <w:r>
+              <w:rPr>
+                <w:noProof/>
+                <w:webHidden/>
+              </w:rPr>
+            </w:r>
+            <w:r>
+              <w:rPr>
+                <w:noProof/>
+                <w:webHidden/>
+              </w:rPr>
+              <w:fldChar w:fldCharType="separate"/>
+            </w:r>
+            <w:r>
+              <w:rPr>
+                <w:noProof/>
+                <w:webHidden/>
+              </w:rPr>
+              <w:t>3</w:t>
+            </w:r>
+            <w:r>
+              <w:rPr>
+                <w:noProof/>
+                <w:webHidden/>
+              </w:rPr>
+              <w:fldChar w:fldCharType="end"/>
+            </w:r>
+          </w:hyperlink>
+        </w:p>
+        <w:p>
+          <w:pPr>
+            <w:pStyle w:val="TDC1"/>
+            <w:tabs>
+              <w:tab w:val="right" w:leader="dot" w:pos="9062"/>
+            </w:tabs>
+            <w:rPr>
+              <w:rFonts w:asciiTheme="minorHAnsi" w:hAnsiTheme="minorHAnsi"/>
+              <w:noProof/>
+              <w:lang w:val="es-EC" w:eastAsia="es-EC"/>
+            </w:rPr>
+          </w:pPr>
+          <w:hyperlink w:anchor="_Toc235223734" w:history="1">
+            <w:r>
+              <w:rPr>
+                <w:rStyle w:val="Hipervnculo"/>
+                <w:noProof/>
+              </w:rPr>
+              <w:t>3. Flujo de una solicitud</w:t>
+            </w:r>
+            <w:r>
+              <w:rPr>
+                <w:noProof/>
+                <w:webHidden/>
+              </w:rPr>
+              <w:tab/>
+            </w:r>
+            <w:r>
+              <w:rPr>
+                <w:noProof/>
+                <w:webHidden/>
+              </w:rPr>
+              <w:fldChar w:fldCharType="begin"/>
+            </w:r>
+            <w:r>
+              <w:rPr>
+                <w:noProof/>
+                <w:webHidden/>
+              </w:rPr>
+              <w:instrText xml:space="preserve"> PAGEREF _Toc235223734 \h </w:instrText>
+            </w:r>
+            <w:r>
+              <w:rPr>
+                <w:noProof/>
+                <w:webHidden/>
+              </w:rPr>
+            </w:r>
+            <w:r>
+              <w:rPr>
+                <w:noProof/>
+                <w:webHidden/>
+              </w:rPr>
+              <w:fldChar w:fldCharType="separate"/>
+            </w:r>
+            <w:r>
+              <w:rPr>
+                <w:noProof/>
+                <w:webHidden/>
+              </w:rPr>
+              <w:t>3</w:t>
+            </w:r>
+            <w:r>
+              <w:rPr>
+                <w:noProof/>
+                <w:webHidden/>
+              </w:rPr>
+              <w:fldChar w:fldCharType="end"/>
+            </w:r>
+          </w:hyperlink>
+        </w:p>
+        <w:p>
+          <w:pPr>
+            <w:pStyle w:val="TDC2"/>
+            <w:tabs>
+              <w:tab w:val="right" w:leader="dot" w:pos="9062"/>
+            </w:tabs>
+            <w:rPr>
+              <w:rFonts w:asciiTheme="minorHAnsi" w:hAnsiTheme="minorHAnsi"/>
+              <w:noProof/>
+              <w:lang w:val="es-EC" w:eastAsia="es-EC"/>
+            </w:rPr>
+          </w:pPr>
+          <w:hyperlink w:anchor="_Toc235223735" w:history="1">
+            <w:r>
+              <w:rPr>
+                <w:rStyle w:val="Hipervnculo"/>
+                <w:noProof/>
+              </w:rPr>
+              <w:t>Entrenamiento</w:t>
+            </w:r>
+            <w:r>
+              <w:rPr>
+                <w:noProof/>
+                <w:webHidden/>
+              </w:rPr>
+              <w:tab/>
+            </w:r>
+            <w:r>
+              <w:rPr>
+                <w:noProof/>
+                <w:webHidden/>
+              </w:rPr>
+              <w:fldChar w:fldCharType="begin"/>
+            </w:r>
+            <w:r>
+              <w:rPr>
+                <w:noProof/>
+                <w:webHidden/>
+              </w:rPr>
+              <w:instrText xml:space="preserve"> PAGEREF _Toc235223735 \h </w:instrText>
+            </w:r>
+            <w:r>
+              <w:rPr>
+                <w:noProof/>
+                <w:webHidden/>
+              </w:rPr>
+            </w:r>
+            <w:r>
+              <w:rPr>
+                <w:noProof/>
+                <w:webHidden/>
+              </w:rPr>
+              <w:fldChar w:fldCharType="separate"/>
+            </w:r>
+            <w:r>
+              <w:rPr>
+                <w:noProof/>
+                <w:webHidden/>
+              </w:rPr>
+              <w:t>3</w:t>
+            </w:r>
+            <w:r>
+              <w:rPr>
+                <w:noProof/>
+                <w:webHidden/>
+              </w:rPr>
+              <w:fldChar w:fldCharType="end"/>
+            </w:r>
+          </w:hyperlink>
+        </w:p>
+        <w:p>
+          <w:pPr>
+            <w:pStyle w:val="TDC2"/>
+            <w:tabs>
+              <w:tab w:val="right" w:leader="dot" w:pos="9062"/>
+            </w:tabs>
+            <w:rPr>
+              <w:rFonts w:asciiTheme="minorHAnsi" w:hAnsiTheme="minorHAnsi"/>
+              <w:noProof/>
+              <w:lang w:val="es-EC" w:eastAsia="es-EC"/>
+            </w:rPr>
+          </w:pPr>
+          <w:hyperlink w:anchor="_Toc235223736" w:history="1">
+            <w:r>
+              <w:rPr>
+                <w:rStyle w:val="Hipervnculo"/>
+                <w:noProof/>
+              </w:rPr>
+              <w:t>Predicción</w:t>
+            </w:r>
+            <w:r>
+              <w:rPr>
+                <w:noProof/>
+                <w:webHidden/>
+              </w:rPr>
+              <w:tab/>
+            </w:r>
+            <w:r>
+              <w:rPr>
+                <w:noProof/>
+                <w:webHidden/>
+              </w:rPr>
+              <w:fldChar w:fldCharType="begin"/>
+            </w:r>
+            <w:r>
+              <w:rPr>
+                <w:noProof/>
+                <w:webHidden/>
+              </w:rPr>
+              <w:instrText xml:space="preserve"> PAGEREF _Toc235223736 \h </w:instrText>
+            </w:r>
+            <w:r>
+              <w:rPr>
+                <w:noProof/>
+                <w:webHidden/>
+              </w:rPr>
+            </w:r>
+            <w:r>
+              <w:rPr>
+                <w:noProof/>
+                <w:webHidden/>
+              </w:rPr>
+              <w:fldChar w:fldCharType="separate"/>
+            </w:r>
+            <w:r>
+              <w:rPr>
+                <w:noProof/>
+                <w:webHidden/>
+              </w:rPr>
+              <w:t>3</w:t>
+            </w:r>
+            <w:r>
+              <w:rPr>
+                <w:noProof/>
+                <w:webHidden/>
+              </w:rPr>
+              <w:fldChar w:fldCharType="end"/>
+            </w:r>
+          </w:hyperlink>
+        </w:p>
+        <w:p>
+          <w:pPr>
+            <w:pStyle w:val="TDC1"/>
+            <w:tabs>
+              <w:tab w:val="right" w:leader="dot" w:pos="9062"/>
+            </w:tabs>
+            <w:rPr>
+              <w:rFonts w:asciiTheme="minorHAnsi" w:hAnsiTheme="minorHAnsi"/>
+              <w:noProof/>
+              <w:lang w:val="es-EC" w:eastAsia="es-EC"/>
+            </w:rPr>
+          </w:pPr>
+          <w:hyperlink w:anchor="_Toc235223737" w:history="1">
+            <w:r>
+              <w:rPr>
+                <w:rStyle w:val="Hipervnculo"/>
+                <w:noProof/>
+              </w:rPr>
+              <w:t>4. Cómo modificar el proyecto</w:t>
+            </w:r>
+            <w:r>
+              <w:rPr>
+                <w:noProof/>
+                <w:webHidden/>
+              </w:rPr>
+              <w:tab/>
+            </w:r>
+            <w:r>
+              <w:rPr>
+                <w:noProof/>
+                <w:webHidden/>
+              </w:rPr>
+              <w:fldChar w:fldCharType="begin"/>
+            </w:r>
+            <w:r>
+              <w:rPr>
+                <w:noProof/>
+                <w:webHidden/>
+              </w:rPr>
+              <w:instrText xml:space="preserve"> PAGEREF _Toc235223737 \h </w:instrText>
+            </w:r>
+            <w:r>
+              <w:rPr>
+                <w:noProof/>
+                <w:webHidden/>
+              </w:rPr>
+            </w:r>
+            <w:r>
+              <w:rPr>
+                <w:noProof/>
+                <w:webHidden/>
+              </w:rPr>
+              <w:fldChar w:fldCharType="separate"/>
+            </w:r>
+            <w:r>
+              <w:rPr>
+                <w:noProof/>
+                <w:webHidden/>
+              </w:rPr>
+              <w:t>3</w:t>
+            </w:r>
+            <w:r>
+              <w:rPr>
+                <w:noProof/>
+                <w:webHidden/>
+              </w:rPr>
+              <w:fldChar w:fldCharType="end"/>
+            </w:r>
+          </w:hyperlink>
+        </w:p>
+        <w:p>
+          <w:pPr>
+            <w:pStyle w:val="TDC2"/>
+            <w:tabs>
+              <w:tab w:val="right" w:leader="dot" w:pos="9062"/>
+            </w:tabs>
+            <w:rPr>
+              <w:rFonts w:asciiTheme="minorHAnsi" w:hAnsiTheme="minorHAnsi"/>
+              <w:noProof/>
+              <w:lang w:val="es-EC" w:eastAsia="es-EC"/>
+            </w:rPr>
+          </w:pPr>
+          <w:hyperlink w:anchor="_Toc235223738" w:history="1">
+            <w:r>
+              <w:rPr>
+                <w:rStyle w:val="Hipervnculo"/>
+                <w:noProof/>
+              </w:rPr>
+              <w:t>Añadir un parámetro de entrenamiento</w:t>
+            </w:r>
+            <w:r>
+              <w:rPr>
+                <w:noProof/>
+                <w:webHidden/>
+              </w:rPr>
+              <w:tab/>
+            </w:r>
+            <w:r>
+              <w:rPr>
+                <w:noProof/>
+                <w:webHidden/>
+              </w:rPr>
+              <w:fldChar w:fldCharType="begin"/>
+            </w:r>
+            <w:r>
+              <w:rPr>
+                <w:noProof/>
+                <w:webHidden/>
+              </w:rPr>
+              <w:instrText xml:space="preserve"> PAGEREF _Toc235223738 \h </w:instrText>
+            </w:r>
+            <w:r>
+              <w:rPr>
+                <w:noProof/>
+                <w:webHidden/>
+              </w:rPr>
+            </w:r>
+            <w:r>
+              <w:rPr>
+                <w:noProof/>
+                <w:webHidden/>
+              </w:rPr>
+              <w:fldChar w:fldCharType="separate"/>
+            </w:r>
+            <w:r>
+              <w:rPr>
+                <w:noProof/>
+                <w:webHidden/>
+              </w:rPr>
+              <w:t>3</w:t>
+            </w:r>
+            <w:r>
+              <w:rPr>
+                <w:noProof/>
+                <w:webHidden/>
+              </w:rPr>
+              <w:fldChar w:fldCharType="end"/>
+            </w:r>
+          </w:hyperlink>
+        </w:p>
+        <w:p>
+          <w:pPr>
+            <w:pStyle w:val="TDC2"/>
+            <w:tabs>
+              <w:tab w:val="right" w:leader="dot" w:pos="9062"/>
+            </w:tabs>
+            <w:rPr>
+              <w:rFonts w:asciiTheme="minorHAnsi" w:hAnsiTheme="minorHAnsi"/>
+              <w:noProof/>
+              <w:lang w:val="es-EC" w:eastAsia="es-EC"/>
+            </w:rPr>
+          </w:pPr>
+          <w:hyperlink w:anchor="_Toc235223739" w:history="1">
+            <w:r>
+              <w:rPr>
+                <w:rStyle w:val="Hipervnculo"/>
+                <w:noProof/>
+              </w:rPr>
+              <w:t>Añadir un endpoint</w:t>
+            </w:r>
+            <w:r>
+              <w:rPr>
+                <w:noProof/>
+                <w:webHidden/>
+              </w:rPr>
+              <w:tab/>
+            </w:r>
+            <w:r>
+              <w:rPr>
+                <w:noProof/>
+                <w:webHidden/>
+              </w:rPr>
+              <w:fldChar w:fldCharType="begin"/>
+            </w:r>
+            <w:r>
+              <w:rPr>
+                <w:noProof/>
+                <w:webHidden/>
+              </w:rPr>
+              <w:instrText xml:space="preserve"> PAGEREF _Toc235223739 \h </w:instrText>
+            </w:r>
+            <w:r>
+              <w:rPr>
+                <w:noProof/>
+                <w:webHidden/>
+              </w:rPr>
+            </w:r>
+            <w:r>
+              <w:rPr>
+                <w:noProof/>
+                <w:webHidden/>
+              </w:rPr>
+              <w:fldChar w:fldCharType="separate"/>
+            </w:r>
+            <w:r>
+              <w:rPr>
+                <w:noProof/>
+                <w:webHidden/>
+              </w:rPr>
+              <w:t>4</w:t>
+            </w:r>
+            <w:r>
+              <w:rPr>
+                <w:noProof/>
+                <w:webHidden/>
+              </w:rPr>
+              <w:fldChar w:fldCharType="end"/>
+            </w:r>
+          </w:hyperlink>
+        </w:p>
+        <w:p>
+          <w:pPr>
+            <w:pStyle w:val="TDC2"/>
+            <w:tabs>
+              <w:tab w:val="right" w:leader="dot" w:pos="9062"/>
+            </w:tabs>
+            <w:rPr>
+              <w:rFonts w:asciiTheme="minorHAnsi" w:hAnsiTheme="minorHAnsi"/>
+              <w:noProof/>
+              <w:lang w:val="es-EC" w:eastAsia="es-EC"/>
+            </w:rPr>
+          </w:pPr>
+          <w:hyperlink w:anchor="_Toc235223740" w:history="1">
+            <w:r>
+              <w:rPr>
+                <w:rStyle w:val="Hipervnculo"/>
+                <w:noProof/>
+              </w:rPr>
+              <w:t>Cambiar las clases</w:t>
+            </w:r>
+            <w:r>
+              <w:rPr>
+                <w:noProof/>
+                <w:webHidden/>
+              </w:rPr>
+              <w:tab/>
+            </w:r>
+            <w:r>
+              <w:rPr>
+                <w:noProof/>
+                <w:webHidden/>
+              </w:rPr>
+              <w:fldChar w:fldCharType="begin"/>
+            </w:r>
+            <w:r>
+              <w:rPr>
+                <w:noProof/>
+                <w:webHidden/>
+              </w:rPr>
+              <w:instrText xml:space="preserve"> PAGEREF _Toc235223740 \h </w:instrText>
+            </w:r>
+            <w:r>
+              <w:rPr>
+                <w:noProof/>
+                <w:webHidden/>
+              </w:rPr>
+            </w:r>
+            <w:r>
+              <w:rPr>
+                <w:noProof/>
+                <w:webHidden/>
+              </w:rPr>
+              <w:fldChar w:fldCharType="separate"/>
+            </w:r>
+            <w:r>
+              <w:rPr>
+                <w:noProof/>
+                <w:webHidden/>
+              </w:rPr>
+              <w:t>4</w:t>
+            </w:r>
+            <w:r>
+              <w:rPr>
+                <w:noProof/>
+                <w:webHidden/>
+              </w:rPr>
+              <w:fldChar w:fldCharType="end"/>
+            </w:r>
+          </w:hyperlink>
+        </w:p>
+        <w:p>
+          <w:pPr>
+            <w:pStyle w:val="TDC1"/>
+            <w:tabs>
+              <w:tab w:val="right" w:leader="dot" w:pos="9062"/>
+            </w:tabs>
+            <w:rPr>
+              <w:rFonts w:asciiTheme="minorHAnsi" w:hAnsiTheme="minorHAnsi"/>
+              <w:noProof/>
+              <w:lang w:val="es-EC" w:eastAsia="es-EC"/>
+            </w:rPr>
+          </w:pPr>
+          <w:hyperlink w:anchor="_Toc235223741" w:history="1">
+            <w:r>
+              <w:rPr>
+                <w:rStyle w:val="Hipervnculo"/>
+                <w:noProof/>
+              </w:rPr>
+              <w:t>5. Estilo y prácticas</w:t>
+            </w:r>
+            <w:r>
+              <w:rPr>
+                <w:noProof/>
+                <w:webHidden/>
+              </w:rPr>
+              <w:tab/>
+            </w:r>
+            <w:r>
+              <w:rPr>
+                <w:noProof/>
+                <w:webHidden/>
+              </w:rPr>
+              <w:fldChar w:fldCharType="begin"/>
+            </w:r>
+            <w:r>
+              <w:rPr>
+                <w:noProof/>
+                <w:webHidden/>
+              </w:rPr>
+              <w:instrText xml:space="preserve"> PAGEREF _Toc235223741 \h </w:instrText>
+            </w:r>
+            <w:r>
+              <w:rPr>
+                <w:noProof/>
+                <w:webHidden/>
+              </w:rPr>
+            </w:r>
+            <w:r>
+              <w:rPr>
+                <w:noProof/>
+                <w:webHidden/>
+              </w:rPr>
+              <w:fldChar w:fldCharType="separate"/>
+            </w:r>
+            <w:r>
+              <w:rPr>
+                <w:noProof/>
+                <w:webHidden/>
+              </w:rPr>
+              <w:t>4</w:t>
+            </w:r>
+            <w:r>
+              <w:rPr>
+                <w:noProof/>
+                <w:webHidden/>
+              </w:rPr>
+              <w:fldChar w:fldCharType="end"/>
+            </w:r>
+          </w:hyperlink>
+        </w:p>
+        <w:p>
+          <w:pPr>
+            <w:pStyle w:val="TDC1"/>
+            <w:tabs>
+              <w:tab w:val="right" w:leader="dot" w:pos="9062"/>
+            </w:tabs>
+            <w:rPr>
+              <w:rFonts w:asciiTheme="minorHAnsi" w:hAnsiTheme="minorHAnsi"/>
+              <w:noProof/>
+              <w:lang w:val="es-EC" w:eastAsia="es-EC"/>
+            </w:rPr>
+          </w:pPr>
+          <w:hyperlink w:anchor="_Toc235223742" w:history="1">
+            <w:r>
+              <w:rPr>
+                <w:rStyle w:val="Hipervnculo"/>
+                <w:noProof/>
+              </w:rPr>
+              <w:t>6. Pruebas sugeridas</w:t>
+            </w:r>
+            <w:r>
+              <w:rPr>
+                <w:noProof/>
+                <w:webHidden/>
+              </w:rPr>
+              <w:tab/>
+            </w:r>
+            <w:r>
+              <w:rPr>
+                <w:noProof/>
+                <w:webHidden/>
+              </w:rPr>
+              <w:fldChar w:fldCharType="begin"/>
+            </w:r>
+            <w:r>
+              <w:rPr>
+                <w:noProof/>
+                <w:webHidden/>
+              </w:rPr>
+              <w:instrText xml:space="preserve"> PAGEREF _Toc235223742 \h </w:instrText>
+            </w:r>
+            <w:r>
+              <w:rPr>
+                <w:noProof/>
+                <w:webHidden/>
+              </w:rPr>
+            </w:r>
+            <w:r>
+              <w:rPr>
+                <w:noProof/>
+                <w:webHidden/>
+              </w:rPr>
+              <w:fldChar w:fldCharType="separate"/>
+            </w:r>
+            <w:r>
+              <w:rPr>
+                <w:noProof/>
+                <w:webHidden/>
+              </w:rPr>
+              <w:t>4</w:t>
+            </w:r>
+            <w:r>
+              <w:rPr>
+                <w:noProof/>
+                <w:webHidden/>
+              </w:rPr>
+              <w:fldChar w:fldCharType="end"/>
+            </w:r>
+          </w:hyperlink>
+        </w:p>
+        <w:p>
+          <w:pPr>
+            <w:pStyle w:val="TDC2"/>
+            <w:tabs>
+              <w:tab w:val="right" w:leader="dot" w:pos="9062"/>
+            </w:tabs>
+            <w:rPr>
+              <w:rFonts w:asciiTheme="minorHAnsi" w:hAnsiTheme="minorHAnsi"/>
+              <w:noProof/>
+              <w:lang w:val="es-EC" w:eastAsia="es-EC"/>
+            </w:rPr>
+          </w:pPr>
+          <w:hyperlink w:anchor="_Toc235223743" w:history="1">
+            <w:r>
+              <w:rPr>
+                <w:rStyle w:val="Hipervnculo"/>
+                <w:noProof/>
+              </w:rPr>
+              <w:t>Comprobación sintáctica</w:t>
+            </w:r>
+            <w:r>
+              <w:rPr>
+                <w:noProof/>
+                <w:webHidden/>
+              </w:rPr>
+              <w:tab/>
+            </w:r>
+            <w:r>
+              <w:rPr>
+                <w:noProof/>
+                <w:webHidden/>
+              </w:rPr>
+              <w:fldChar w:fldCharType="begin"/>
+            </w:r>
+            <w:r>
+              <w:rPr>
+                <w:noProof/>
+                <w:webHidden/>
+              </w:rPr>
+              <w:instrText xml:space="preserve"> PAGEREF _Toc235223743 \h </w:instrText>
+            </w:r>
+            <w:r>
+              <w:rPr>
+                <w:noProof/>
+                <w:webHidden/>
+              </w:rPr>
+            </w:r>
+            <w:r>
+              <w:rPr>
+                <w:noProof/>
+                <w:webHidden/>
+              </w:rPr>
+              <w:fldChar w:fldCharType="separate"/>
+            </w:r>
+            <w:r>
+              <w:rPr>
+                <w:noProof/>
+                <w:webHidden/>
+              </w:rPr>
+              <w:t>4</w:t>
+            </w:r>
+            <w:r>
+              <w:rPr>
+                <w:noProof/>
+                <w:webHidden/>
+              </w:rPr>
+              <w:fldChar w:fldCharType="end"/>
+            </w:r>
+          </w:hyperlink>
+        </w:p>
+        <w:p>
+          <w:pPr>
+            <w:pStyle w:val="TDC2"/>
+            <w:tabs>
+              <w:tab w:val="right" w:leader="dot" w:pos="9062"/>
+            </w:tabs>
+            <w:rPr>
+              <w:rFonts w:asciiTheme="minorHAnsi" w:hAnsiTheme="minorHAnsi"/>
+              <w:noProof/>
+              <w:lang w:val="es-EC" w:eastAsia="es-EC"/>
+            </w:rPr>
+          </w:pPr>
+          <w:hyperlink w:anchor="_Toc235223744" w:history="1">
+            <w:r>
+              <w:rPr>
+                <w:rStyle w:val="Hipervnculo"/>
+                <w:noProof/>
+              </w:rPr>
+              <w:t>Importación de la aplicación</w:t>
+            </w:r>
+            <w:r>
+              <w:rPr>
+                <w:noProof/>
+                <w:webHidden/>
+              </w:rPr>
+              <w:tab/>
+            </w:r>
+            <w:r>
+              <w:rPr>
+                <w:noProof/>
+                <w:webHidden/>
+              </w:rPr>
+              <w:fldChar w:fldCharType="begin"/>
+            </w:r>
+            <w:r>
+              <w:rPr>
+                <w:noProof/>
+                <w:webHidden/>
+              </w:rPr>
+              <w:instrText xml:space="preserve"> PAGEREF _Toc235223744 \h </w:instrText>
+            </w:r>
+            <w:r>
+              <w:rPr>
+                <w:noProof/>
+                <w:webHidden/>
+              </w:rPr>
+            </w:r>
+            <w:r>
+              <w:rPr>
+                <w:noProof/>
+                <w:webHidden/>
+              </w:rPr>
+              <w:fldChar w:fldCharType="separate"/>
+            </w:r>
+            <w:r>
+              <w:rPr>
+                <w:noProof/>
+                <w:webHidden/>
+              </w:rPr>
+              <w:t>4</w:t>
+            </w:r>
+            <w:r>
+              <w:rPr>
+                <w:noProof/>
+                <w:webHidden/>
+              </w:rPr>
+              <w:fldChar w:fldCharType="end"/>
+            </w:r>
+          </w:hyperlink>
+        </w:p>
+        <w:p>
+          <w:pPr>
+            <w:pStyle w:val="TDC2"/>
+            <w:tabs>
+              <w:tab w:val="right" w:leader="dot" w:pos="9062"/>
+            </w:tabs>
+            <w:rPr>
+              <w:rFonts w:asciiTheme="minorHAnsi" w:hAnsiTheme="minorHAnsi"/>
+              <w:noProof/>
+              <w:lang w:val="es-EC" w:eastAsia="es-EC"/>
+            </w:rPr>
+          </w:pPr>
+          <w:hyperlink w:anchor="_Toc235223745" w:history="1">
+            <w:r>
+              <w:rPr>
+                <w:rStyle w:val="Hipervnculo"/>
+                <w:noProof/>
+              </w:rPr>
+              <w:t>Casos mínimos de API</w:t>
+            </w:r>
+            <w:r>
+              <w:rPr>
+                <w:noProof/>
+                <w:webHidden/>
+              </w:rPr>
+              <w:tab/>
+            </w:r>
+            <w:r>
+              <w:rPr>
+                <w:noProof/>
+                <w:webHidden/>
+              </w:rPr>
+              <w:fldChar w:fldCharType="begin"/>
+            </w:r>
+            <w:r>
+              <w:rPr>
+                <w:noProof/>
+                <w:webHidden/>
+              </w:rPr>
+              <w:instrText xml:space="preserve"> PAGEREF _Toc235223745 \h </w:instrText>
+            </w:r>
+            <w:r>
+              <w:rPr>
+                <w:noProof/>
+                <w:webHidden/>
+              </w:rPr>
+            </w:r>
+            <w:r>
+              <w:rPr>
+                <w:noProof/>
+                <w:webHidden/>
+              </w:rPr>
+              <w:fldChar w:fldCharType="separate"/>
+            </w:r>
+            <w:r>
+              <w:rPr>
+                <w:noProof/>
+                <w:webHidden/>
+              </w:rPr>
+              <w:t>4</w:t>
+            </w:r>
+            <w:r>
+              <w:rPr>
+                <w:noProof/>
+                <w:webHidden/>
+              </w:rPr>
+              <w:fldChar w:fldCharType="end"/>
+            </w:r>
+          </w:hyperlink>
+        </w:p>
+        <w:p>
+          <w:pPr>
+            <w:pStyle w:val="TDC1"/>
+            <w:tabs>
+              <w:tab w:val="right" w:leader="dot" w:pos="9062"/>
+            </w:tabs>
+            <w:rPr>
+              <w:rFonts w:asciiTheme="minorHAnsi" w:hAnsiTheme="minorHAnsi"/>
+              <w:noProof/>
+              <w:lang w:val="es-EC" w:eastAsia="es-EC"/>
+            </w:rPr>
+          </w:pPr>
+          <w:hyperlink w:anchor="_Toc235223746" w:history="1">
+            <w:r>
+              <w:rPr>
+                <w:rStyle w:val="Hipervnculo"/>
+                <w:noProof/>
+              </w:rPr>
+              <w:t>7. Puntos delicados</w:t>
+            </w:r>
+            <w:r>
+              <w:rPr>
+                <w:noProof/>
+                <w:webHidden/>
+              </w:rPr>
+              <w:tab/>
+            </w:r>
+            <w:r>
+              <w:rPr>
+                <w:noProof/>
+                <w:webHidden/>
+              </w:rPr>
+              <w:fldChar w:fldCharType="begin"/>
+            </w:r>
+            <w:r>
+              <w:rPr>
+                <w:noProof/>
+                <w:webHidden/>
+              </w:rPr>
+              <w:instrText xml:space="preserve"> PAGEREF _Toc235223746 \h </w:instrText>
+            </w:r>
+            <w:r>
+              <w:rPr>
+                <w:noProof/>
+                <w:webHidden/>
+              </w:rPr>
+            </w:r>
+            <w:r>
+              <w:rPr>
+                <w:noProof/>
+                <w:webHidden/>
+              </w:rPr>
+              <w:fldChar w:fldCharType="separate"/>
+            </w:r>
+            <w:r>
+              <w:rPr>
+                <w:noProof/>
+                <w:webHidden/>
+              </w:rPr>
+              <w:t>4</w:t>
+            </w:r>
+            <w:r>
+              <w:rPr>
+                <w:noProof/>
+                <w:webHidden/>
+              </w:rPr>
+              <w:fldChar w:fldCharType="end"/>
+            </w:r>
+          </w:hyperlink>
+        </w:p>
+        <w:p>
+          <w:pPr>
+            <w:pStyle w:val="TDC1"/>
+            <w:tabs>
+              <w:tab w:val="right" w:leader="dot" w:pos="9062"/>
+            </w:tabs>
+            <w:rPr>
+              <w:rFonts w:asciiTheme="minorHAnsi" w:hAnsiTheme="minorHAnsi"/>
+              <w:noProof/>
+              <w:lang w:val="es-EC" w:eastAsia="es-EC"/>
+            </w:rPr>
+          </w:pPr>
+          <w:hyperlink w:anchor="_Toc235223747" w:history="1">
+            <w:r>
+              <w:rPr>
+                <w:rStyle w:val="Hipervnculo"/>
+                <w:noProof/>
+              </w:rPr>
+              <w:t>8. Lista antes de enviar cambios</w:t>
+            </w:r>
+            <w:r>
+              <w:rPr>
+                <w:noProof/>
+                <w:webHidden/>
+              </w:rPr>
+              <w:tab/>
+            </w:r>
+            <w:r>
+              <w:rPr>
+                <w:noProof/>
+                <w:webHidden/>
+              </w:rPr>
+              <w:fldChar w:fldCharType="begin"/>
+            </w:r>
+            <w:r>
+              <w:rPr>
+                <w:noProof/>
+                <w:webHidden/>
+              </w:rPr>
+              <w:instrText xml:space="preserve"> PAGEREF _Toc235223747 \h </w:instrText>
+            </w:r>
+            <w:r>
+              <w:rPr>
+                <w:noProof/>
+                <w:webHidden/>
+              </w:rPr>
+            </w:r>
+            <w:r>
+              <w:rPr>
+                <w:noProof/>
+                <w:webHidden/>
+              </w:rPr>
+              <w:fldChar w:fldCharType="separate"/>
+            </w:r>
+            <w:r>
+              <w:rPr>
+                <w:noProof/>
+                <w:webHidden/>
+              </w:rPr>
+              <w:t>5</w:t>
+            </w:r>
+            <w:r>
+              <w:rPr>
+                <w:noProof/>
+                <w:webHidden/>
+              </w:rPr>
+              <w:fldChar w:fldCharType="end"/>
+            </w:r>
+          </w:hyperlink>
+        </w:p>
+        <w:p>
+          <w:r>
+            <w:rPr>
+              <w:b/>
+              <w:bCs/>
+              <w:lang w:val="es-ES"/>
+            </w:rPr>
+            <w:fldChar w:fldCharType="end"/>
+          </w:r>
+        </w:p>
+      </w:sdtContent>
+    </w:sdt>
+    <w:p/>
     <w:p>
       <w:pPr>
         <w:pStyle w:val="Ttulo"/>
         <w:spacing w:after="360"/>
         <w:jc w:val="center"/>
       </w:pPr>
-      <w:proofErr w:type="spellStart"/>
-      <w:r>
+    </w:p>
+    <w:p>
+      <w:pPr>
+        <w:pStyle w:val="Ttulo"/>
+        <w:spacing w:after="360"/>
+        <w:jc w:val="center"/>
+      </w:pPr>
+    </w:p>
+    <w:p>
+      <w:pPr>
+        <w:pStyle w:val="Ttulo"/>
+        <w:spacing w:after="360"/>
+        <w:jc w:val="center"/>
+      </w:pPr>
+    </w:p>
+    <w:p>
+      <w:pPr>
+        <w:pStyle w:val="Ttulo"/>
+        <w:spacing w:after="360"/>
+        <w:jc w:val="center"/>
+      </w:pPr>
+    </w:p>
+    <w:p>
+      <w:pPr>
+        <w:pStyle w:val="Ttulo"/>
+        <w:spacing w:after="360"/>
+        <w:jc w:val="center"/>
+      </w:pPr>
+    </w:p>
+    <w:p>
+      <w:pPr>
+        <w:pStyle w:val="Ttulo"/>
+        <w:spacing w:after="360"/>
+        <w:jc w:val="center"/>
+      </w:pPr>
+    </w:p>
+    <w:p>
+      <w:pPr>
+        <w:pStyle w:val="Ttulo"/>
+        <w:spacing w:after="360"/>
+        <w:jc w:val="center"/>
+      </w:pPr>
+    </w:p>
+    <w:p>
+      <w:pPr>
+        <w:pStyle w:val="Ttulo"/>
+        <w:spacing w:after="360"/>
+        <w:jc w:val="center"/>
+      </w:pPr>
+    </w:p>
+    <w:p>
+      <w:pPr>
+        <w:pStyle w:val="Ttulo"/>
+        <w:spacing w:after="360"/>
+        <w:jc w:val="center"/>
+      </w:pPr>
+    </w:p>
+    <w:p>
+      <w:pPr>
+        <w:pStyle w:val="Ttulo"/>
+        <w:spacing w:after="360"/>
+        <w:jc w:val="center"/>
+      </w:pPr>
+    </w:p>
+    <w:p>
+      <w:pPr>
+        <w:pStyle w:val="Ttulo"/>
+        <w:spacing w:after="360"/>
+        <w:jc w:val="center"/>
+      </w:pPr>
+    </w:p>
+    <w:p>
+      <w:pPr>
+        <w:pStyle w:val="TtuloTDC"/>
+        <w:jc w:val="center"/>
+        <w:rPr>
+          <w:rFonts w:ascii="Arial" w:hAnsi="Arial" w:cs="Arial"/>
+          <w:color w:val="auto"/>
+          <w:sz w:val="28"/>
+          <w:lang w:val="es-ES"/>
+        </w:rPr>
+      </w:pPr>
+      <w:proofErr w:type="spellStart"/>
+      <w:r>
+        <w:rPr>
+          <w:rFonts w:ascii="Arial" w:hAnsi="Arial" w:cs="Arial"/>
+          <w:color w:val="auto"/>
+          <w:sz w:val="28"/>
+          <w:lang w:val="es-ES"/>
+        </w:rPr>
         <w:lastRenderedPageBreak/>
         <w:t>Guía</w:t>
       </w:r>
       <w:proofErr w:type="spellEnd"/>
       <w:r>
+        <w:rPr>
+          <w:rFonts w:ascii="Arial" w:hAnsi="Arial" w:cs="Arial"/>
+          <w:color w:val="auto"/>
+          <w:sz w:val="28"/>
+          <w:lang w:val="es-ES"/>
+        </w:rPr>
         <w:t xml:space="preserve"> paso a paso para </w:t>
       </w:r>
       <w:proofErr w:type="spellStart"/>
       <w:r>
+        <w:rPr>
+          <w:rFonts w:ascii="Arial" w:hAnsi="Arial" w:cs="Arial"/>
+          <w:color w:val="auto"/>
+          <w:sz w:val="28"/>
+          <w:lang w:val="es-ES"/>
+        </w:rPr>
         <w:t>nuevos</w:t>
       </w:r>
       <w:proofErr w:type="spellEnd"/>
       <w:r>
+        <w:rPr>
+          <w:rFonts w:ascii="Arial" w:hAnsi="Arial" w:cs="Arial"/>
+          <w:color w:val="auto"/>
+          <w:sz w:val="28"/>
+          <w:lang w:val="es-ES"/>
+        </w:rPr>
         <w:t xml:space="preserve"> </w:t>
       </w:r>
       <w:proofErr w:type="spellStart"/>
       <w:r>
+        <w:rPr>
+          <w:rFonts w:ascii="Arial" w:hAnsi="Arial" w:cs="Arial"/>
+          <w:color w:val="auto"/>
+          <w:sz w:val="28"/>
+          <w:lang w:val="es-ES"/>
+        </w:rPr>
         <w:t>desarrolladores</w:t>
       </w:r>
       <w:proofErr w:type="spellEnd"/>
@@ -645,19 +1990,37 @@
     <w:p>
       <w:pPr>
         <w:pStyle w:val="Ttulo1"/>
-      </w:pPr>
-      <w:r>
+        <w:rPr>
+          <w:rFonts w:ascii="Arial" w:hAnsi="Arial" w:cs="Arial"/>
+          <w:color w:val="auto"/>
+          <w:sz w:val="28"/>
+        </w:rPr>
+      </w:pPr>
+      <w:bookmarkStart w:id="0" w:name="_Toc235223732"/>
+      <w:r>
+        <w:rPr>
+          <w:rFonts w:ascii="Arial" w:hAnsi="Arial" w:cs="Arial"/>
+          <w:color w:val="auto"/>
+          <w:sz w:val="28"/>
+        </w:rPr>
         <w:t xml:space="preserve">1. Primer </w:t>
       </w:r>
       <w:proofErr w:type="spellStart"/>
       <w:r>
+        <w:rPr>
+          <w:rFonts w:ascii="Arial" w:hAnsi="Arial" w:cs="Arial"/>
+          <w:color w:val="auto"/>
+          <w:sz w:val="28"/>
+        </w:rPr>
         <w:t>recorrido</w:t>
       </w:r>
+      <w:bookmarkEnd w:id="0"/>
       <w:proofErr w:type="spellEnd"/>
     </w:p>
     <w:p>
       <w:pPr>
         <w:pStyle w:val="Listaconnmeros"/>
+        <w:spacing w:line="360" w:lineRule="auto"/>
       </w:pPr>
       <w:r>
         <w:t xml:space="preserve">Lea </w:t>
@@ -686,6 +2049,7 @@
     <w:p>
       <w:pPr>
         <w:pStyle w:val="Listaconnmeros"/>
+        <w:spacing w:line="360" w:lineRule="auto"/>
       </w:pPr>
       <w:r>
         <w:t xml:space="preserve">Revise </w:t>
@@ -729,6 +2093,7 @@
     <w:p>
       <w:pPr>
         <w:pStyle w:val="Listaconnmeros"/>
+        <w:spacing w:line="360" w:lineRule="auto"/>
       </w:pPr>
       <w:r>
         <w:t xml:space="preserve">Siga </w:t>
@@ -805,6 +2170,7 @@
     <w:p>
       <w:pPr>
         <w:pStyle w:val="Listaconnmeros"/>
+        <w:spacing w:line="360" w:lineRule="auto"/>
       </w:pPr>
       <w:proofErr w:type="spellStart"/>
       <w:r>
@@ -862,6 +2228,7 @@
     <w:p>
       <w:pPr>
         <w:pStyle w:val="Listaconnmeros"/>
+        <w:spacing w:line="360" w:lineRule="auto"/>
       </w:pPr>
       <w:proofErr w:type="spellStart"/>
       <w:r>
@@ -903,30 +2270,328 @@
     <w:p>
       <w:pPr>
         <w:pStyle w:val="Ttulo1"/>
-      </w:pPr>
-      <w:r>
+        <w:rPr>
+          <w:rFonts w:ascii="Arial" w:hAnsi="Arial" w:cs="Arial"/>
+          <w:color w:val="auto"/>
+          <w:sz w:val="28"/>
+        </w:rPr>
+      </w:pPr>
+      <w:bookmarkStart w:id="1" w:name="_Toc235223733"/>
+      <w:r>
+        <w:rPr>
+          <w:rFonts w:ascii="Arial" w:hAnsi="Arial" w:cs="Arial"/>
+          <w:color w:val="auto"/>
+          <w:sz w:val="28"/>
+        </w:rPr>
         <w:t xml:space="preserve">2. </w:t>
       </w:r>
       <w:proofErr w:type="spellStart"/>
       <w:r>
+        <w:rPr>
+          <w:rFonts w:ascii="Arial" w:hAnsi="Arial" w:cs="Arial"/>
+          <w:color w:val="auto"/>
+          <w:sz w:val="28"/>
+        </w:rPr>
         <w:t>Preparar</w:t>
       </w:r>
       <w:proofErr w:type="spellEnd"/>
       <w:r>
+        <w:rPr>
+          <w:rFonts w:ascii="Arial" w:hAnsi="Arial" w:cs="Arial"/>
+          <w:color w:val="auto"/>
+          <w:sz w:val="28"/>
+        </w:rPr>
         <w:t xml:space="preserve"> </w:t>
       </w:r>
       <w:proofErr w:type="spellStart"/>
       <w:r>
+        <w:rPr>
+          <w:rFonts w:ascii="Arial" w:hAnsi="Arial" w:cs="Arial"/>
+          <w:color w:val="auto"/>
+          <w:sz w:val="28"/>
+        </w:rPr>
         <w:t>el</w:t>
       </w:r>
       <w:proofErr w:type="spellEnd"/>
       <w:r>
+        <w:rPr>
+          <w:rFonts w:ascii="Arial" w:hAnsi="Arial" w:cs="Arial"/>
+          <w:color w:val="auto"/>
+          <w:sz w:val="28"/>
+        </w:rPr>
         <w:t xml:space="preserve"> </w:t>
       </w:r>
       <w:proofErr w:type="spellStart"/>
       <w:r>
+        <w:rPr>
+          <w:rFonts w:ascii="Arial" w:hAnsi="Arial" w:cs="Arial"/>
+          <w:color w:val="auto"/>
+          <w:sz w:val="28"/>
+        </w:rPr>
         <w:t>entorno</w:t>
       </w:r>
+      <w:bookmarkEnd w:id="1"/>
+      <w:proofErr w:type="spellEnd"/>
+    </w:p>
+    <w:p>
+      <w:pPr>
+        <w:shd w:val="clear" w:color="auto" w:fill="F2F2F2"/>
+        <w:spacing w:before="80" w:after="160" w:line="360" w:lineRule="auto"/>
+        <w:ind w:left="283" w:right="283"/>
+      </w:pPr>
+      <w:r>
+        <w:rPr>
+          <w:rFonts w:ascii="Consolas" w:hAnsi="Consolas"/>
+          <w:sz w:val="17"/>
+        </w:rPr>
+        <w:t xml:space="preserve">python -m </w:t>
+      </w:r>
+      <w:proofErr w:type="spellStart"/>
+      <w:r>
+        <w:rPr>
+          <w:rFonts w:ascii="Consolas" w:hAnsi="Consolas"/>
+          <w:sz w:val="17"/>
+        </w:rPr>
+        <w:t>venv</w:t>
+      </w:r>
+      <w:proofErr w:type="spellEnd"/>
+      <w:r>
+        <w:rPr>
+          <w:rFonts w:ascii="Consolas" w:hAnsi="Consolas"/>
+          <w:sz w:val="17"/>
+        </w:rPr>
+        <w:t xml:space="preserve"> </w:t>
+      </w:r>
+      <w:proofErr w:type="spellStart"/>
+      <w:r>
+        <w:rPr>
+          <w:rFonts w:ascii="Consolas" w:hAnsi="Consolas"/>
+          <w:sz w:val="17"/>
+        </w:rPr>
+        <w:t>venv</w:t>
+      </w:r>
+      <w:proofErr w:type="spellEnd"/>
+      <w:r>
+        <w:rPr>
+          <w:rFonts w:ascii="Consolas" w:hAnsi="Consolas"/>
+          <w:sz w:val="17"/>
+        </w:rPr>
+        <w:br/>
+        <w:t>.\</w:t>
+      </w:r>
+      <w:proofErr w:type="spellStart"/>
+      <w:r>
+        <w:rPr>
+          <w:rFonts w:ascii="Consolas" w:hAnsi="Consolas"/>
+          <w:sz w:val="17"/>
+        </w:rPr>
+        <w:t>venv</w:t>
+      </w:r>
+      <w:proofErr w:type="spellEnd"/>
+      <w:r>
+        <w:rPr>
+          <w:rFonts w:ascii="Consolas" w:hAnsi="Consolas"/>
+          <w:sz w:val="17"/>
+        </w:rPr>
+        <w:t>\Scripts\Activate.ps1</w:t>
+      </w:r>
+      <w:r>
+        <w:rPr>
+          <w:rFonts w:ascii="Consolas" w:hAnsi="Consolas"/>
+          <w:sz w:val="17"/>
+        </w:rPr>
+        <w:br/>
+        <w:t>pip install -r requirements.txt</w:t>
+      </w:r>
+    </w:p>
+    <w:p>
+      <w:pPr>
+        <w:spacing w:line="360" w:lineRule="auto"/>
+        <w:ind w:firstLine="283"/>
+        <w:jc w:val="both"/>
+      </w:pPr>
+      <w:proofErr w:type="spellStart"/>
+      <w:r>
+        <w:t>Ejecute</w:t>
+      </w:r>
+      <w:proofErr w:type="spellEnd"/>
+      <w:r>
+        <w:t xml:space="preserve"> backend y frontend </w:t>
+      </w:r>
+      <w:proofErr w:type="spellStart"/>
+      <w:r>
+        <w:t>en</w:t>
+      </w:r>
+      <w:proofErr w:type="spellEnd"/>
+      <w:r>
+        <w:t xml:space="preserve"> </w:t>
+      </w:r>
+      <w:proofErr w:type="spellStart"/>
+      <w:r>
+        <w:t>terminales</w:t>
+      </w:r>
+      <w:proofErr w:type="spellEnd"/>
+      <w:r>
+        <w:t xml:space="preserve"> </w:t>
+      </w:r>
+      <w:proofErr w:type="spellStart"/>
+      <w:r>
+        <w:t>separadas</w:t>
+      </w:r>
+      <w:proofErr w:type="spellEnd"/>
+      <w:r>
+        <w:t>:</w:t>
+      </w:r>
+    </w:p>
+    <w:p>
+      <w:pPr>
+        <w:shd w:val="clear" w:color="auto" w:fill="F2F2F2"/>
+        <w:spacing w:before="80" w:after="160" w:line="360" w:lineRule="auto"/>
+        <w:ind w:left="283" w:right="283"/>
+      </w:pPr>
+      <w:proofErr w:type="spellStart"/>
+      <w:r>
+        <w:rPr>
+          <w:rFonts w:ascii="Consolas" w:hAnsi="Consolas"/>
+          <w:sz w:val="17"/>
+        </w:rPr>
+        <w:t>uvicorn</w:t>
+      </w:r>
+      <w:proofErr w:type="spellEnd"/>
+      <w:r>
+        <w:rPr>
+          <w:rFonts w:ascii="Consolas" w:hAnsi="Consolas"/>
+          <w:sz w:val="17"/>
+        </w:rPr>
+        <w:t xml:space="preserve"> </w:t>
+      </w:r>
+      <w:proofErr w:type="spellStart"/>
+      <w:proofErr w:type="gramStart"/>
+      <w:r>
+        <w:rPr>
+          <w:rFonts w:ascii="Consolas" w:hAnsi="Consolas"/>
+          <w:sz w:val="17"/>
+        </w:rPr>
+        <w:t>backend.main</w:t>
+      </w:r>
+      <w:proofErr w:type="gramEnd"/>
+      <w:r>
+        <w:rPr>
+          <w:rFonts w:ascii="Consolas" w:hAnsi="Consolas"/>
+          <w:sz w:val="17"/>
+        </w:rPr>
+        <w:t>:app</w:t>
+      </w:r>
+      <w:proofErr w:type="spellEnd"/>
+      <w:r>
+        <w:rPr>
+          <w:rFonts w:ascii="Consolas" w:hAnsi="Consolas"/>
+          <w:sz w:val="17"/>
+        </w:rPr>
+        <w:t xml:space="preserve"> --reload</w:t>
+      </w:r>
+    </w:p>
+    <w:p>
+      <w:pPr>
+        <w:shd w:val="clear" w:color="auto" w:fill="F2F2F2"/>
+        <w:spacing w:before="80" w:after="160" w:line="360" w:lineRule="auto"/>
+        <w:ind w:left="283" w:right="283"/>
+      </w:pPr>
+      <w:r>
+        <w:rPr>
+          <w:rFonts w:ascii="Consolas" w:hAnsi="Consolas"/>
+          <w:sz w:val="17"/>
+        </w:rPr>
+        <w:t xml:space="preserve">python -m </w:t>
+      </w:r>
+      <w:proofErr w:type="spellStart"/>
+      <w:proofErr w:type="gramStart"/>
+      <w:r>
+        <w:rPr>
+          <w:rFonts w:ascii="Consolas" w:hAnsi="Consolas"/>
+          <w:sz w:val="17"/>
+        </w:rPr>
+        <w:t>http.server</w:t>
+      </w:r>
+      <w:proofErr w:type="spellEnd"/>
+      <w:proofErr w:type="gramEnd"/>
+      <w:r>
+        <w:rPr>
+          <w:rFonts w:ascii="Consolas" w:hAnsi="Consolas"/>
+          <w:sz w:val="17"/>
+        </w:rPr>
+        <w:t xml:space="preserve"> 5500 --directory frontend</w:t>
+      </w:r>
+    </w:p>
+    <w:p>
+      <w:pPr>
+        <w:pStyle w:val="Ttulo1"/>
+        <w:rPr>
+          <w:rFonts w:ascii="Arial" w:hAnsi="Arial" w:cs="Arial"/>
+          <w:color w:val="auto"/>
+          <w:sz w:val="28"/>
+        </w:rPr>
+      </w:pPr>
+      <w:bookmarkStart w:id="2" w:name="_Toc235223734"/>
+      <w:r>
+        <w:rPr>
+          <w:rFonts w:ascii="Arial" w:hAnsi="Arial" w:cs="Arial"/>
+          <w:color w:val="auto"/>
+          <w:sz w:val="28"/>
+        </w:rPr>
+        <w:t xml:space="preserve">3. </w:t>
+      </w:r>
+      <w:proofErr w:type="spellStart"/>
+      <w:r>
+        <w:rPr>
+          <w:rFonts w:ascii="Arial" w:hAnsi="Arial" w:cs="Arial"/>
+          <w:color w:val="auto"/>
+          <w:sz w:val="28"/>
+        </w:rPr>
+        <w:t>Flujo</w:t>
+      </w:r>
+      <w:proofErr w:type="spellEnd"/>
+      <w:r>
+        <w:rPr>
+          <w:rFonts w:ascii="Arial" w:hAnsi="Arial" w:cs="Arial"/>
+          <w:color w:val="auto"/>
+          <w:sz w:val="28"/>
+        </w:rPr>
+        <w:t xml:space="preserve"> de una </w:t>
+      </w:r>
+      <w:proofErr w:type="spellStart"/>
+      <w:r>
+        <w:rPr>
+          <w:rFonts w:ascii="Arial" w:hAnsi="Arial" w:cs="Arial"/>
+          <w:color w:val="auto"/>
+          <w:sz w:val="28"/>
+        </w:rPr>
+        <w:t>solicitud</w:t>
+      </w:r>
+      <w:bookmarkEnd w:id="2"/>
+      <w:proofErr w:type="spellEnd"/>
+    </w:p>
+    <w:p>
+      <w:pPr>
+        <w:pStyle w:val="Ttulo1"/>
+        <w:ind w:firstLine="283"/>
+        <w:rPr>
+          <w:rFonts w:ascii="Arial" w:hAnsi="Arial" w:cs="Arial"/>
+          <w:color w:val="auto"/>
+          <w:sz w:val="28"/>
+        </w:rPr>
+      </w:pPr>
+      <w:bookmarkStart w:id="3" w:name="_Toc235223735"/>
+      <w:proofErr w:type="spellStart"/>
+      <w:r>
+        <w:rPr>
+          <w:rFonts w:ascii="Arial" w:hAnsi="Arial" w:cs="Arial"/>
+          <w:color w:val="auto"/>
+          <w:sz w:val="28"/>
+        </w:rPr>
+        <w:t>Entrenamiento</w:t>
+      </w:r>
+      <w:bookmarkEnd w:id="3"/>
       <w:proofErr w:type="spellEnd"/>
     </w:p>
     <w:p>
@@ -935,107 +2600,174 @@
         <w:spacing w:before="80" w:after="160"/>
         <w:ind w:left="283" w:right="283"/>
       </w:pPr>
+      <w:proofErr w:type="spellStart"/>
       <w:r>
         <w:rPr>
           <w:rFonts w:ascii="Consolas" w:hAnsi="Consolas"/>
           <w:sz w:val="17"/>
         </w:rPr>
-        <w:t xml:space="preserve">python -m </w:t>
-      </w:r>
-      <w:proofErr w:type="spellStart"/>
+        <w:t>Formulario</w:t>
+      </w:r>
+      <w:proofErr w:type="spellEnd"/>
       <w:r>
         <w:rPr>
           <w:rFonts w:ascii="Consolas" w:hAnsi="Consolas"/>
           <w:sz w:val="17"/>
         </w:rPr>
-        <w:t>venv</w:t>
-      </w:r>
-      <w:proofErr w:type="spellEnd"/>
+        <w:t xml:space="preserve"> → POST /config → </w:t>
+      </w:r>
+      <w:proofErr w:type="spellStart"/>
       <w:r>
         <w:rPr>
           <w:rFonts w:ascii="Consolas" w:hAnsi="Consolas"/>
           <w:sz w:val="17"/>
         </w:rPr>
-        <w:t xml:space="preserve"> </w:t>
-      </w:r>
-      <w:proofErr w:type="spellStart"/>
+        <w:t>TrainConfig</w:t>
+      </w:r>
+      <w:proofErr w:type="spellEnd"/>
       <w:r>
         <w:rPr>
           <w:rFonts w:ascii="Consolas" w:hAnsi="Consolas"/>
           <w:sz w:val="17"/>
         </w:rPr>
-        <w:t>venv</w:t>
-      </w:r>
-      <w:proofErr w:type="spellEnd"/>
+        <w:br/>
+        <w:t xml:space="preserve">          → POST /train → </w:t>
+      </w:r>
+      <w:proofErr w:type="spellStart"/>
       <w:r>
         <w:rPr>
           <w:rFonts w:ascii="Consolas" w:hAnsi="Consolas"/>
           <w:sz w:val="17"/>
         </w:rPr>
-        <w:br/>
-        <w:t>.\</w:t>
-      </w:r>
-      <w:proofErr w:type="spellStart"/>
+        <w:t>load_dataset</w:t>
+      </w:r>
+      <w:proofErr w:type="spellEnd"/>
       <w:r>
         <w:rPr>
           <w:rFonts w:ascii="Consolas" w:hAnsi="Consolas"/>
           <w:sz w:val="17"/>
         </w:rPr>
-        <w:t>venv</w:t>
-      </w:r>
-      <w:proofErr w:type="spellEnd"/>
+        <w:br/>
+        <w:t xml:space="preserve">                        → </w:t>
+      </w:r>
+      <w:proofErr w:type="spellStart"/>
       <w:r>
         <w:rPr>
           <w:rFonts w:ascii="Consolas" w:hAnsi="Consolas"/>
           <w:sz w:val="17"/>
         </w:rPr>
-        <w:t>\Scripts\Activate.ps1</w:t>
-      </w:r>
+        <w:t>preprocess_data</w:t>
+      </w:r>
+      <w:proofErr w:type="spellEnd"/>
       <w:r>
         <w:rPr>
           <w:rFonts w:ascii="Consolas" w:hAnsi="Consolas"/>
           <w:sz w:val="17"/>
         </w:rPr>
         <w:br/>
-        <w:t>pip install -r requirements.txt</w:t>
-      </w:r>
+        <w:t xml:space="preserve">                        → </w:t>
+      </w:r>
+      <w:proofErr w:type="spellStart"/>
+      <w:r>
+        <w:rPr>
+          <w:rFonts w:ascii="Consolas" w:hAnsi="Consolas"/>
+          <w:sz w:val="17"/>
+        </w:rPr>
+        <w:t>build_model</w:t>
+      </w:r>
+      <w:proofErr w:type="spellEnd"/>
+      <w:r>
+        <w:rPr>
+          <w:rFonts w:ascii="Consolas" w:hAnsi="Consolas"/>
+          <w:sz w:val="17"/>
+        </w:rPr>
+        <w:br/>
+        <w:t xml:space="preserve">                        → </w:t>
+      </w:r>
+      <w:proofErr w:type="spellStart"/>
+      <w:r>
+        <w:rPr>
+          <w:rFonts w:ascii="Consolas" w:hAnsi="Consolas"/>
+          <w:sz w:val="17"/>
+        </w:rPr>
+        <w:t>model.fit</w:t>
+      </w:r>
+      <w:proofErr w:type="spellEnd"/>
+      <w:r>
+        <w:rPr>
+          <w:rFonts w:ascii="Consolas" w:hAnsi="Consolas"/>
+          <w:sz w:val="17"/>
+        </w:rPr>
+        <w:br/>
+        <w:t xml:space="preserve">                        → </w:t>
+      </w:r>
+      <w:proofErr w:type="spellStart"/>
+      <w:proofErr w:type="gramStart"/>
+      <w:r>
+        <w:rPr>
+          <w:rFonts w:ascii="Consolas" w:hAnsi="Consolas"/>
+          <w:sz w:val="17"/>
+        </w:rPr>
+        <w:t>model.keras</w:t>
+      </w:r>
+      <w:proofErr w:type="spellEnd"/>
+      <w:proofErr w:type="gramEnd"/>
+      <w:r>
+        <w:rPr>
+          <w:rFonts w:ascii="Consolas" w:hAnsi="Consolas"/>
+          <w:sz w:val="17"/>
+        </w:rPr>
+        <w:t xml:space="preserve"> + </w:t>
+      </w:r>
+      <w:proofErr w:type="spellStart"/>
+      <w:r>
+        <w:rPr>
+          <w:rFonts w:ascii="Consolas" w:hAnsi="Consolas"/>
+          <w:sz w:val="17"/>
+        </w:rPr>
+        <w:t>historial.json</w:t>
+      </w:r>
+      <w:proofErr w:type="spellEnd"/>
+      <w:r>
+        <w:rPr>
+          <w:rFonts w:ascii="Consolas" w:hAnsi="Consolas"/>
+          <w:sz w:val="17"/>
+        </w:rPr>
+        <w:br/>
+        <w:t xml:space="preserve">          → GET /metrics → </w:t>
+      </w:r>
+      <w:proofErr w:type="spellStart"/>
+      <w:r>
+        <w:rPr>
+          <w:rFonts w:ascii="Consolas" w:hAnsi="Consolas"/>
+          <w:sz w:val="17"/>
+        </w:rPr>
+        <w:t>gráficas</w:t>
+      </w:r>
+      <w:proofErr w:type="spellEnd"/>
     </w:p>
     <w:p>
       <w:pPr>
-        <w:jc w:val="both"/>
-      </w:pPr>
-      <w:proofErr w:type="spellStart"/>
-      <w:r>
-        <w:t>Ejecute</w:t>
-      </w:r>
-      <w:proofErr w:type="spellEnd"/>
-      <w:r>
-        <w:t xml:space="preserve"> backend y frontend </w:t>
-      </w:r>
-      <w:proofErr w:type="spellStart"/>
-      <w:r>
-        <w:t>en</w:t>
-      </w:r>
-      <w:proofErr w:type="spellEnd"/>
-      <w:r>
-        <w:t xml:space="preserve"> </w:t>
-      </w:r>
-      <w:proofErr w:type="spellStart"/>
-      <w:r>
-        <w:t>terminales</w:t>
-      </w:r>
-      <w:proofErr w:type="spellEnd"/>
-      <w:r>
-        <w:t xml:space="preserve"> </w:t>
-      </w:r>
-      <w:proofErr w:type="spellStart"/>
-      <w:r>
-        <w:t>separadas</w:t>
-      </w:r>
-      <w:proofErr w:type="spellEnd"/>
-      <w:r>
-        <w:t>:</w:t>
-      </w:r>
+        <w:pStyle w:val="Ttulo1"/>
+        <w:ind w:firstLine="283"/>
+        <w:rPr>
+          <w:rFonts w:ascii="Arial" w:hAnsi="Arial" w:cs="Arial"/>
+          <w:color w:val="auto"/>
+          <w:sz w:val="28"/>
+        </w:rPr>
+      </w:pPr>
+      <w:bookmarkStart w:id="4" w:name="_Toc235223736"/>
+      <w:proofErr w:type="spellStart"/>
+      <w:r>
+        <w:rPr>
+          <w:rFonts w:ascii="Arial" w:hAnsi="Arial" w:cs="Arial"/>
+          <w:color w:val="auto"/>
+          <w:sz w:val="28"/>
+        </w:rPr>
+        <w:t>Predicción</w:t>
+      </w:r>
+      <w:bookmarkEnd w:id="4"/>
+      <w:proofErr w:type="spellEnd"/>
     </w:p>
     <w:p>
       <w:pPr>
@@ -1049,7 +2781,7 @@
           <w:rFonts w:ascii="Consolas" w:hAnsi="Consolas"/>
           <w:sz w:val="17"/>
         </w:rPr>
-        <w:t>uvicorn</w:t>
+        <w:t>Archivo</w:t>
       </w:r>
       <w:proofErr w:type="spellEnd"/>
       <w:r>
@@ -1057,7 +2789,7 @@
           <w:rFonts w:ascii="Consolas" w:hAnsi="Consolas"/>
           <w:sz w:val="17"/>
         </w:rPr>
-        <w:t xml:space="preserve"> </w:t>
+        <w:t xml:space="preserve"> → POST /predict → </w:t>
       </w:r>
       <w:proofErr w:type="spellStart"/>
       <w:r>
@@ -1065,7 +2797,7 @@
           <w:rFonts w:ascii="Consolas" w:hAnsi="Consolas"/>
           <w:sz w:val="17"/>
         </w:rPr>
-        <w:t>backend.main:app</w:t>
+        <w:t>guardar</w:t>
       </w:r>
       <w:proofErr w:type="spellEnd"/>
       <w:r>
@@ -1073,442 +2805,269 @@
           <w:rFonts w:ascii="Consolas" w:hAnsi="Consolas"/>
           <w:sz w:val="17"/>
         </w:rPr>
-        <w:t xml:space="preserve"> --reload</w:t>
-      </w:r>
+        <w:t xml:space="preserve"> en images/</w:t>
+      </w:r>
+      <w:r>
+        <w:rPr>
+          <w:rFonts w:ascii="Consolas" w:hAnsi="Consolas"/>
+          <w:sz w:val="17"/>
+        </w:rPr>
+        <w:br/>
+        <w:t xml:space="preserve">                        → </w:t>
+      </w:r>
+      <w:proofErr w:type="spellStart"/>
+      <w:r>
+        <w:rPr>
+          <w:rFonts w:ascii="Consolas" w:hAnsi="Consolas"/>
+          <w:sz w:val="17"/>
+        </w:rPr>
+        <w:t>preprocess_image</w:t>
+      </w:r>
+      <w:proofErr w:type="spellEnd"/>
+      <w:r>
+        <w:rPr>
+          <w:rFonts w:ascii="Consolas" w:hAnsi="Consolas"/>
+          <w:sz w:val="17"/>
+        </w:rPr>
+        <w:br/>
+        <w:t xml:space="preserve">                        → </w:t>
+      </w:r>
+      <w:proofErr w:type="spellStart"/>
+      <w:r>
+        <w:rPr>
+          <w:rFonts w:ascii="Consolas" w:hAnsi="Consolas"/>
+          <w:sz w:val="17"/>
+        </w:rPr>
+        <w:t>load_model</w:t>
+      </w:r>
+      <w:proofErr w:type="spellEnd"/>
+      <w:r>
+        <w:rPr>
+          <w:rFonts w:ascii="Consolas" w:hAnsi="Consolas"/>
+          <w:sz w:val="17"/>
+        </w:rPr>
+        <w:t xml:space="preserve"> (</w:t>
+      </w:r>
+      <w:proofErr w:type="spellStart"/>
+      <w:r>
+        <w:rPr>
+          <w:rFonts w:ascii="Consolas" w:hAnsi="Consolas"/>
+          <w:sz w:val="17"/>
+        </w:rPr>
+        <w:t>caché</w:t>
+      </w:r>
+      <w:proofErr w:type="spellEnd"/>
+      <w:r>
+        <w:rPr>
+          <w:rFonts w:ascii="Consolas" w:hAnsi="Consolas"/>
+          <w:sz w:val="17"/>
+        </w:rPr>
+        <w:t>)</w:t>
+      </w:r>
+      <w:r>
+        <w:rPr>
+          <w:rFonts w:ascii="Consolas" w:hAnsi="Consolas"/>
+          <w:sz w:val="17"/>
+        </w:rPr>
+        <w:br/>
+        <w:t xml:space="preserve">                        → </w:t>
+      </w:r>
+      <w:proofErr w:type="spellStart"/>
+      <w:proofErr w:type="gramStart"/>
+      <w:r>
+        <w:rPr>
+          <w:rFonts w:ascii="Consolas" w:hAnsi="Consolas"/>
+          <w:sz w:val="17"/>
+        </w:rPr>
+        <w:t>model.predict</w:t>
+      </w:r>
+      <w:proofErr w:type="spellEnd"/>
+      <w:proofErr w:type="gramEnd"/>
+      <w:r>
+        <w:rPr>
+          <w:rFonts w:ascii="Consolas" w:hAnsi="Consolas"/>
+          <w:sz w:val="17"/>
+        </w:rPr>
+        <w:br/>
+        <w:t xml:space="preserve">                        → </w:t>
+      </w:r>
+      <w:proofErr w:type="spellStart"/>
+      <w:r>
+        <w:rPr>
+          <w:rFonts w:ascii="Consolas" w:hAnsi="Consolas"/>
+          <w:sz w:val="17"/>
+        </w:rPr>
+        <w:t>etiqueta</w:t>
+      </w:r>
+      <w:proofErr w:type="spellEnd"/>
+      <w:r>
+        <w:rPr>
+          <w:rFonts w:ascii="Consolas" w:hAnsi="Consolas"/>
+          <w:sz w:val="17"/>
+        </w:rPr>
+        <w:t xml:space="preserve"> + </w:t>
+      </w:r>
+      <w:proofErr w:type="spellStart"/>
+      <w:r>
+        <w:rPr>
+          <w:rFonts w:ascii="Consolas" w:hAnsi="Consolas"/>
+          <w:sz w:val="17"/>
+        </w:rPr>
+        <w:t>probabilidades</w:t>
+      </w:r>
+      <w:proofErr w:type="spellEnd"/>
     </w:p>
     <w:p>
       <w:pPr>
-        <w:shd w:val="clear" w:color="auto" w:fill="F2F2F2"/>
-        <w:spacing w:before="80" w:after="160"/>
-        <w:ind w:left="283" w:right="283"/>
-      </w:pPr>
-      <w:r>
-        <w:rPr>
-          <w:rFonts w:ascii="Consolas" w:hAnsi="Consolas"/>
-          <w:sz w:val="17"/>
-        </w:rPr>
-        <w:t xml:space="preserve">python -m </w:t>
-      </w:r>
-      <w:proofErr w:type="spellStart"/>
-      <w:r>
-        <w:rPr>
-          <w:rFonts w:ascii="Consolas" w:hAnsi="Consolas"/>
-          <w:sz w:val="17"/>
-        </w:rPr>
-        <w:t>http.server</w:t>
-      </w:r>
-      <w:proofErr w:type="spellEnd"/>
-      <w:r>
-        <w:rPr>
-          <w:rFonts w:ascii="Consolas" w:hAnsi="Consolas"/>
-          <w:sz w:val="17"/>
-        </w:rPr>
-        <w:t xml:space="preserve"> 5500 --directory frontend</w:t>
-      </w:r>
+        <w:pStyle w:val="Ttulo1"/>
+        <w:rPr>
+          <w:rFonts w:ascii="Arial" w:hAnsi="Arial" w:cs="Arial"/>
+          <w:color w:val="auto"/>
+          <w:sz w:val="28"/>
+        </w:rPr>
+      </w:pPr>
+      <w:bookmarkStart w:id="5" w:name="_Toc235223737"/>
+      <w:r>
+        <w:rPr>
+          <w:rFonts w:ascii="Arial" w:hAnsi="Arial" w:cs="Arial"/>
+          <w:color w:val="auto"/>
+          <w:sz w:val="28"/>
+        </w:rPr>
+        <w:t xml:space="preserve">4. </w:t>
+      </w:r>
+      <w:proofErr w:type="spellStart"/>
+      <w:r>
+        <w:rPr>
+          <w:rFonts w:ascii="Arial" w:hAnsi="Arial" w:cs="Arial"/>
+          <w:color w:val="auto"/>
+          <w:sz w:val="28"/>
+        </w:rPr>
+        <w:t>Cómo</w:t>
+      </w:r>
+      <w:proofErr w:type="spellEnd"/>
+      <w:r>
+        <w:rPr>
+          <w:rFonts w:ascii="Arial" w:hAnsi="Arial" w:cs="Arial"/>
+          <w:color w:val="auto"/>
+          <w:sz w:val="28"/>
+        </w:rPr>
+        <w:t xml:space="preserve"> </w:t>
+      </w:r>
+      <w:proofErr w:type="spellStart"/>
+      <w:r>
+        <w:rPr>
+          <w:rFonts w:ascii="Arial" w:hAnsi="Arial" w:cs="Arial"/>
+          <w:color w:val="auto"/>
+          <w:sz w:val="28"/>
+        </w:rPr>
+        <w:t>modificar</w:t>
+      </w:r>
+      <w:proofErr w:type="spellEnd"/>
+      <w:r>
+        <w:rPr>
+          <w:rFonts w:ascii="Arial" w:hAnsi="Arial" w:cs="Arial"/>
+          <w:color w:val="auto"/>
+          <w:sz w:val="28"/>
+        </w:rPr>
+        <w:t xml:space="preserve"> </w:t>
+      </w:r>
+      <w:proofErr w:type="spellStart"/>
+      <w:r>
+        <w:rPr>
+          <w:rFonts w:ascii="Arial" w:hAnsi="Arial" w:cs="Arial"/>
+          <w:color w:val="auto"/>
+          <w:sz w:val="28"/>
+        </w:rPr>
+        <w:t>el</w:t>
+      </w:r>
+      <w:proofErr w:type="spellEnd"/>
+      <w:r>
+        <w:rPr>
+          <w:rFonts w:ascii="Arial" w:hAnsi="Arial" w:cs="Arial"/>
+          <w:color w:val="auto"/>
+          <w:sz w:val="28"/>
+        </w:rPr>
+        <w:t xml:space="preserve"> </w:t>
+      </w:r>
+      <w:proofErr w:type="spellStart"/>
+      <w:r>
+        <w:rPr>
+          <w:rFonts w:ascii="Arial" w:hAnsi="Arial" w:cs="Arial"/>
+          <w:color w:val="auto"/>
+          <w:sz w:val="28"/>
+        </w:rPr>
+        <w:t>proyecto</w:t>
+      </w:r>
+      <w:bookmarkEnd w:id="5"/>
+      <w:proofErr w:type="spellEnd"/>
     </w:p>
     <w:p>
       <w:pPr>
         <w:pStyle w:val="Ttulo1"/>
-      </w:pPr>
-      <w:r>
-        <w:t xml:space="preserve">3. </w:t>
-      </w:r>
-      <w:proofErr w:type="spellStart"/>
-      <w:r>
-        <w:t>Flujo</w:t>
-      </w:r>
-      <w:proofErr w:type="spellEnd"/>
-      <w:r>
-        <w:t xml:space="preserve"> de una </w:t>
-      </w:r>
-      <w:proofErr w:type="spellStart"/>
-      <w:r>
-        <w:t>solicitud</w:t>
-      </w:r>
+        <w:ind w:firstLine="360"/>
+        <w:rPr>
+          <w:rFonts w:ascii="Arial" w:hAnsi="Arial" w:cs="Arial"/>
+          <w:color w:val="auto"/>
+          <w:sz w:val="28"/>
+        </w:rPr>
+      </w:pPr>
+      <w:bookmarkStart w:id="6" w:name="_Toc235223738"/>
+      <w:proofErr w:type="spellStart"/>
+      <w:r>
+        <w:rPr>
+          <w:rFonts w:ascii="Arial" w:hAnsi="Arial" w:cs="Arial"/>
+          <w:color w:val="auto"/>
+          <w:sz w:val="28"/>
+        </w:rPr>
+        <w:t>Añadir</w:t>
+      </w:r>
+      <w:proofErr w:type="spellEnd"/>
+      <w:r>
+        <w:rPr>
+          <w:rFonts w:ascii="Arial" w:hAnsi="Arial" w:cs="Arial"/>
+          <w:color w:val="auto"/>
+          <w:sz w:val="28"/>
+        </w:rPr>
+        <w:t xml:space="preserve"> un </w:t>
+      </w:r>
+      <w:proofErr w:type="spellStart"/>
+      <w:r>
+        <w:rPr>
+          <w:rFonts w:ascii="Arial" w:hAnsi="Arial" w:cs="Arial"/>
+          <w:color w:val="auto"/>
+          <w:sz w:val="28"/>
+        </w:rPr>
+        <w:t>parámetro</w:t>
+      </w:r>
+      <w:proofErr w:type="spellEnd"/>
+      <w:r>
+        <w:rPr>
+          <w:rFonts w:ascii="Arial" w:hAnsi="Arial" w:cs="Arial"/>
+          <w:color w:val="auto"/>
+          <w:sz w:val="28"/>
+        </w:rPr>
+        <w:t xml:space="preserve"> de </w:t>
+      </w:r>
+      <w:proofErr w:type="spellStart"/>
+      <w:r>
+        <w:rPr>
+          <w:rFonts w:ascii="Arial" w:hAnsi="Arial" w:cs="Arial"/>
+          <w:color w:val="auto"/>
+          <w:sz w:val="28"/>
+        </w:rPr>
+        <w:t>entrenamiento</w:t>
+      </w:r>
+      <w:bookmarkEnd w:id="6"/>
       <w:proofErr w:type="spellEnd"/>
     </w:p>
     <w:p>
       <w:pPr>
-        <w:pStyle w:val="Ttulo2"/>
-      </w:pPr>
-      <w:proofErr w:type="spellStart"/>
-      <w:r>
-        <w:t>Entrenamiento</w:t>
-      </w:r>
-      <w:proofErr w:type="spellEnd"/>
-    </w:p>
-    <w:p>
-      <w:pPr>
-        <w:shd w:val="clear" w:color="auto" w:fill="F2F2F2"/>
-        <w:spacing w:before="80" w:after="160"/>
-        <w:ind w:left="283" w:right="283"/>
-      </w:pPr>
-      <w:proofErr w:type="spellStart"/>
-      <w:r>
-        <w:rPr>
-          <w:rFonts w:ascii="Consolas" w:hAnsi="Consolas"/>
-          <w:sz w:val="17"/>
-        </w:rPr>
-        <w:t>Formulario</w:t>
-      </w:r>
-      <w:proofErr w:type="spellEnd"/>
-      <w:r>
-        <w:rPr>
-          <w:rFonts w:ascii="Consolas" w:hAnsi="Consolas"/>
-          <w:sz w:val="17"/>
-        </w:rPr>
-        <w:t xml:space="preserve"> → POST /config → </w:t>
-      </w:r>
-      <w:proofErr w:type="spellStart"/>
-      <w:r>
-        <w:rPr>
-          <w:rFonts w:ascii="Consolas" w:hAnsi="Consolas"/>
-          <w:sz w:val="17"/>
-        </w:rPr>
-        <w:t>TrainConfig</w:t>
-      </w:r>
-      <w:proofErr w:type="spellEnd"/>
-      <w:r>
-        <w:rPr>
-          <w:rFonts w:ascii="Consolas" w:hAnsi="Consolas"/>
-          <w:sz w:val="17"/>
-        </w:rPr>
-        <w:br/>
-        <w:t xml:space="preserve">          → POST /train → </w:t>
-      </w:r>
-      <w:proofErr w:type="spellStart"/>
-      <w:r>
-        <w:rPr>
-          <w:rFonts w:ascii="Consolas" w:hAnsi="Consolas"/>
-          <w:sz w:val="17"/>
-        </w:rPr>
-        <w:t>load_dataset</w:t>
-      </w:r>
-      <w:proofErr w:type="spellEnd"/>
-      <w:r>
-        <w:rPr>
-          <w:rFonts w:ascii="Consolas" w:hAnsi="Consolas"/>
-          <w:sz w:val="17"/>
-        </w:rPr>
-        <w:br/>
-        <w:t xml:space="preserve">                        → </w:t>
-      </w:r>
-      <w:proofErr w:type="spellStart"/>
-      <w:r>
-        <w:rPr>
-          <w:rFonts w:ascii="Consolas" w:hAnsi="Consolas"/>
-          <w:sz w:val="17"/>
-        </w:rPr>
-        <w:t>preprocess_data</w:t>
-      </w:r>
-      <w:proofErr w:type="spellEnd"/>
-      <w:r>
-        <w:rPr>
-          <w:rFonts w:ascii="Consolas" w:hAnsi="Consolas"/>
-          <w:sz w:val="17"/>
-        </w:rPr>
-        <w:br/>
-        <w:t xml:space="preserve">                        → </w:t>
-      </w:r>
-      <w:proofErr w:type="spellStart"/>
-      <w:r>
-        <w:rPr>
-          <w:rFonts w:ascii="Consolas" w:hAnsi="Consolas"/>
-          <w:sz w:val="17"/>
-        </w:rPr>
-        <w:t>build_model</w:t>
-      </w:r>
-      <w:proofErr w:type="spellEnd"/>
-      <w:r>
-        <w:rPr>
-          <w:rFonts w:ascii="Consolas" w:hAnsi="Consolas"/>
-          <w:sz w:val="17"/>
-        </w:rPr>
-        <w:br/>
-        <w:t xml:space="preserve">                        → </w:t>
-      </w:r>
-      <w:proofErr w:type="spellStart"/>
-      <w:r>
-        <w:rPr>
-          <w:rFonts w:ascii="Consolas" w:hAnsi="Consolas"/>
-          <w:sz w:val="17"/>
-        </w:rPr>
-        <w:t>model.fit</w:t>
-      </w:r>
-      <w:proofErr w:type="spellEnd"/>
-      <w:r>
-        <w:rPr>
-          <w:rFonts w:ascii="Consolas" w:hAnsi="Consolas"/>
-          <w:sz w:val="17"/>
-        </w:rPr>
-        <w:br/>
-        <w:t xml:space="preserve">                        → </w:t>
-      </w:r>
-      <w:proofErr w:type="spellStart"/>
-      <w:r>
-        <w:rPr>
-          <w:rFonts w:ascii="Consolas" w:hAnsi="Consolas"/>
-          <w:sz w:val="17"/>
-        </w:rPr>
-        <w:t>model.keras</w:t>
-      </w:r>
-      <w:proofErr w:type="spellEnd"/>
-      <w:r>
-        <w:rPr>
-          <w:rFonts w:ascii="Consolas" w:hAnsi="Consolas"/>
-          <w:sz w:val="17"/>
-        </w:rPr>
-        <w:t xml:space="preserve"> + </w:t>
-      </w:r>
-      <w:proofErr w:type="spellStart"/>
-      <w:r>
-        <w:rPr>
-          <w:rFonts w:ascii="Consolas" w:hAnsi="Consolas"/>
-          <w:sz w:val="17"/>
-        </w:rPr>
-        <w:t>historial.json</w:t>
-      </w:r>
-      <w:proofErr w:type="spellEnd"/>
-      <w:r>
-        <w:rPr>
-          <w:rFonts w:ascii="Consolas" w:hAnsi="Consolas"/>
-          <w:sz w:val="17"/>
-        </w:rPr>
-        <w:br/>
-        <w:t xml:space="preserve">          → GET /metrics → </w:t>
-      </w:r>
-      <w:proofErr w:type="spellStart"/>
-      <w:r>
-        <w:rPr>
-          <w:rFonts w:ascii="Consolas" w:hAnsi="Consolas"/>
-          <w:sz w:val="17"/>
-        </w:rPr>
-        <w:t>gráficas</w:t>
-      </w:r>
-      <w:proofErr w:type="spellEnd"/>
-    </w:p>
-    <w:p>
-      <w:pPr>
-        <w:pStyle w:val="Ttulo2"/>
-      </w:pPr>
-      <w:proofErr w:type="spellStart"/>
-      <w:r>
-        <w:t>Predicción</w:t>
-      </w:r>
-      <w:proofErr w:type="spellEnd"/>
-    </w:p>
-    <w:p>
-      <w:pPr>
-        <w:shd w:val="clear" w:color="auto" w:fill="F2F2F2"/>
-        <w:spacing w:before="80" w:after="160"/>
-        <w:ind w:left="283" w:right="283"/>
-      </w:pPr>
-      <w:proofErr w:type="spellStart"/>
-      <w:r>
-        <w:rPr>
-          <w:rFonts w:ascii="Consolas" w:hAnsi="Consolas"/>
-          <w:sz w:val="17"/>
-        </w:rPr>
-        <w:t>Archivo</w:t>
-      </w:r>
-      <w:proofErr w:type="spellEnd"/>
-      <w:r>
-        <w:rPr>
-          <w:rFonts w:ascii="Consolas" w:hAnsi="Consolas"/>
-          <w:sz w:val="17"/>
-        </w:rPr>
-        <w:t xml:space="preserve"> → POST /predict → </w:t>
-      </w:r>
-      <w:proofErr w:type="spellStart"/>
-      <w:r>
-        <w:rPr>
-          <w:rFonts w:ascii="Consolas" w:hAnsi="Consolas"/>
-          <w:sz w:val="17"/>
-        </w:rPr>
-        <w:t>guardar</w:t>
-      </w:r>
-      <w:proofErr w:type="spellEnd"/>
-      <w:r>
-        <w:rPr>
-          <w:rFonts w:ascii="Consolas" w:hAnsi="Consolas"/>
-          <w:sz w:val="17"/>
-        </w:rPr>
-        <w:t xml:space="preserve"> en images/</w:t>
-      </w:r>
-      <w:r>
-        <w:rPr>
-          <w:rFonts w:ascii="Consolas" w:hAnsi="Consolas"/>
-          <w:sz w:val="17"/>
-        </w:rPr>
-        <w:br/>
-        <w:t xml:space="preserve">                        → </w:t>
-      </w:r>
-      <w:proofErr w:type="spellStart"/>
-      <w:r>
-        <w:rPr>
-          <w:rFonts w:ascii="Consolas" w:hAnsi="Consolas"/>
-          <w:sz w:val="17"/>
-        </w:rPr>
-        <w:t>preprocess_image</w:t>
-      </w:r>
-      <w:proofErr w:type="spellEnd"/>
-      <w:r>
-        <w:rPr>
-          <w:rFonts w:ascii="Consolas" w:hAnsi="Consolas"/>
-          <w:sz w:val="17"/>
-        </w:rPr>
-        <w:br/>
-        <w:t xml:space="preserve">                        → </w:t>
-      </w:r>
-      <w:proofErr w:type="spellStart"/>
-      <w:r>
-        <w:rPr>
-          <w:rFonts w:ascii="Consolas" w:hAnsi="Consolas"/>
-          <w:sz w:val="17"/>
-        </w:rPr>
-        <w:t>load_model</w:t>
-      </w:r>
-      <w:proofErr w:type="spellEnd"/>
-      <w:r>
-        <w:rPr>
-          <w:rFonts w:ascii="Consolas" w:hAnsi="Consolas"/>
-          <w:sz w:val="17"/>
-        </w:rPr>
-        <w:t xml:space="preserve"> (</w:t>
-      </w:r>
-      <w:proofErr w:type="spellStart"/>
-      <w:r>
-        <w:rPr>
-          <w:rFonts w:ascii="Consolas" w:hAnsi="Consolas"/>
-          <w:sz w:val="17"/>
-        </w:rPr>
-        <w:t>caché</w:t>
-      </w:r>
-      <w:proofErr w:type="spellEnd"/>
-      <w:r>
-        <w:rPr>
-          <w:rFonts w:ascii="Consolas" w:hAnsi="Consolas"/>
-          <w:sz w:val="17"/>
-        </w:rPr>
-        <w:t>)</w:t>
-      </w:r>
-      <w:r>
-        <w:rPr>
-          <w:rFonts w:ascii="Consolas" w:hAnsi="Consolas"/>
-          <w:sz w:val="17"/>
-        </w:rPr>
-        <w:br/>
-        <w:t xml:space="preserve">                        → </w:t>
-      </w:r>
-      <w:proofErr w:type="spellStart"/>
-      <w:r>
-        <w:rPr>
-          <w:rFonts w:ascii="Consolas" w:hAnsi="Consolas"/>
-          <w:sz w:val="17"/>
-        </w:rPr>
-        <w:t>model.predict</w:t>
-      </w:r>
-      <w:proofErr w:type="spellEnd"/>
-      <w:r>
-        <w:rPr>
-          <w:rFonts w:ascii="Consolas" w:hAnsi="Consolas"/>
-          <w:sz w:val="17"/>
-        </w:rPr>
-        <w:br/>
-        <w:t xml:space="preserve">                        → </w:t>
-      </w:r>
-      <w:proofErr w:type="spellStart"/>
-      <w:r>
-        <w:rPr>
-          <w:rFonts w:ascii="Consolas" w:hAnsi="Consolas"/>
-          <w:sz w:val="17"/>
-        </w:rPr>
-        <w:t>etiqueta</w:t>
-      </w:r>
-      <w:proofErr w:type="spellEnd"/>
-      <w:r>
-        <w:rPr>
-          <w:rFonts w:ascii="Consolas" w:hAnsi="Consolas"/>
-          <w:sz w:val="17"/>
-        </w:rPr>
-        <w:t xml:space="preserve"> + </w:t>
-      </w:r>
-      <w:proofErr w:type="spellStart"/>
-      <w:r>
-        <w:rPr>
-          <w:rFonts w:ascii="Consolas" w:hAnsi="Consolas"/>
-          <w:sz w:val="17"/>
-        </w:rPr>
-        <w:t>probabilidades</w:t>
-      </w:r>
-      <w:proofErr w:type="spellEnd"/>
-    </w:p>
-    <w:p>
-      <w:pPr>
-        <w:pStyle w:val="Ttulo1"/>
-      </w:pPr>
-      <w:r>
-        <w:t xml:space="preserve">4. </w:t>
-      </w:r>
-      <w:proofErr w:type="spellStart"/>
-      <w:r>
-        <w:t>Cómo</w:t>
-      </w:r>
-      <w:proofErr w:type="spellEnd"/>
-      <w:r>
-        <w:t xml:space="preserve"> </w:t>
-      </w:r>
-      <w:proofErr w:type="spellStart"/>
-      <w:r>
-        <w:t>modificar</w:t>
-      </w:r>
-      <w:proofErr w:type="spellEnd"/>
-      <w:r>
-        <w:t xml:space="preserve"> </w:t>
-      </w:r>
-      <w:proofErr w:type="spellStart"/>
-      <w:r>
-        <w:t>el</w:t>
-      </w:r>
-      <w:proofErr w:type="spellEnd"/>
-      <w:r>
-        <w:t xml:space="preserve"> </w:t>
-      </w:r>
-      <w:proofErr w:type="spellStart"/>
-      <w:r>
-        <w:t>proyecto</w:t>
-      </w:r>
-      <w:proofErr w:type="spellEnd"/>
-    </w:p>
-    <w:p>
-      <w:pPr>
-        <w:pStyle w:val="Ttulo2"/>
-      </w:pPr>
-      <w:proofErr w:type="spellStart"/>
-      <w:r>
-        <w:t>Añadir</w:t>
-      </w:r>
-      <w:proofErr w:type="spellEnd"/>
-      <w:r>
-        <w:t xml:space="preserve"> un </w:t>
-      </w:r>
-      <w:proofErr w:type="spellStart"/>
-      <w:r>
-        <w:t>parámetro</w:t>
-      </w:r>
-      <w:proofErr w:type="spellEnd"/>
-      <w:r>
-        <w:t xml:space="preserve"> de </w:t>
-      </w:r>
-      <w:proofErr w:type="spellStart"/>
-      <w:r>
-        <w:t>entrenamiento</w:t>
-      </w:r>
-      <w:proofErr w:type="spellEnd"/>
-    </w:p>
-    <w:p>
-      <w:pPr>
         <w:pStyle w:val="Listaconnmeros"/>
+        <w:tabs>
+          <w:tab w:val="num" w:pos="720"/>
+        </w:tabs>
+        <w:spacing w:line="360" w:lineRule="auto"/>
+        <w:ind w:left="1146"/>
       </w:pPr>
       <w:proofErr w:type="spellStart"/>
       <w:r>
@@ -1559,6 +3118,11 @@
     <w:p>
       <w:pPr>
         <w:pStyle w:val="Listaconnmeros"/>
+        <w:tabs>
+          <w:tab w:val="num" w:pos="720"/>
+        </w:tabs>
+        <w:spacing w:line="360" w:lineRule="auto"/>
+        <w:ind w:left="1146"/>
       </w:pPr>
       <w:proofErr w:type="spellStart"/>
       <w:r>
@@ -1606,6 +3170,11 @@
     <w:p>
       <w:pPr>
         <w:pStyle w:val="Listaconnmeros"/>
+        <w:tabs>
+          <w:tab w:val="num" w:pos="720"/>
+        </w:tabs>
+        <w:spacing w:line="360" w:lineRule="auto"/>
+        <w:ind w:left="1146"/>
       </w:pPr>
       <w:proofErr w:type="spellStart"/>
       <w:r>
@@ -1646,6 +3215,11 @@
     <w:p>
       <w:pPr>
         <w:pStyle w:val="Listaconnmeros"/>
+        <w:tabs>
+          <w:tab w:val="num" w:pos="720"/>
+        </w:tabs>
+        <w:spacing w:line="360" w:lineRule="auto"/>
+        <w:ind w:left="1146"/>
       </w:pPr>
       <w:proofErr w:type="spellStart"/>
       <w:r>
@@ -1705,6 +3279,11 @@
     <w:p>
       <w:pPr>
         <w:pStyle w:val="Listaconnmeros"/>
+        <w:tabs>
+          <w:tab w:val="num" w:pos="720"/>
+        </w:tabs>
+        <w:spacing w:line="360" w:lineRule="auto"/>
+        <w:ind w:left="1146"/>
       </w:pPr>
       <w:proofErr w:type="spellStart"/>
       <w:r>
@@ -1734,6 +3313,11 @@
     <w:p>
       <w:pPr>
         <w:pStyle w:val="Listaconnmeros"/>
+        <w:tabs>
+          <w:tab w:val="num" w:pos="720"/>
+        </w:tabs>
+        <w:spacing w:line="360" w:lineRule="auto"/>
+        <w:ind w:left="1146"/>
       </w:pPr>
       <w:proofErr w:type="spellStart"/>
       <w:r>
@@ -1770,21 +3354,44 @@
     </w:p>
     <w:p>
       <w:pPr>
-        <w:pStyle w:val="Ttulo2"/>
-      </w:pPr>
-      <w:proofErr w:type="spellStart"/>
-      <w:r>
+        <w:pStyle w:val="Ttulo1"/>
+        <w:ind w:firstLine="360"/>
+        <w:rPr>
+          <w:rFonts w:ascii="Arial" w:hAnsi="Arial" w:cs="Arial"/>
+          <w:color w:val="auto"/>
+          <w:sz w:val="28"/>
+        </w:rPr>
+      </w:pPr>
+      <w:bookmarkStart w:id="7" w:name="_Toc235223739"/>
+      <w:proofErr w:type="spellStart"/>
+      <w:r>
+        <w:rPr>
+          <w:rFonts w:ascii="Arial" w:hAnsi="Arial" w:cs="Arial"/>
+          <w:color w:val="auto"/>
+          <w:sz w:val="28"/>
+        </w:rPr>
         <w:lastRenderedPageBreak/>
         <w:t>Añadir</w:t>
       </w:r>
       <w:proofErr w:type="spellEnd"/>
       <w:r>
+        <w:rPr>
+          <w:rFonts w:ascii="Arial" w:hAnsi="Arial" w:cs="Arial"/>
+          <w:color w:val="auto"/>
+          <w:sz w:val="28"/>
+        </w:rPr>
         <w:t xml:space="preserve"> un endpoint</w:t>
       </w:r>
+      <w:bookmarkEnd w:id="7"/>
     </w:p>
     <w:p>
       <w:pPr>
         <w:pStyle w:val="Listaconnmeros"/>
+        <w:tabs>
+          <w:tab w:val="num" w:pos="720"/>
+        </w:tabs>
+        <w:spacing w:line="360" w:lineRule="auto"/>
+        <w:ind w:left="1146"/>
       </w:pPr>
       <w:proofErr w:type="spellStart"/>
       <w:r>
@@ -1833,6 +3440,11 @@
     <w:p>
       <w:pPr>
         <w:pStyle w:val="Listaconnmeros"/>
+        <w:tabs>
+          <w:tab w:val="num" w:pos="720"/>
+        </w:tabs>
+        <w:spacing w:line="360" w:lineRule="auto"/>
+        <w:ind w:left="1146"/>
       </w:pPr>
       <w:proofErr w:type="spellStart"/>
       <w:r>
@@ -1894,6 +3506,11 @@
     <w:p>
       <w:pPr>
         <w:pStyle w:val="Listaconnmeros"/>
+        <w:tabs>
+          <w:tab w:val="num" w:pos="720"/>
+        </w:tabs>
+        <w:spacing w:line="360" w:lineRule="auto"/>
+        <w:ind w:left="1146"/>
       </w:pPr>
       <w:r>
         <w:t xml:space="preserve">Use </w:t>
@@ -1934,6 +3551,11 @@
     <w:p>
       <w:pPr>
         <w:pStyle w:val="Listaconnmeros"/>
+        <w:tabs>
+          <w:tab w:val="num" w:pos="720"/>
+        </w:tabs>
+        <w:spacing w:line="360" w:lineRule="auto"/>
+        <w:ind w:left="1146"/>
       </w:pPr>
       <w:proofErr w:type="spellStart"/>
       <w:r>
@@ -1966,6 +3588,11 @@
     <w:p>
       <w:pPr>
         <w:pStyle w:val="Listaconnmeros"/>
+        <w:tabs>
+          <w:tab w:val="num" w:pos="720"/>
+        </w:tabs>
+        <w:spacing w:line="360" w:lineRule="auto"/>
+        <w:ind w:left="1146"/>
       </w:pPr>
       <w:proofErr w:type="spellStart"/>
       <w:r>
@@ -1997,24 +3624,57 @@
     </w:p>
     <w:p>
       <w:pPr>
-        <w:pStyle w:val="Ttulo2"/>
-      </w:pPr>
-      <w:proofErr w:type="spellStart"/>
-      <w:r>
-        <w:t>Cambiar</w:t>
-      </w:r>
-      <w:proofErr w:type="spellEnd"/>
-      <w:r>
-        <w:t xml:space="preserve"> las </w:t>
-      </w:r>
-      <w:proofErr w:type="spellStart"/>
-      <w:r>
-        <w:t>clases</w:t>
-      </w:r>
-      <w:proofErr w:type="spellEnd"/>
+        <w:pStyle w:val="Listaconnmeros"/>
+        <w:numPr>
+          <w:ilvl w:val="0"/>
+          <w:numId w:val="0"/>
+        </w:numPr>
+        <w:ind w:left="360"/>
+      </w:pPr>
     </w:p>
     <w:p>
       <w:pPr>
+        <w:pStyle w:val="Ttulo1"/>
+        <w:rPr>
+          <w:rFonts w:ascii="Arial" w:hAnsi="Arial" w:cs="Arial"/>
+          <w:color w:val="auto"/>
+          <w:sz w:val="28"/>
+        </w:rPr>
+      </w:pPr>
+      <w:bookmarkStart w:id="8" w:name="_Toc235223740"/>
+      <w:proofErr w:type="spellStart"/>
+      <w:r>
+        <w:rPr>
+          <w:rFonts w:ascii="Arial" w:hAnsi="Arial" w:cs="Arial"/>
+          <w:color w:val="auto"/>
+          <w:sz w:val="28"/>
+        </w:rPr>
+        <w:t>Cambiar</w:t>
+      </w:r>
+      <w:proofErr w:type="spellEnd"/>
+      <w:r>
+        <w:rPr>
+          <w:rFonts w:ascii="Arial" w:hAnsi="Arial" w:cs="Arial"/>
+          <w:color w:val="auto"/>
+          <w:sz w:val="28"/>
+        </w:rPr>
+        <w:t xml:space="preserve"> las </w:t>
+      </w:r>
+      <w:proofErr w:type="spellStart"/>
+      <w:r>
+        <w:rPr>
+          <w:rFonts w:ascii="Arial" w:hAnsi="Arial" w:cs="Arial"/>
+          <w:color w:val="auto"/>
+          <w:sz w:val="28"/>
+        </w:rPr>
+        <w:t>clases</w:t>
+      </w:r>
+      <w:bookmarkEnd w:id="8"/>
+      <w:proofErr w:type="spellEnd"/>
+    </w:p>
+    <w:p>
+      <w:pPr>
+        <w:spacing w:line="360" w:lineRule="auto"/>
         <w:jc w:val="both"/>
       </w:pPr>
       <w:r>
@@ -2029,6 +3689,7 @@
         <w:t xml:space="preserve"> </w:t>
       </w:r>
       <w:proofErr w:type="spellStart"/>
+      <w:proofErr w:type="gramStart"/>
       <w:r>
         <w:rPr>
           <w:rFonts w:ascii="Consolas" w:hAnsi="Consolas"/>
@@ -2038,6 +3699,7 @@
         <w:t>labels.json</w:t>
       </w:r>
       <w:proofErr w:type="spellEnd"/>
+      <w:proofErr w:type="gramEnd"/>
       <w:r>
         <w:t xml:space="preserve">. </w:t>
       </w:r>
@@ -2090,7 +3752,15 @@
       </w:r>
       <w:proofErr w:type="spellEnd"/>
       <w:r>
-        <w:t xml:space="preserve"> a </w:t>
+        <w:t xml:space="preserve"> </w:t>
+      </w:r>
+      <w:proofErr w:type="gramStart"/>
+      <w:r>
+        <w:t>a</w:t>
+      </w:r>
+      <w:proofErr w:type="gramEnd"/>
+      <w:r>
+        <w:t xml:space="preserve"> </w:t>
       </w:r>
       <w:proofErr w:type="spellStart"/>
       <w:r>
@@ -2175,80 +3845,68 @@
     </w:p>
     <w:p>
       <w:pPr>
-        <w:pStyle w:val="Ttulo1"/>
-      </w:pPr>
-      <w:r>
-        <w:t xml:space="preserve">5. </w:t>
-      </w:r>
-      <w:proofErr w:type="spellStart"/>
-      <w:r>
-        <w:t>Estilo</w:t>
-      </w:r>
-      <w:proofErr w:type="spellEnd"/>
-      <w:r>
-        <w:t xml:space="preserve"> y </w:t>
-      </w:r>
-      <w:proofErr w:type="spellStart"/>
-      <w:r>
-        <w:t>prácticas</w:t>
-      </w:r>
-      <w:proofErr w:type="spellEnd"/>
+        <w:jc w:val="both"/>
+      </w:pPr>
     </w:p>
     <w:p>
       <w:pPr>
-        <w:pStyle w:val="Listaconvietas"/>
-      </w:pPr>
-      <w:r>
-        <w:t xml:space="preserve">Use </w:t>
-      </w:r>
-      <w:proofErr w:type="spellStart"/>
-      <w:r>
-        <w:t>nombres</w:t>
-      </w:r>
-      <w:proofErr w:type="spellEnd"/>
-      <w:r>
-        <w:t xml:space="preserve"> </w:t>
-      </w:r>
-      <w:proofErr w:type="spellStart"/>
-      <w:r>
-        <w:t>descriptivos</w:t>
-      </w:r>
-      <w:proofErr w:type="spellEnd"/>
-      <w:r>
-        <w:t xml:space="preserve"> y docstrings </w:t>
-      </w:r>
-      <w:proofErr w:type="spellStart"/>
-      <w:r>
-        <w:t>en</w:t>
-      </w:r>
-      <w:proofErr w:type="spellEnd"/>
-      <w:r>
-        <w:t xml:space="preserve"> </w:t>
-      </w:r>
-      <w:proofErr w:type="spellStart"/>
-      <w:r>
-        <w:t>funciones</w:t>
-      </w:r>
-      <w:proofErr w:type="spellEnd"/>
-      <w:r>
-        <w:t xml:space="preserve"> </w:t>
-      </w:r>
-      <w:proofErr w:type="spellStart"/>
-      <w:r>
-        <w:t>públicas</w:t>
-      </w:r>
-      <w:proofErr w:type="spellEnd"/>
-      <w:r>
-        <w:t>.</w:t>
-      </w:r>
+        <w:pStyle w:val="Ttulo1"/>
+        <w:rPr>
+          <w:rFonts w:ascii="Arial" w:hAnsi="Arial" w:cs="Arial"/>
+          <w:color w:val="auto"/>
+          <w:sz w:val="28"/>
+        </w:rPr>
+      </w:pPr>
+      <w:bookmarkStart w:id="9" w:name="_Toc235223741"/>
+      <w:r>
+        <w:rPr>
+          <w:rFonts w:ascii="Arial" w:hAnsi="Arial" w:cs="Arial"/>
+          <w:color w:val="auto"/>
+          <w:sz w:val="28"/>
+        </w:rPr>
+        <w:t xml:space="preserve">5. </w:t>
+      </w:r>
+      <w:proofErr w:type="spellStart"/>
+      <w:r>
+        <w:rPr>
+          <w:rFonts w:ascii="Arial" w:hAnsi="Arial" w:cs="Arial"/>
+          <w:color w:val="auto"/>
+          <w:sz w:val="28"/>
+        </w:rPr>
+        <w:t>Estilo</w:t>
+      </w:r>
+      <w:proofErr w:type="spellEnd"/>
+      <w:r>
+        <w:rPr>
+          <w:rFonts w:ascii="Arial" w:hAnsi="Arial" w:cs="Arial"/>
+          <w:color w:val="auto"/>
+          <w:sz w:val="28"/>
+        </w:rPr>
+        <w:t xml:space="preserve"> y </w:t>
+      </w:r>
+      <w:proofErr w:type="spellStart"/>
+      <w:r>
+        <w:rPr>
+          <w:rFonts w:ascii="Arial" w:hAnsi="Arial" w:cs="Arial"/>
+          <w:color w:val="auto"/>
+          <w:sz w:val="28"/>
+        </w:rPr>
+        <w:t>prácticas</w:t>
+      </w:r>
+      <w:bookmarkEnd w:id="9"/>
+      <w:proofErr w:type="spellEnd"/>
     </w:p>
     <w:p>
       <w:pPr>
         <w:pStyle w:val="Listaconvietas"/>
-      </w:pPr>
-      <w:proofErr w:type="spellStart"/>
-      <w:r>
-        <w:t>Centralice</w:t>
+        <w:spacing w:line="360" w:lineRule="auto"/>
+      </w:pPr>
+      <w:r>
+        <w:t xml:space="preserve">Use </w:t>
+      </w:r>
+      <w:proofErr w:type="spellStart"/>
+      <w:r>
+        <w:t>nombres</w:t>
       </w:r>
       <w:proofErr w:type="spellEnd"/>
       <w:r>
@@ -2256,15 +3914,31 @@
       </w:r>
       <w:proofErr w:type="spellStart"/>
       <w:r>
-        <w:t>constantes</w:t>
-      </w:r>
-      <w:proofErr w:type="spellEnd"/>
-      <w:r>
-        <w:t xml:space="preserve"> y </w:t>
-      </w:r>
-      <w:proofErr w:type="spellStart"/>
-      <w:r>
-        <w:t>rutas</w:t>
+        <w:t>descriptivos</w:t>
+      </w:r>
+      <w:proofErr w:type="spellEnd"/>
+      <w:r>
+        <w:t xml:space="preserve"> y docstrings </w:t>
+      </w:r>
+      <w:proofErr w:type="spellStart"/>
+      <w:r>
+        <w:t>en</w:t>
+      </w:r>
+      <w:proofErr w:type="spellEnd"/>
+      <w:r>
+        <w:t xml:space="preserve"> </w:t>
+      </w:r>
+      <w:proofErr w:type="spellStart"/>
+      <w:r>
+        <w:t>funciones</w:t>
+      </w:r>
+      <w:proofErr w:type="spellEnd"/>
+      <w:r>
+        <w:t xml:space="preserve"> </w:t>
+      </w:r>
+      <w:proofErr w:type="spellStart"/>
+      <w:r>
+        <w:t>públicas</w:t>
       </w:r>
       <w:proofErr w:type="spellEnd"/>
       <w:r>
@@ -2274,13 +3948,11 @@
     <w:p>
       <w:pPr>
         <w:pStyle w:val="Listaconvietas"/>
-      </w:pPr>
-      <w:r>
-        <w:t xml:space="preserve">No </w:t>
-      </w:r>
-      <w:proofErr w:type="spellStart"/>
-      <w:r>
-        <w:t>mezcle</w:t>
+        <w:spacing w:line="360" w:lineRule="auto"/>
+      </w:pPr>
+      <w:proofErr w:type="spellStart"/>
+      <w:r>
+        <w:t>Centralice</w:t>
       </w:r>
       <w:proofErr w:type="spellEnd"/>
       <w:r>
@@ -2288,31 +3960,32 @@
       </w:r>
       <w:proofErr w:type="spellStart"/>
       <w:r>
-        <w:t>procesamiento</w:t>
-      </w:r>
-      <w:proofErr w:type="spellEnd"/>
-      <w:r>
-        <w:t xml:space="preserve"> del </w:t>
-      </w:r>
-      <w:proofErr w:type="spellStart"/>
-      <w:r>
-        <w:t>modelo</w:t>
-      </w:r>
-      <w:proofErr w:type="spellEnd"/>
-      <w:r>
-        <w:t xml:space="preserve"> con endpoints.</w:t>
+        <w:t>constantes</w:t>
+      </w:r>
+      <w:proofErr w:type="spellEnd"/>
+      <w:r>
+        <w:t xml:space="preserve"> y </w:t>
+      </w:r>
+      <w:proofErr w:type="spellStart"/>
+      <w:r>
+        <w:t>rutas</w:t>
+      </w:r>
+      <w:proofErr w:type="spellEnd"/>
+      <w:r>
+        <w:t>.</w:t>
       </w:r>
     </w:p>
     <w:p>
       <w:pPr>
         <w:pStyle w:val="Listaconvietas"/>
-      </w:pPr>
-      <w:r>
-        <w:t xml:space="preserve">Capture </w:t>
-      </w:r>
-      <w:proofErr w:type="spellStart"/>
-      <w:r>
-        <w:t>excepciones</w:t>
+        <w:spacing w:line="360" w:lineRule="auto"/>
+      </w:pPr>
+      <w:r>
+        <w:t xml:space="preserve">No </w:t>
+      </w:r>
+      <w:proofErr w:type="spellStart"/>
+      <w:r>
+        <w:t>mezcle</w:t>
       </w:r>
       <w:proofErr w:type="spellEnd"/>
       <w:r>
@@ -2320,39 +3993,32 @@
       </w:r>
       <w:proofErr w:type="spellStart"/>
       <w:r>
-        <w:t>específicas</w:t>
-      </w:r>
-      <w:proofErr w:type="spellEnd"/>
-      <w:r>
-        <w:t xml:space="preserve"> </w:t>
-      </w:r>
-      <w:proofErr w:type="spellStart"/>
-      <w:r>
-        <w:t>cuando</w:t>
-      </w:r>
-      <w:proofErr w:type="spellEnd"/>
-      <w:r>
-        <w:t xml:space="preserve"> sea </w:t>
-      </w:r>
-      <w:proofErr w:type="spellStart"/>
-      <w:r>
-        <w:t>posible</w:t>
-      </w:r>
-      <w:proofErr w:type="spellEnd"/>
-      <w:r>
-        <w:t>.</w:t>
+        <w:t>procesamiento</w:t>
+      </w:r>
+      <w:proofErr w:type="spellEnd"/>
+      <w:r>
+        <w:t xml:space="preserve"> del </w:t>
+      </w:r>
+      <w:proofErr w:type="spellStart"/>
+      <w:r>
+        <w:t>modelo</w:t>
+      </w:r>
+      <w:proofErr w:type="spellEnd"/>
+      <w:r>
+        <w:t xml:space="preserve"> con endpoints.</w:t>
       </w:r>
     </w:p>
     <w:p>
       <w:pPr>
         <w:pStyle w:val="Listaconvietas"/>
-      </w:pPr>
-      <w:r>
-        <w:t xml:space="preserve">Evite </w:t>
-      </w:r>
-      <w:proofErr w:type="spellStart"/>
-      <w:r>
-        <w:t>introducir</w:t>
+        <w:spacing w:line="360" w:lineRule="auto"/>
+      </w:pPr>
+      <w:r>
+        <w:t xml:space="preserve">Capture </w:t>
+      </w:r>
+      <w:proofErr w:type="spellStart"/>
+      <w:r>
+        <w:t>excepciones</w:t>
       </w:r>
       <w:proofErr w:type="spellEnd"/>
       <w:r>
@@ -2360,7 +4026,7 @@
       </w:r>
       <w:proofErr w:type="spellStart"/>
       <w:r>
-        <w:t>rutas</w:t>
+        <w:t>específicas</w:t>
       </w:r>
       <w:proofErr w:type="spellEnd"/>
       <w:r>
@@ -2368,23 +4034,15 @@
       </w:r>
       <w:proofErr w:type="spellStart"/>
       <w:r>
-        <w:t>absolutas</w:t>
-      </w:r>
-      <w:proofErr w:type="spellEnd"/>
-      <w:r>
-        <w:t xml:space="preserve"> o </w:t>
-      </w:r>
-      <w:proofErr w:type="spellStart"/>
-      <w:r>
-        <w:t>valores</w:t>
-      </w:r>
-      <w:proofErr w:type="spellEnd"/>
-      <w:r>
-        <w:t xml:space="preserve"> </w:t>
-      </w:r>
-      <w:proofErr w:type="spellStart"/>
-      <w:r>
-        <w:t>secretos</w:t>
+        <w:t>cuando</w:t>
+      </w:r>
+      <w:proofErr w:type="spellEnd"/>
+      <w:r>
+        <w:t xml:space="preserve"> sea </w:t>
+      </w:r>
+      <w:proofErr w:type="spellStart"/>
+      <w:r>
+        <w:t>posible</w:t>
       </w:r>
       <w:proofErr w:type="spellEnd"/>
       <w:r>
@@ -2394,18 +4052,14 @@
     <w:p>
       <w:pPr>
         <w:pStyle w:val="Listaconvietas"/>
-      </w:pPr>
-      <w:proofErr w:type="spellStart"/>
-      <w:r>
-        <w:t>Mantenga</w:t>
-      </w:r>
-      <w:proofErr w:type="spellEnd"/>
-      <w:r>
-        <w:t xml:space="preserve"> las </w:t>
-      </w:r>
-      <w:proofErr w:type="spellStart"/>
-      <w:r>
-        <w:t>unidades</w:t>
+        <w:spacing w:line="360" w:lineRule="auto"/>
+      </w:pPr>
+      <w:r>
+        <w:t xml:space="preserve">Evite </w:t>
+      </w:r>
+      <w:proofErr w:type="spellStart"/>
+      <w:r>
+        <w:t>introducir</w:t>
       </w:r>
       <w:proofErr w:type="spellEnd"/>
       <w:r>
@@ -2413,15 +4067,7 @@
       </w:r>
       <w:proofErr w:type="spellStart"/>
       <w:r>
-        <w:t>claras</w:t>
-      </w:r>
-      <w:proofErr w:type="spellEnd"/>
-      <w:r>
-        <w:t xml:space="preserve">: accuracy del </w:t>
-      </w:r>
-      <w:proofErr w:type="spellStart"/>
-      <w:r>
-        <w:t>historial</w:t>
+        <w:t>rutas</w:t>
       </w:r>
       <w:proofErr w:type="spellEnd"/>
       <w:r>
@@ -2429,23 +4075,15 @@
       </w:r>
       <w:proofErr w:type="spellStart"/>
       <w:r>
-        <w:t>está</w:t>
-      </w:r>
-      <w:proofErr w:type="spellEnd"/>
-      <w:r>
-        <w:t xml:space="preserve"> entre 0 y 1; </w:t>
-      </w:r>
-      <w:proofErr w:type="spellStart"/>
-      <w:r>
-        <w:t>confianza</w:t>
-      </w:r>
-      <w:proofErr w:type="spellEnd"/>
-      <w:r>
-        <w:t xml:space="preserve"> de </w:t>
-      </w:r>
-      <w:proofErr w:type="spellStart"/>
-      <w:r>
-        <w:t>predicción</w:t>
+        <w:t>absolutas</w:t>
+      </w:r>
+      <w:proofErr w:type="spellEnd"/>
+      <w:r>
+        <w:t xml:space="preserve"> o </w:t>
+      </w:r>
+      <w:proofErr w:type="spellStart"/>
+      <w:r>
+        <w:t>valores</w:t>
       </w:r>
       <w:proofErr w:type="spellEnd"/>
       <w:r>
@@ -2453,20 +4091,29 @@
       </w:r>
       <w:proofErr w:type="spellStart"/>
       <w:r>
-        <w:t>está</w:t>
-      </w:r>
-      <w:proofErr w:type="spellEnd"/>
-      <w:r>
-        <w:t xml:space="preserve"> entre 0 y 100.</w:t>
+        <w:t>secretos</w:t>
+      </w:r>
+      <w:proofErr w:type="spellEnd"/>
+      <w:r>
+        <w:t>.</w:t>
       </w:r>
     </w:p>
     <w:p>
       <w:pPr>
         <w:pStyle w:val="Listaconvietas"/>
-      </w:pPr>
-      <w:proofErr w:type="spellStart"/>
-      <w:r>
-        <w:t>Actualice</w:t>
+        <w:spacing w:line="360" w:lineRule="auto"/>
+      </w:pPr>
+      <w:proofErr w:type="spellStart"/>
+      <w:r>
+        <w:t>Mantenga</w:t>
+      </w:r>
+      <w:proofErr w:type="spellEnd"/>
+      <w:r>
+        <w:t xml:space="preserve"> las </w:t>
+      </w:r>
+      <w:proofErr w:type="spellStart"/>
+      <w:r>
+        <w:t>unidades</w:t>
       </w:r>
       <w:proofErr w:type="spellEnd"/>
       <w:r>
@@ -2474,15 +4121,15 @@
       </w:r>
       <w:proofErr w:type="spellStart"/>
       <w:r>
-        <w:t>documentación</w:t>
-      </w:r>
-      <w:proofErr w:type="spellEnd"/>
-      <w:r>
-        <w:t xml:space="preserve"> y </w:t>
-      </w:r>
-      <w:proofErr w:type="spellStart"/>
-      <w:r>
-        <w:t>pruebas</w:t>
+        <w:t>claras</w:t>
+      </w:r>
+      <w:proofErr w:type="spellEnd"/>
+      <w:r>
+        <w:t xml:space="preserve">: accuracy del </w:t>
+      </w:r>
+      <w:proofErr w:type="spellStart"/>
+      <w:r>
+        <w:t>historial</w:t>
       </w:r>
       <w:proofErr w:type="spellEnd"/>
       <w:r>
@@ -2490,7 +4137,23 @@
       </w:r>
       <w:proofErr w:type="spellStart"/>
       <w:r>
-        <w:t>en</w:t>
+        <w:t>está</w:t>
+      </w:r>
+      <w:proofErr w:type="spellEnd"/>
+      <w:r>
+        <w:t xml:space="preserve"> entre 0 y 1; </w:t>
+      </w:r>
+      <w:proofErr w:type="spellStart"/>
+      <w:r>
+        <w:t>confianza</w:t>
+      </w:r>
+      <w:proofErr w:type="spellEnd"/>
+      <w:r>
+        <w:t xml:space="preserve"> de </w:t>
+      </w:r>
+      <w:proofErr w:type="spellStart"/>
+      <w:r>
+        <w:t>predicción</w:t>
       </w:r>
       <w:proofErr w:type="spellEnd"/>
       <w:r>
@@ -2498,39 +4161,21 @@
       </w:r>
       <w:proofErr w:type="spellStart"/>
       <w:r>
-        <w:t>el</w:t>
-      </w:r>
-      <w:proofErr w:type="spellEnd"/>
-      <w:r>
-        <w:t xml:space="preserve"> </w:t>
-      </w:r>
-      <w:proofErr w:type="spellStart"/>
-      <w:r>
-        <w:t>mismo</w:t>
-      </w:r>
-      <w:proofErr w:type="spellEnd"/>
-      <w:r>
-        <w:t xml:space="preserve"> </w:t>
-      </w:r>
-      <w:proofErr w:type="spellStart"/>
-      <w:r>
-        <w:t>cambio</w:t>
-      </w:r>
-      <w:proofErr w:type="spellEnd"/>
-      <w:r>
-        <w:t>.</w:t>
+        <w:t>está</w:t>
+      </w:r>
+      <w:proofErr w:type="spellEnd"/>
+      <w:r>
+        <w:t xml:space="preserve"> entre 0 y 100.</w:t>
       </w:r>
     </w:p>
     <w:p>
       <w:pPr>
-        <w:pStyle w:val="Ttulo1"/>
-      </w:pPr>
-      <w:r>
-        <w:t xml:space="preserve">6. </w:t>
-      </w:r>
-      <w:proofErr w:type="spellStart"/>
-      <w:r>
-        <w:t>Pruebas</w:t>
+        <w:pStyle w:val="Listaconvietas"/>
+        <w:spacing w:line="360" w:lineRule="auto"/>
+      </w:pPr>
+      <w:proofErr w:type="spellStart"/>
+      <w:r>
+        <w:t>Actualice</w:t>
       </w:r>
       <w:proofErr w:type="spellEnd"/>
       <w:r>
@@ -2538,33 +4183,162 @@
       </w:r>
       <w:proofErr w:type="spellStart"/>
       <w:r>
-        <w:t>sugeridas</w:t>
-      </w:r>
-      <w:proofErr w:type="spellEnd"/>
+        <w:t>documentación</w:t>
+      </w:r>
+      <w:proofErr w:type="spellEnd"/>
+      <w:r>
+        <w:t xml:space="preserve"> y </w:t>
+      </w:r>
+      <w:proofErr w:type="spellStart"/>
+      <w:r>
+        <w:t>pruebas</w:t>
+      </w:r>
+      <w:proofErr w:type="spellEnd"/>
+      <w:r>
+        <w:t xml:space="preserve"> </w:t>
+      </w:r>
+      <w:proofErr w:type="spellStart"/>
+      <w:r>
+        <w:t>en</w:t>
+      </w:r>
+      <w:proofErr w:type="spellEnd"/>
+      <w:r>
+        <w:t xml:space="preserve"> </w:t>
+      </w:r>
+      <w:proofErr w:type="spellStart"/>
+      <w:r>
+        <w:t>el</w:t>
+      </w:r>
+      <w:proofErr w:type="spellEnd"/>
+      <w:r>
+        <w:t xml:space="preserve"> </w:t>
+      </w:r>
+      <w:proofErr w:type="spellStart"/>
+      <w:r>
+        <w:t>mismo</w:t>
+      </w:r>
+      <w:proofErr w:type="spellEnd"/>
+      <w:r>
+        <w:t xml:space="preserve"> </w:t>
+      </w:r>
+      <w:proofErr w:type="spellStart"/>
+      <w:r>
+        <w:t>cambio</w:t>
+      </w:r>
+      <w:proofErr w:type="spellEnd"/>
+      <w:r>
+        <w:t>.</w:t>
+      </w:r>
     </w:p>
     <w:p>
       <w:pPr>
-        <w:pStyle w:val="Ttulo2"/>
-      </w:pPr>
-      <w:proofErr w:type="spellStart"/>
-      <w:r>
-        <w:t>Comprobación</w:t>
-      </w:r>
-      <w:proofErr w:type="spellEnd"/>
-      <w:r>
-        <w:t xml:space="preserve"> </w:t>
-      </w:r>
-      <w:proofErr w:type="spellStart"/>
-      <w:r>
-        <w:t>sintáctica</w:t>
-      </w:r>
-      <w:proofErr w:type="spellEnd"/>
+        <w:pStyle w:val="Listaconvietas"/>
+        <w:numPr>
+          <w:ilvl w:val="0"/>
+          <w:numId w:val="0"/>
+        </w:numPr>
+        <w:ind w:left="360"/>
+      </w:pPr>
     </w:p>
     <w:p>
       <w:pPr>
+        <w:pStyle w:val="Ttulo1"/>
+        <w:rPr>
+          <w:rFonts w:ascii="Arial" w:hAnsi="Arial" w:cs="Arial"/>
+          <w:color w:val="auto"/>
+          <w:sz w:val="28"/>
+        </w:rPr>
+      </w:pPr>
+      <w:bookmarkStart w:id="10" w:name="_Toc235223742"/>
+      <w:r>
+        <w:rPr>
+          <w:rFonts w:ascii="Arial" w:hAnsi="Arial" w:cs="Arial"/>
+          <w:color w:val="auto"/>
+          <w:sz w:val="28"/>
+        </w:rPr>
+        <w:t xml:space="preserve">6. </w:t>
+      </w:r>
+      <w:proofErr w:type="spellStart"/>
+      <w:r>
+        <w:rPr>
+          <w:rFonts w:ascii="Arial" w:hAnsi="Arial" w:cs="Arial"/>
+          <w:color w:val="auto"/>
+          <w:sz w:val="28"/>
+        </w:rPr>
+        <w:t>Pruebas</w:t>
+      </w:r>
+      <w:proofErr w:type="spellEnd"/>
+      <w:r>
+        <w:rPr>
+          <w:rFonts w:ascii="Arial" w:hAnsi="Arial" w:cs="Arial"/>
+          <w:color w:val="auto"/>
+          <w:sz w:val="28"/>
+        </w:rPr>
+        <w:t xml:space="preserve"> </w:t>
+      </w:r>
+      <w:proofErr w:type="spellStart"/>
+      <w:r>
+        <w:rPr>
+          <w:rFonts w:ascii="Arial" w:hAnsi="Arial" w:cs="Arial"/>
+          <w:color w:val="auto"/>
+          <w:sz w:val="28"/>
+        </w:rPr>
+        <w:t>sugeridas</w:t>
+      </w:r>
+      <w:bookmarkEnd w:id="10"/>
+      <w:proofErr w:type="spellEnd"/>
+    </w:p>
+    <w:p>
+      <w:pPr>
+        <w:pStyle w:val="Ttulo1"/>
+        <w:spacing w:line="360" w:lineRule="auto"/>
+        <w:ind w:firstLine="283"/>
+        <w:rPr>
+          <w:rFonts w:ascii="Arial" w:hAnsi="Arial" w:cs="Arial"/>
+          <w:color w:val="auto"/>
+          <w:sz w:val="24"/>
+          <w:szCs w:val="24"/>
+        </w:rPr>
+      </w:pPr>
+      <w:bookmarkStart w:id="11" w:name="_Toc235223743"/>
+      <w:proofErr w:type="spellStart"/>
+      <w:r>
+        <w:rPr>
+          <w:rFonts w:ascii="Arial" w:hAnsi="Arial" w:cs="Arial"/>
+          <w:color w:val="auto"/>
+          <w:sz w:val="24"/>
+          <w:szCs w:val="24"/>
+        </w:rPr>
+        <w:t>Comprobación</w:t>
+      </w:r>
+      <w:proofErr w:type="spellEnd"/>
+      <w:r>
+        <w:rPr>
+          <w:rFonts w:ascii="Arial" w:hAnsi="Arial" w:cs="Arial"/>
+          <w:color w:val="auto"/>
+          <w:sz w:val="24"/>
+          <w:szCs w:val="24"/>
+        </w:rPr>
+        <w:t xml:space="preserve"> </w:t>
+      </w:r>
+      <w:proofErr w:type="spellStart"/>
+      <w:r>
+        <w:rPr>
+          <w:rFonts w:ascii="Arial" w:hAnsi="Arial" w:cs="Arial"/>
+          <w:color w:val="auto"/>
+          <w:sz w:val="24"/>
+          <w:szCs w:val="24"/>
+        </w:rPr>
+        <w:t>sintáctica</w:t>
+      </w:r>
+      <w:bookmarkEnd w:id="11"/>
+      <w:proofErr w:type="spellEnd"/>
+    </w:p>
+    <w:p>
+      <w:pPr>
         <w:shd w:val="clear" w:color="auto" w:fill="F2F2F2"/>
-        <w:spacing w:before="80" w:after="160"/>
-        <w:ind w:left="283" w:right="283"/>
+        <w:spacing w:before="80" w:after="160" w:line="360" w:lineRule="auto"/>
+        <w:ind w:left="283" w:right="283" w:firstLine="437"/>
       </w:pPr>
       <w:r>
         <w:rPr>
@@ -2592,27 +4366,55 @@
     </w:p>
     <w:p>
       <w:pPr>
-        <w:pStyle w:val="Ttulo2"/>
-      </w:pPr>
-      <w:proofErr w:type="spellStart"/>
-      <w:r>
+        <w:pStyle w:val="Ttulo1"/>
+        <w:spacing w:line="360" w:lineRule="auto"/>
+        <w:ind w:firstLine="283"/>
+        <w:rPr>
+          <w:rFonts w:ascii="Arial" w:hAnsi="Arial" w:cs="Arial"/>
+          <w:color w:val="auto"/>
+          <w:sz w:val="24"/>
+          <w:szCs w:val="24"/>
+        </w:rPr>
+      </w:pPr>
+      <w:bookmarkStart w:id="12" w:name="_Toc235223744"/>
+      <w:proofErr w:type="spellStart"/>
+      <w:r>
+        <w:rPr>
+          <w:rFonts w:ascii="Arial" w:hAnsi="Arial" w:cs="Arial"/>
+          <w:color w:val="auto"/>
+          <w:sz w:val="24"/>
+          <w:szCs w:val="24"/>
+        </w:rPr>
         <w:t>Importación</w:t>
       </w:r>
       <w:proofErr w:type="spellEnd"/>
       <w:r>
+        <w:rPr>
+          <w:rFonts w:ascii="Arial" w:hAnsi="Arial" w:cs="Arial"/>
+          <w:color w:val="auto"/>
+          <w:sz w:val="24"/>
+          <w:szCs w:val="24"/>
+        </w:rPr>
         <w:t xml:space="preserve"> de la </w:t>
       </w:r>
       <w:proofErr w:type="spellStart"/>
       <w:r>
+        <w:rPr>
+          <w:rFonts w:ascii="Arial" w:hAnsi="Arial" w:cs="Arial"/>
+          <w:color w:val="auto"/>
+          <w:sz w:val="24"/>
+          <w:szCs w:val="24"/>
+        </w:rPr>
         <w:t>aplicación</w:t>
       </w:r>
+      <w:bookmarkEnd w:id="12"/>
       <w:proofErr w:type="spellEnd"/>
     </w:p>
     <w:p>
       <w:pPr>
         <w:shd w:val="clear" w:color="auto" w:fill="F2F2F2"/>
-        <w:spacing w:before="80" w:after="160"/>
-        <w:ind w:left="283" w:right="283"/>
+        <w:spacing w:before="80" w:after="160" w:line="360" w:lineRule="auto"/>
+        <w:ind w:left="283" w:right="283" w:firstLine="437"/>
       </w:pPr>
       <w:r>
         <w:rPr>
@@ -2622,6 +4424,7 @@
         <w:t xml:space="preserve">python -c "from </w:t>
       </w:r>
       <w:proofErr w:type="spellStart"/>
+      <w:proofErr w:type="gramStart"/>
       <w:r>
         <w:rPr>
           <w:rFonts w:ascii="Consolas" w:hAnsi="Consolas"/>
@@ -2630,6 +4433,7 @@
         <w:t>backend.main</w:t>
       </w:r>
       <w:proofErr w:type="spellEnd"/>
+      <w:proofErr w:type="gramEnd"/>
       <w:r>
         <w:rPr>
           <w:rFonts w:ascii="Consolas" w:hAnsi="Consolas"/>
@@ -2656,23 +4460,46 @@
     </w:p>
     <w:p>
       <w:pPr>
-        <w:pStyle w:val="Ttulo2"/>
-      </w:pPr>
-      <w:r>
+        <w:pStyle w:val="Ttulo1"/>
+        <w:rPr>
+          <w:rFonts w:ascii="Arial" w:hAnsi="Arial" w:cs="Arial"/>
+          <w:color w:val="auto"/>
+          <w:sz w:val="28"/>
+        </w:rPr>
+      </w:pPr>
+      <w:bookmarkStart w:id="13" w:name="_Toc235223745"/>
+      <w:r>
+        <w:rPr>
+          <w:rFonts w:ascii="Arial" w:hAnsi="Arial" w:cs="Arial"/>
+          <w:color w:val="auto"/>
+          <w:sz w:val="28"/>
+        </w:rPr>
         <w:t xml:space="preserve">Casos </w:t>
       </w:r>
       <w:proofErr w:type="spellStart"/>
       <w:r>
+        <w:rPr>
+          <w:rFonts w:ascii="Arial" w:hAnsi="Arial" w:cs="Arial"/>
+          <w:color w:val="auto"/>
+          <w:sz w:val="28"/>
+        </w:rPr>
         <w:t>mínimos</w:t>
       </w:r>
       <w:proofErr w:type="spellEnd"/>
       <w:r>
+        <w:rPr>
+          <w:rFonts w:ascii="Arial" w:hAnsi="Arial" w:cs="Arial"/>
+          <w:color w:val="auto"/>
+          <w:sz w:val="28"/>
+        </w:rPr>
         <w:t xml:space="preserve"> de API</w:t>
       </w:r>
+      <w:bookmarkEnd w:id="13"/>
     </w:p>
     <w:p>
       <w:pPr>
         <w:pStyle w:val="Listaconvietas"/>
+        <w:spacing w:line="360" w:lineRule="auto"/>
       </w:pPr>
       <w:r>
         <w:rPr>
@@ -2697,6 +4524,7 @@
     <w:p>
       <w:pPr>
         <w:pStyle w:val="Listaconvietas"/>
+        <w:spacing w:line="360" w:lineRule="auto"/>
       </w:pPr>
       <w:r>
         <w:rPr>
@@ -2761,6 +4589,7 @@
     <w:p>
       <w:pPr>
         <w:pStyle w:val="Listaconvietas"/>
+        <w:spacing w:line="360" w:lineRule="auto"/>
       </w:pPr>
       <w:r>
         <w:rPr>
@@ -2809,6 +4638,7 @@
     <w:p>
       <w:pPr>
         <w:pStyle w:val="Listaconvietas"/>
+        <w:spacing w:line="360" w:lineRule="auto"/>
       </w:pPr>
       <w:r>
         <w:rPr>
@@ -2841,8 +4671,10 @@
     <w:p>
       <w:pPr>
         <w:pStyle w:val="Listaconvietas"/>
-      </w:pPr>
-      <w:r>
+        <w:spacing w:line="360" w:lineRule="auto"/>
+      </w:pPr>
+      <w:r>
+        <w:lastRenderedPageBreak/>
         <w:t xml:space="preserve">Con </w:t>
       </w:r>
       <w:proofErr w:type="spellStart"/>
@@ -2888,6 +4720,7 @@
     </w:p>
     <w:p>
       <w:pPr>
+        <w:spacing w:line="360" w:lineRule="auto"/>
         <w:jc w:val="both"/>
       </w:pPr>
       <w:r>
@@ -2923,148 +4756,31 @@
         <w:t xml:space="preserve">, </w:t>
       </w:r>
       <w:proofErr w:type="spellStart"/>
+      <w:proofErr w:type="gramStart"/>
       <w:r>
         <w:rPr>
           <w:rFonts w:ascii="Consolas" w:hAnsi="Consolas"/>
           <w:color w:val="404040"/>
           <w:sz w:val="19"/>
         </w:rPr>
-        <w:t>fastapi.testclient.TestClient</w:t>
-      </w:r>
-      <w:proofErr w:type="spellEnd"/>
-      <w:r>
-        <w:t xml:space="preserve"> y </w:t>
-      </w:r>
-      <w:proofErr w:type="spellStart"/>
-      <w:r>
-        <w:t>pruebas</w:t>
-      </w:r>
-      <w:proofErr w:type="spellEnd"/>
-      <w:r>
-        <w:t xml:space="preserve"> </w:t>
-      </w:r>
-      <w:proofErr w:type="spellStart"/>
-      <w:r>
-        <w:t>unitarias</w:t>
-      </w:r>
-      <w:proofErr w:type="spellEnd"/>
-      <w:r>
-        <w:t xml:space="preserve"> que </w:t>
-      </w:r>
-      <w:proofErr w:type="spellStart"/>
-      <w:r>
-        <w:t>sustituyan</w:t>
-      </w:r>
-      <w:proofErr w:type="spellEnd"/>
-      <w:r>
-        <w:t xml:space="preserve"> dataset y </w:t>
-      </w:r>
-      <w:proofErr w:type="spellStart"/>
-      <w:r>
-        <w:t>modelo</w:t>
-      </w:r>
-      <w:proofErr w:type="spellEnd"/>
-      <w:r>
-        <w:t xml:space="preserve"> por </w:t>
-      </w:r>
-      <w:proofErr w:type="spellStart"/>
-      <w:r>
-        <w:t>dobles</w:t>
-      </w:r>
-      <w:proofErr w:type="spellEnd"/>
-      <w:r>
-        <w:t xml:space="preserve"> </w:t>
-      </w:r>
-      <w:proofErr w:type="spellStart"/>
-      <w:r>
-        <w:t>ligeros</w:t>
-      </w:r>
-      <w:proofErr w:type="spellEnd"/>
-      <w:r>
-        <w:t xml:space="preserve">, </w:t>
-      </w:r>
-      <w:proofErr w:type="spellStart"/>
-      <w:r>
-        <w:t>evitando</w:t>
-      </w:r>
-      <w:proofErr w:type="spellEnd"/>
-      <w:r>
-        <w:t xml:space="preserve"> </w:t>
-      </w:r>
-      <w:proofErr w:type="spellStart"/>
-      <w:r>
-        <w:t>entrenar</w:t>
-      </w:r>
-      <w:proofErr w:type="spellEnd"/>
-      <w:r>
-        <w:t xml:space="preserve"> </w:t>
-      </w:r>
-      <w:proofErr w:type="spellStart"/>
-      <w:r>
-        <w:t>en</w:t>
-      </w:r>
-      <w:proofErr w:type="spellEnd"/>
-      <w:r>
-        <w:t xml:space="preserve"> </w:t>
-      </w:r>
-      <w:proofErr w:type="spellStart"/>
-      <w:r>
-        <w:t>cada</w:t>
-      </w:r>
-      <w:proofErr w:type="spellEnd"/>
-      <w:r>
-        <w:t xml:space="preserve"> </w:t>
-      </w:r>
-      <w:proofErr w:type="spellStart"/>
-      <w:r>
-        <w:t>ejecución</w:t>
-      </w:r>
-      <w:proofErr w:type="spellEnd"/>
-      <w:r>
-        <w:t>.</w:t>
-      </w:r>
-    </w:p>
-    <w:p>
-      <w:pPr>
-        <w:pStyle w:val="Ttulo1"/>
-      </w:pPr>
-      <w:r>
-        <w:t xml:space="preserve">7. Puntos </w:t>
-      </w:r>
-      <w:proofErr w:type="spellStart"/>
-      <w:r>
-        <w:t>delicados</w:t>
-      </w:r>
-      <w:proofErr w:type="spellEnd"/>
-    </w:p>
-    <w:p>
-      <w:pPr>
-        <w:pStyle w:val="Listaconvietas"/>
-      </w:pPr>
-      <w:proofErr w:type="spellStart"/>
+        <w:t>fastapi.testclient</w:t>
+      </w:r>
+      <w:proofErr w:type="gramEnd"/>
       <w:r>
         <w:rPr>
           <w:rFonts w:ascii="Consolas" w:hAnsi="Consolas"/>
           <w:color w:val="404040"/>
           <w:sz w:val="19"/>
         </w:rPr>
-        <w:t>current_config</w:t>
-      </w:r>
-      <w:proofErr w:type="spellEnd"/>
-      <w:r>
-        <w:t xml:space="preserve"> es global al </w:t>
-      </w:r>
-      <w:proofErr w:type="spellStart"/>
-      <w:r>
-        <w:t>proceso</w:t>
-      </w:r>
-      <w:proofErr w:type="spellEnd"/>
-      <w:r>
-        <w:t xml:space="preserve">; no </w:t>
-      </w:r>
-      <w:proofErr w:type="spellStart"/>
-      <w:r>
-        <w:t>persiste</w:t>
+        <w:t>.TestClient</w:t>
+      </w:r>
+      <w:proofErr w:type="spellEnd"/>
+      <w:r>
+        <w:t xml:space="preserve"> y </w:t>
+      </w:r>
+      <w:proofErr w:type="spellStart"/>
+      <w:r>
+        <w:t>pruebas</w:t>
       </w:r>
       <w:proofErr w:type="spellEnd"/>
       <w:r>
@@ -3072,7 +4788,31 @@
       </w:r>
       <w:proofErr w:type="spellStart"/>
       <w:r>
-        <w:t>ni</w:t>
+        <w:t>unitarias</w:t>
+      </w:r>
+      <w:proofErr w:type="spellEnd"/>
+      <w:r>
+        <w:t xml:space="preserve"> que </w:t>
+      </w:r>
+      <w:proofErr w:type="spellStart"/>
+      <w:r>
+        <w:t>sustituyan</w:t>
+      </w:r>
+      <w:proofErr w:type="spellEnd"/>
+      <w:r>
+        <w:t xml:space="preserve"> dataset y </w:t>
+      </w:r>
+      <w:proofErr w:type="spellStart"/>
+      <w:r>
+        <w:t>modelo</w:t>
+      </w:r>
+      <w:proofErr w:type="spellEnd"/>
+      <w:r>
+        <w:t xml:space="preserve"> por </w:t>
+      </w:r>
+      <w:proofErr w:type="spellStart"/>
+      <w:r>
+        <w:t>dobles</w:t>
       </w:r>
       <w:proofErr w:type="spellEnd"/>
       <w:r>
@@ -3080,7 +4820,15 @@
       </w:r>
       <w:proofErr w:type="spellStart"/>
       <w:r>
-        <w:t>está</w:t>
+        <w:t>ligeros</w:t>
+      </w:r>
+      <w:proofErr w:type="spellEnd"/>
+      <w:r>
+        <w:t xml:space="preserve">, </w:t>
+      </w:r>
+      <w:proofErr w:type="spellStart"/>
+      <w:r>
+        <w:t>evitando</w:t>
       </w:r>
       <w:proofErr w:type="spellEnd"/>
       <w:r>
@@ -3088,15 +4836,7 @@
       </w:r>
       <w:proofErr w:type="spellStart"/>
       <w:r>
-        <w:t>diseñado</w:t>
-      </w:r>
-      <w:proofErr w:type="spellEnd"/>
-      <w:r>
-        <w:t xml:space="preserve"> para </w:t>
-      </w:r>
-      <w:proofErr w:type="spellStart"/>
-      <w:r>
-        <w:t>múltiples</w:t>
+        <w:t>entrenar</w:t>
       </w:r>
       <w:proofErr w:type="spellEnd"/>
       <w:r>
@@ -3104,7 +4844,23 @@
       </w:r>
       <w:proofErr w:type="spellStart"/>
       <w:r>
-        <w:t>usuarios</w:t>
+        <w:t>en</w:t>
+      </w:r>
+      <w:proofErr w:type="spellEnd"/>
+      <w:r>
+        <w:t xml:space="preserve"> </w:t>
+      </w:r>
+      <w:proofErr w:type="spellStart"/>
+      <w:r>
+        <w:t>cada</w:t>
+      </w:r>
+      <w:proofErr w:type="spellEnd"/>
+      <w:r>
+        <w:t xml:space="preserve"> </w:t>
+      </w:r>
+      <w:proofErr w:type="spellStart"/>
+      <w:r>
+        <w:t>ejecución</w:t>
       </w:r>
       <w:proofErr w:type="spellEnd"/>
       <w:r>
@@ -3113,46 +4869,87 @@
     </w:p>
     <w:p>
       <w:pPr>
+        <w:pStyle w:val="Ttulo1"/>
+        <w:rPr>
+          <w:rFonts w:ascii="Arial" w:hAnsi="Arial" w:cs="Arial"/>
+          <w:color w:val="auto"/>
+          <w:sz w:val="28"/>
+        </w:rPr>
+      </w:pPr>
+      <w:bookmarkStart w:id="14" w:name="_Toc235223746"/>
+      <w:r>
+        <w:rPr>
+          <w:rFonts w:ascii="Arial" w:hAnsi="Arial" w:cs="Arial"/>
+          <w:color w:val="auto"/>
+          <w:sz w:val="28"/>
+        </w:rPr>
+        <w:t xml:space="preserve">7. Puntos </w:t>
+      </w:r>
+      <w:proofErr w:type="spellStart"/>
+      <w:r>
+        <w:rPr>
+          <w:rFonts w:ascii="Arial" w:hAnsi="Arial" w:cs="Arial"/>
+          <w:color w:val="auto"/>
+          <w:sz w:val="28"/>
+        </w:rPr>
+        <w:t>delicados</w:t>
+      </w:r>
+      <w:bookmarkEnd w:id="14"/>
+      <w:proofErr w:type="spellEnd"/>
+    </w:p>
+    <w:p>
+      <w:pPr>
         <w:pStyle w:val="Listaconvietas"/>
-      </w:pPr>
+        <w:spacing w:line="360" w:lineRule="auto"/>
+      </w:pPr>
+      <w:proofErr w:type="spellStart"/>
       <w:r>
         <w:rPr>
           <w:rFonts w:ascii="Consolas" w:hAnsi="Consolas"/>
           <w:color w:val="404040"/>
           <w:sz w:val="19"/>
         </w:rPr>
-        <w:t>_model</w:t>
-      </w:r>
-      <w:r>
-        <w:t xml:space="preserve"> es una </w:t>
-      </w:r>
-      <w:proofErr w:type="spellStart"/>
-      <w:r>
-        <w:t>caché</w:t>
-      </w:r>
-      <w:proofErr w:type="spellEnd"/>
-      <w:r>
-        <w:t xml:space="preserve"> global. </w:t>
-      </w:r>
-      <w:proofErr w:type="spellStart"/>
-      <w:r>
-        <w:t>Después</w:t>
-      </w:r>
-      <w:proofErr w:type="spellEnd"/>
-      <w:r>
-        <w:t xml:space="preserve"> de </w:t>
-      </w:r>
-      <w:proofErr w:type="spellStart"/>
-      <w:r>
-        <w:t>entrenar</w:t>
-      </w:r>
-      <w:proofErr w:type="spellEnd"/>
-      <w:r>
-        <w:t xml:space="preserve"> se </w:t>
-      </w:r>
-      <w:proofErr w:type="spellStart"/>
-      <w:r>
-        <w:t>reinicia</w:t>
+        <w:t>current_config</w:t>
+      </w:r>
+      <w:proofErr w:type="spellEnd"/>
+      <w:r>
+        <w:t xml:space="preserve"> es global al </w:t>
+      </w:r>
+      <w:proofErr w:type="spellStart"/>
+      <w:r>
+        <w:t>proceso</w:t>
+      </w:r>
+      <w:proofErr w:type="spellEnd"/>
+      <w:r>
+        <w:t xml:space="preserve">; no </w:t>
+      </w:r>
+      <w:proofErr w:type="spellStart"/>
+      <w:r>
+        <w:t>persiste</w:t>
+      </w:r>
+      <w:proofErr w:type="spellEnd"/>
+      <w:r>
+        <w:t xml:space="preserve"> </w:t>
+      </w:r>
+      <w:proofErr w:type="spellStart"/>
+      <w:r>
+        <w:t>ni</w:t>
+      </w:r>
+      <w:proofErr w:type="spellEnd"/>
+      <w:r>
+        <w:t xml:space="preserve"> </w:t>
+      </w:r>
+      <w:proofErr w:type="spellStart"/>
+      <w:r>
+        <w:t>está</w:t>
+      </w:r>
+      <w:proofErr w:type="spellEnd"/>
+      <w:r>
+        <w:t xml:space="preserve"> </w:t>
+      </w:r>
+      <w:proofErr w:type="spellStart"/>
+      <w:r>
+        <w:t>diseñado</w:t>
       </w:r>
       <w:proofErr w:type="spellEnd"/>
       <w:r>
@@ -3160,7 +4957,7 @@
       </w:r>
       <w:proofErr w:type="spellStart"/>
       <w:r>
-        <w:t>cargar</w:t>
+        <w:t>múltiples</w:t>
       </w:r>
       <w:proofErr w:type="spellEnd"/>
       <w:r>
@@ -3168,134 +4965,17 @@
       </w:r>
       <w:proofErr w:type="spellStart"/>
       <w:r>
-        <w:t>el</w:t>
-      </w:r>
-      <w:proofErr w:type="spellEnd"/>
-      <w:r>
-        <w:t xml:space="preserve"> </w:t>
-      </w:r>
-      <w:proofErr w:type="spellStart"/>
-      <w:r>
-        <w:t>archivo</w:t>
-      </w:r>
-      <w:proofErr w:type="spellEnd"/>
-      <w:r>
-        <w:t xml:space="preserve"> nuevo.</w:t>
+        <w:t>usuarios</w:t>
+      </w:r>
+      <w:proofErr w:type="spellEnd"/>
+      <w:r>
+        <w:t>.</w:t>
       </w:r>
     </w:p>
     <w:p>
       <w:pPr>
         <w:pStyle w:val="Listaconvietas"/>
-      </w:pPr>
-      <w:proofErr w:type="spellStart"/>
-      <w:r>
-        <w:lastRenderedPageBreak/>
-        <w:t>Entrenar</w:t>
-      </w:r>
-      <w:proofErr w:type="spellEnd"/>
-      <w:r>
-        <w:t xml:space="preserve"> dentro de un endpoint </w:t>
-      </w:r>
-      <w:proofErr w:type="spellStart"/>
-      <w:r>
-        <w:t>síncrono</w:t>
-      </w:r>
-      <w:proofErr w:type="spellEnd"/>
-      <w:r>
-        <w:t xml:space="preserve"> </w:t>
-      </w:r>
-      <w:proofErr w:type="spellStart"/>
-      <w:r>
-        <w:t>bloquea</w:t>
-      </w:r>
-      <w:proofErr w:type="spellEnd"/>
-      <w:r>
-        <w:t xml:space="preserve"> ese </w:t>
-      </w:r>
-      <w:proofErr w:type="spellStart"/>
-      <w:r>
-        <w:t>trabajador</w:t>
-      </w:r>
-      <w:proofErr w:type="spellEnd"/>
-      <w:r>
-        <w:t>.</w:t>
-      </w:r>
-    </w:p>
-    <w:p>
-      <w:pPr>
-        <w:pStyle w:val="Listaconvietas"/>
-      </w:pPr>
-      <w:r>
-        <w:t xml:space="preserve">El </w:t>
-      </w:r>
-      <w:proofErr w:type="spellStart"/>
-      <w:r>
-        <w:t>archivo</w:t>
-      </w:r>
-      <w:proofErr w:type="spellEnd"/>
-      <w:r>
-        <w:t xml:space="preserve"> </w:t>
-      </w:r>
-      <w:proofErr w:type="spellStart"/>
-      <w:r>
-        <w:t>subido</w:t>
-      </w:r>
-      <w:proofErr w:type="spellEnd"/>
-      <w:r>
-        <w:t xml:space="preserve"> </w:t>
-      </w:r>
-      <w:proofErr w:type="spellStart"/>
-      <w:r>
-        <w:t>conserva</w:t>
-      </w:r>
-      <w:proofErr w:type="spellEnd"/>
-      <w:r>
-        <w:t xml:space="preserve"> </w:t>
-      </w:r>
-      <w:proofErr w:type="spellStart"/>
-      <w:r>
-        <w:t>el</w:t>
-      </w:r>
-      <w:proofErr w:type="spellEnd"/>
-      <w:r>
-        <w:t xml:space="preserve"> </w:t>
-      </w:r>
-      <w:proofErr w:type="spellStart"/>
-      <w:r>
-        <w:t>nombre</w:t>
-      </w:r>
-      <w:proofErr w:type="spellEnd"/>
-      <w:r>
-        <w:t xml:space="preserve"> </w:t>
-      </w:r>
-      <w:proofErr w:type="spellStart"/>
-      <w:r>
-        <w:t>proporcionado</w:t>
-      </w:r>
-      <w:proofErr w:type="spellEnd"/>
-      <w:r>
-        <w:t xml:space="preserve"> por </w:t>
-      </w:r>
-      <w:proofErr w:type="spellStart"/>
-      <w:r>
-        <w:t>el</w:t>
-      </w:r>
-      <w:proofErr w:type="spellEnd"/>
-      <w:r>
-        <w:t xml:space="preserve"> </w:t>
-      </w:r>
-      <w:proofErr w:type="spellStart"/>
-      <w:r>
-        <w:t>cliente</w:t>
-      </w:r>
-      <w:proofErr w:type="spellEnd"/>
-      <w:r>
-        <w:t>.</w:t>
-      </w:r>
-    </w:p>
-    <w:p>
-      <w:pPr>
-        <w:pStyle w:val="Listaconvietas"/>
+        <w:spacing w:line="360" w:lineRule="auto"/>
       </w:pPr>
       <w:r>
         <w:rPr>
@@ -3303,14 +4983,46 @@
           <w:color w:val="404040"/>
           <w:sz w:val="19"/>
         </w:rPr>
-        <w:t>optimizer</w:t>
-      </w:r>
-      <w:r>
-        <w:t xml:space="preserve"> no </w:t>
-      </w:r>
-      <w:proofErr w:type="spellStart"/>
-      <w:r>
-        <w:t>está</w:t>
+        <w:t>_model</w:t>
+      </w:r>
+      <w:r>
+        <w:t xml:space="preserve"> es una </w:t>
+      </w:r>
+      <w:proofErr w:type="spellStart"/>
+      <w:r>
+        <w:t>caché</w:t>
+      </w:r>
+      <w:proofErr w:type="spellEnd"/>
+      <w:r>
+        <w:t xml:space="preserve"> global. </w:t>
+      </w:r>
+      <w:proofErr w:type="spellStart"/>
+      <w:r>
+        <w:t>Después</w:t>
+      </w:r>
+      <w:proofErr w:type="spellEnd"/>
+      <w:r>
+        <w:t xml:space="preserve"> de </w:t>
+      </w:r>
+      <w:proofErr w:type="spellStart"/>
+      <w:r>
+        <w:t>entrenar</w:t>
+      </w:r>
+      <w:proofErr w:type="spellEnd"/>
+      <w:r>
+        <w:t xml:space="preserve"> se </w:t>
+      </w:r>
+      <w:proofErr w:type="spellStart"/>
+      <w:r>
+        <w:t>reinicia</w:t>
+      </w:r>
+      <w:proofErr w:type="spellEnd"/>
+      <w:r>
+        <w:t xml:space="preserve"> para </w:t>
+      </w:r>
+      <w:proofErr w:type="spellStart"/>
+      <w:r>
+        <w:t>cargar</w:t>
       </w:r>
       <w:proofErr w:type="spellEnd"/>
       <w:r>
@@ -3318,23 +5030,7 @@
       </w:r>
       <w:proofErr w:type="spellStart"/>
       <w:r>
-        <w:t>restringido</w:t>
-      </w:r>
-      <w:proofErr w:type="spellEnd"/>
-      <w:r>
-        <w:t xml:space="preserve"> por un </w:t>
-      </w:r>
-      <w:proofErr w:type="spellStart"/>
-      <w:r>
-        <w:t>enum</w:t>
-      </w:r>
-      <w:proofErr w:type="spellEnd"/>
-      <w:r>
-        <w:t xml:space="preserve">: </w:t>
-      </w:r>
-      <w:proofErr w:type="spellStart"/>
-      <w:r>
-        <w:t>cualquier</w:t>
+        <w:t>el</w:t>
       </w:r>
       <w:proofErr w:type="spellEnd"/>
       <w:r>
@@ -3342,7 +5038,29 @@
       </w:r>
       <w:proofErr w:type="spellStart"/>
       <w:r>
-        <w:t>texto</w:t>
+        <w:t>archivo</w:t>
+      </w:r>
+      <w:proofErr w:type="spellEnd"/>
+      <w:r>
+        <w:t xml:space="preserve"> nuevo.</w:t>
+      </w:r>
+    </w:p>
+    <w:p>
+      <w:pPr>
+        <w:pStyle w:val="Listaconvietas"/>
+        <w:spacing w:line="360" w:lineRule="auto"/>
+      </w:pPr>
+      <w:proofErr w:type="spellStart"/>
+      <w:r>
+        <w:t>Entrenar</w:t>
+      </w:r>
+      <w:proofErr w:type="spellEnd"/>
+      <w:r>
+        <w:t xml:space="preserve"> dentro de un endpoint </w:t>
+      </w:r>
+      <w:proofErr w:type="spellStart"/>
+      <w:r>
+        <w:t>síncrono</w:t>
       </w:r>
       <w:proofErr w:type="spellEnd"/>
       <w:r>
@@ -3350,20 +5068,113 @@
       </w:r>
       <w:proofErr w:type="spellStart"/>
       <w:r>
-        <w:t>distinto</w:t>
-      </w:r>
-      <w:proofErr w:type="spellEnd"/>
-      <w:r>
-        <w:t xml:space="preserve"> de </w:t>
-      </w:r>
-      <w:proofErr w:type="spellStart"/>
+        <w:t>bloquea</w:t>
+      </w:r>
+      <w:proofErr w:type="spellEnd"/>
+      <w:r>
+        <w:t xml:space="preserve"> ese </w:t>
+      </w:r>
+      <w:proofErr w:type="spellStart"/>
+      <w:r>
+        <w:t>trabajador</w:t>
+      </w:r>
+      <w:proofErr w:type="spellEnd"/>
+      <w:r>
+        <w:t>.</w:t>
+      </w:r>
+    </w:p>
+    <w:p>
+      <w:pPr>
+        <w:pStyle w:val="Listaconvietas"/>
+        <w:spacing w:line="360" w:lineRule="auto"/>
+      </w:pPr>
+      <w:r>
+        <w:t xml:space="preserve">El </w:t>
+      </w:r>
+      <w:proofErr w:type="spellStart"/>
+      <w:r>
+        <w:t>archivo</w:t>
+      </w:r>
+      <w:proofErr w:type="spellEnd"/>
+      <w:r>
+        <w:t xml:space="preserve"> </w:t>
+      </w:r>
+      <w:proofErr w:type="spellStart"/>
+      <w:r>
+        <w:t>subido</w:t>
+      </w:r>
+      <w:proofErr w:type="spellEnd"/>
+      <w:r>
+        <w:t xml:space="preserve"> </w:t>
+      </w:r>
+      <w:proofErr w:type="spellStart"/>
+      <w:r>
+        <w:t>conserva</w:t>
+      </w:r>
+      <w:proofErr w:type="spellEnd"/>
+      <w:r>
+        <w:t xml:space="preserve"> </w:t>
+      </w:r>
+      <w:proofErr w:type="spellStart"/>
+      <w:r>
+        <w:t>el</w:t>
+      </w:r>
+      <w:proofErr w:type="spellEnd"/>
+      <w:r>
+        <w:t xml:space="preserve"> </w:t>
+      </w:r>
+      <w:proofErr w:type="spellStart"/>
+      <w:r>
+        <w:t>nombre</w:t>
+      </w:r>
+      <w:proofErr w:type="spellEnd"/>
+      <w:r>
+        <w:t xml:space="preserve"> </w:t>
+      </w:r>
+      <w:proofErr w:type="spellStart"/>
+      <w:r>
+        <w:t>proporcionado</w:t>
+      </w:r>
+      <w:proofErr w:type="spellEnd"/>
+      <w:r>
+        <w:t xml:space="preserve"> por </w:t>
+      </w:r>
+      <w:proofErr w:type="spellStart"/>
+      <w:r>
+        <w:t>el</w:t>
+      </w:r>
+      <w:proofErr w:type="spellEnd"/>
+      <w:r>
+        <w:t xml:space="preserve"> </w:t>
+      </w:r>
+      <w:proofErr w:type="spellStart"/>
+      <w:r>
+        <w:t>cliente</w:t>
+      </w:r>
+      <w:proofErr w:type="spellEnd"/>
+      <w:r>
+        <w:t>.</w:t>
+      </w:r>
+    </w:p>
+    <w:p>
+      <w:pPr>
+        <w:pStyle w:val="Listaconvietas"/>
+        <w:spacing w:line="360" w:lineRule="auto"/>
+      </w:pPr>
       <w:r>
         <w:rPr>
           <w:rFonts w:ascii="Consolas" w:hAnsi="Consolas"/>
           <w:color w:val="404040"/>
           <w:sz w:val="19"/>
         </w:rPr>
-        <w:t>adam</w:t>
+        <w:t>optimizer</w:t>
+      </w:r>
+      <w:r>
+        <w:t xml:space="preserve"> no </w:t>
+      </w:r>
+      <w:proofErr w:type="spellStart"/>
+      <w:r>
+        <w:t>está</w:t>
       </w:r>
       <w:proofErr w:type="spellEnd"/>
       <w:r>
@@ -3371,19 +5182,43 @@
       </w:r>
       <w:proofErr w:type="spellStart"/>
       <w:r>
-        <w:t>selecciona</w:t>
-      </w:r>
-      <w:proofErr w:type="spellEnd"/>
-      <w:r>
-        <w:t xml:space="preserve"> SGD.</w:t>
-      </w:r>
-    </w:p>
-    <w:p>
-      <w:pPr>
-        <w:pStyle w:val="Listaconvietas"/>
-      </w:pPr>
-      <w:r>
-        <w:t xml:space="preserve">El conjunto </w:t>
+        <w:t>restringido</w:t>
+      </w:r>
+      <w:proofErr w:type="spellEnd"/>
+      <w:r>
+        <w:t xml:space="preserve"> por un </w:t>
+      </w:r>
+      <w:proofErr w:type="spellStart"/>
+      <w:r>
+        <w:t>enum</w:t>
+      </w:r>
+      <w:proofErr w:type="spellEnd"/>
+      <w:r>
+        <w:t xml:space="preserve">: </w:t>
+      </w:r>
+      <w:proofErr w:type="spellStart"/>
+      <w:r>
+        <w:t>cualquier</w:t>
+      </w:r>
+      <w:proofErr w:type="spellEnd"/>
+      <w:r>
+        <w:t xml:space="preserve"> </w:t>
+      </w:r>
+      <w:proofErr w:type="spellStart"/>
+      <w:r>
+        <w:t>texto</w:t>
+      </w:r>
+      <w:proofErr w:type="spellEnd"/>
+      <w:r>
+        <w:t xml:space="preserve"> </w:t>
+      </w:r>
+      <w:proofErr w:type="spellStart"/>
+      <w:r>
+        <w:t>distinto</w:t>
+      </w:r>
+      <w:proofErr w:type="spellEnd"/>
+      <w:r>
+        <w:t xml:space="preserve"> de </w:t>
       </w:r>
       <w:proofErr w:type="spellStart"/>
       <w:r>
@@ -3392,15 +5227,7 @@
           <w:color w:val="404040"/>
           <w:sz w:val="19"/>
         </w:rPr>
-        <w:t>x_test</w:t>
-      </w:r>
-      <w:proofErr w:type="spellEnd"/>
-      <w:r>
-        <w:t xml:space="preserve"> se </w:t>
-      </w:r>
-      <w:proofErr w:type="spellStart"/>
-      <w:r>
-        <w:t>usa</w:t>
+        <w:t>adam</w:t>
       </w:r>
       <w:proofErr w:type="spellEnd"/>
       <w:r>
@@ -3408,79 +5235,37 @@
       </w:r>
       <w:proofErr w:type="spellStart"/>
       <w:r>
-        <w:t>como</w:t>
-      </w:r>
-      <w:proofErr w:type="spellEnd"/>
-      <w:r>
-        <w:t xml:space="preserve"> </w:t>
-      </w:r>
-      <w:proofErr w:type="spellStart"/>
-      <w:r>
-        <w:t>validación</w:t>
-      </w:r>
-      <w:proofErr w:type="spellEnd"/>
-      <w:r>
-        <w:t xml:space="preserve">; una </w:t>
-      </w:r>
-      <w:proofErr w:type="spellStart"/>
-      <w:r>
-        <w:t>evaluación</w:t>
-      </w:r>
-      <w:proofErr w:type="spellEnd"/>
-      <w:r>
-        <w:t xml:space="preserve"> </w:t>
-      </w:r>
-      <w:proofErr w:type="spellStart"/>
-      <w:r>
-        <w:t>científica</w:t>
-      </w:r>
-      <w:proofErr w:type="spellEnd"/>
-      <w:r>
-        <w:t xml:space="preserve"> </w:t>
-      </w:r>
-      <w:proofErr w:type="spellStart"/>
-      <w:r>
-        <w:t>debería</w:t>
-      </w:r>
-      <w:proofErr w:type="spellEnd"/>
-      <w:r>
-        <w:t xml:space="preserve"> </w:t>
-      </w:r>
-      <w:proofErr w:type="spellStart"/>
-      <w:r>
-        <w:t>reservar</w:t>
-      </w:r>
-      <w:proofErr w:type="spellEnd"/>
-      <w:r>
-        <w:t xml:space="preserve"> una </w:t>
-      </w:r>
-      <w:proofErr w:type="spellStart"/>
-      <w:r>
-        <w:t>prueba</w:t>
-      </w:r>
-      <w:proofErr w:type="spellEnd"/>
-      <w:r>
-        <w:t xml:space="preserve"> </w:t>
-      </w:r>
-      <w:proofErr w:type="spellStart"/>
-      <w:r>
-        <w:t>independiente</w:t>
-      </w:r>
-      <w:proofErr w:type="spellEnd"/>
-      <w:r>
-        <w:t>.</w:t>
+        <w:t>selecciona</w:t>
+      </w:r>
+      <w:proofErr w:type="spellEnd"/>
+      <w:r>
+        <w:t xml:space="preserve"> SGD.</w:t>
       </w:r>
     </w:p>
     <w:p>
       <w:pPr>
-        <w:pStyle w:val="Ttulo1"/>
-      </w:pPr>
-      <w:r>
-        <w:t xml:space="preserve">8. Lista antes de </w:t>
-      </w:r>
-      <w:proofErr w:type="spellStart"/>
-      <w:r>
-        <w:t>enviar</w:t>
+        <w:pStyle w:val="Listaconvietas"/>
+        <w:spacing w:line="360" w:lineRule="auto"/>
+      </w:pPr>
+      <w:r>
+        <w:t xml:space="preserve">El conjunto </w:t>
+      </w:r>
+      <w:proofErr w:type="spellStart"/>
+      <w:r>
+        <w:rPr>
+          <w:rFonts w:ascii="Consolas" w:hAnsi="Consolas"/>
+          <w:color w:val="404040"/>
+          <w:sz w:val="19"/>
+        </w:rPr>
+        <w:t>x_test</w:t>
+      </w:r>
+      <w:proofErr w:type="spellEnd"/>
+      <w:r>
+        <w:t xml:space="preserve"> se </w:t>
+      </w:r>
+      <w:proofErr w:type="spellStart"/>
+      <w:r>
+        <w:t>usa</w:t>
       </w:r>
       <w:proofErr w:type="spellEnd"/>
       <w:r>
@@ -3488,60 +5273,128 @@
       </w:r>
       <w:proofErr w:type="spellStart"/>
       <w:r>
-        <w:t>cambios</w:t>
-      </w:r>
-      <w:proofErr w:type="spellEnd"/>
+        <w:t>como</w:t>
+      </w:r>
+      <w:proofErr w:type="spellEnd"/>
+      <w:r>
+        <w:t xml:space="preserve"> </w:t>
+      </w:r>
+      <w:proofErr w:type="spellStart"/>
+      <w:r>
+        <w:t>validación</w:t>
+      </w:r>
+      <w:proofErr w:type="spellEnd"/>
+      <w:r>
+        <w:t xml:space="preserve">; una </w:t>
+      </w:r>
+      <w:proofErr w:type="spellStart"/>
+      <w:r>
+        <w:t>evaluación</w:t>
+      </w:r>
+      <w:proofErr w:type="spellEnd"/>
+      <w:r>
+        <w:t xml:space="preserve"> </w:t>
+      </w:r>
+      <w:proofErr w:type="spellStart"/>
+      <w:r>
+        <w:t>científica</w:t>
+      </w:r>
+      <w:proofErr w:type="spellEnd"/>
+      <w:r>
+        <w:t xml:space="preserve"> </w:t>
+      </w:r>
+      <w:proofErr w:type="spellStart"/>
+      <w:r>
+        <w:t>debería</w:t>
+      </w:r>
+      <w:proofErr w:type="spellEnd"/>
+      <w:r>
+        <w:t xml:space="preserve"> </w:t>
+      </w:r>
+      <w:proofErr w:type="spellStart"/>
+      <w:r>
+        <w:t>reservar</w:t>
+      </w:r>
+      <w:proofErr w:type="spellEnd"/>
+      <w:r>
+        <w:t xml:space="preserve"> una </w:t>
+      </w:r>
+      <w:proofErr w:type="spellStart"/>
+      <w:r>
+        <w:t>prueba</w:t>
+      </w:r>
+      <w:proofErr w:type="spellEnd"/>
+      <w:r>
+        <w:t xml:space="preserve"> </w:t>
+      </w:r>
+      <w:proofErr w:type="spellStart"/>
+      <w:r>
+        <w:t>independiente</w:t>
+      </w:r>
+      <w:proofErr w:type="spellEnd"/>
+      <w:r>
+        <w:t>.</w:t>
+      </w:r>
     </w:p>
     <w:p>
       <w:pPr>
-        <w:pStyle w:val="Listaconvietas"/>
-      </w:pPr>
-      <w:r>
-        <w:t xml:space="preserve">[ ] El backend </w:t>
-      </w:r>
-      <w:proofErr w:type="spellStart"/>
-      <w:r>
-        <w:t>compila</w:t>
-      </w:r>
-      <w:proofErr w:type="spellEnd"/>
-      <w:r>
-        <w:t>.</w:t>
-      </w:r>
+        <w:pStyle w:val="Ttulo1"/>
+        <w:rPr>
+          <w:rFonts w:ascii="Arial" w:hAnsi="Arial" w:cs="Arial"/>
+          <w:color w:val="auto"/>
+          <w:sz w:val="28"/>
+        </w:rPr>
+      </w:pPr>
+      <w:bookmarkStart w:id="15" w:name="_Toc235223747"/>
+      <w:r>
+        <w:rPr>
+          <w:rFonts w:ascii="Arial" w:hAnsi="Arial" w:cs="Arial"/>
+          <w:color w:val="auto"/>
+          <w:sz w:val="28"/>
+        </w:rPr>
+        <w:t xml:space="preserve">8. Lista antes de </w:t>
+      </w:r>
+      <w:proofErr w:type="spellStart"/>
+      <w:r>
+        <w:rPr>
+          <w:rFonts w:ascii="Arial" w:hAnsi="Arial" w:cs="Arial"/>
+          <w:color w:val="auto"/>
+          <w:sz w:val="28"/>
+        </w:rPr>
+        <w:t>enviar</w:t>
+      </w:r>
+      <w:proofErr w:type="spellEnd"/>
+      <w:r>
+        <w:rPr>
+          <w:rFonts w:ascii="Arial" w:hAnsi="Arial" w:cs="Arial"/>
+          <w:color w:val="auto"/>
+          <w:sz w:val="28"/>
+        </w:rPr>
+        <w:t xml:space="preserve"> </w:t>
+      </w:r>
+      <w:proofErr w:type="spellStart"/>
+      <w:r>
+        <w:rPr>
+          <w:rFonts w:ascii="Arial" w:hAnsi="Arial" w:cs="Arial"/>
+          <w:color w:val="auto"/>
+          <w:sz w:val="28"/>
+        </w:rPr>
+        <w:t>cambios</w:t>
+      </w:r>
+      <w:bookmarkEnd w:id="15"/>
+      <w:proofErr w:type="spellEnd"/>
     </w:p>
     <w:p>
       <w:pPr>
         <w:pStyle w:val="Listaconvietas"/>
-      </w:pPr>
-      <w:r>
-        <w:t xml:space="preserve">[ ] La </w:t>
-      </w:r>
-      <w:proofErr w:type="spellStart"/>
-      <w:r>
-        <w:t>aplicación</w:t>
-      </w:r>
-      <w:proofErr w:type="spellEnd"/>
-      <w:r>
-        <w:t xml:space="preserve"> </w:t>
-      </w:r>
-      <w:proofErr w:type="spellStart"/>
-      <w:r>
-        <w:t>importa</w:t>
-      </w:r>
-      <w:proofErr w:type="spellEnd"/>
-      <w:r>
-        <w:t xml:space="preserve"> con las </w:t>
-      </w:r>
-      <w:proofErr w:type="spellStart"/>
-      <w:r>
-        <w:t>dependencias</w:t>
-      </w:r>
-      <w:proofErr w:type="spellEnd"/>
-      <w:r>
-        <w:t xml:space="preserve"> </w:t>
-      </w:r>
-      <w:proofErr w:type="spellStart"/>
-      <w:r>
-        <w:t>instaladas</w:t>
+        <w:spacing w:line="360" w:lineRule="auto"/>
+      </w:pPr>
+      <w:r>
+        <w:t xml:space="preserve"> El backend </w:t>
+      </w:r>
+      <w:proofErr w:type="spellStart"/>
+      <w:r>
+        <w:t>compila</w:t>
       </w:r>
       <w:proofErr w:type="spellEnd"/>
       <w:r>
@@ -3551,13 +5404,14 @@
     <w:p>
       <w:pPr>
         <w:pStyle w:val="Listaconvietas"/>
-      </w:pPr>
-      <w:r>
-        <w:t xml:space="preserve">[ ] Los endpoints </w:t>
-      </w:r>
-      <w:proofErr w:type="spellStart"/>
-      <w:r>
-        <w:t>modificados</w:t>
+        <w:spacing w:line="360" w:lineRule="auto"/>
+      </w:pPr>
+      <w:r>
+        <w:t xml:space="preserve"> La </w:t>
+      </w:r>
+      <w:proofErr w:type="spellStart"/>
+      <w:r>
+        <w:t>aplicación</w:t>
       </w:r>
       <w:proofErr w:type="spellEnd"/>
       <w:r>
@@ -3565,15 +5419,15 @@
       </w:r>
       <w:proofErr w:type="spellStart"/>
       <w:r>
-        <w:t>conservan</w:t>
-      </w:r>
-      <w:proofErr w:type="spellEnd"/>
-      <w:r>
-        <w:t xml:space="preserve"> o </w:t>
-      </w:r>
-      <w:proofErr w:type="spellStart"/>
-      <w:r>
-        <w:t>documentan</w:t>
+        <w:t>importa</w:t>
+      </w:r>
+      <w:proofErr w:type="spellEnd"/>
+      <w:r>
+        <w:t xml:space="preserve"> con las </w:t>
+      </w:r>
+      <w:proofErr w:type="spellStart"/>
+      <w:r>
+        <w:t>dependencias</w:t>
       </w:r>
       <w:proofErr w:type="spellEnd"/>
       <w:r>
@@ -3581,15 +5435,7 @@
       </w:r>
       <w:proofErr w:type="spellStart"/>
       <w:r>
-        <w:t>el</w:t>
-      </w:r>
-      <w:proofErr w:type="spellEnd"/>
-      <w:r>
-        <w:t xml:space="preserve"> </w:t>
-      </w:r>
-      <w:proofErr w:type="spellStart"/>
-      <w:r>
-        <w:t>contrato</w:t>
+        <w:t>instaladas</w:t>
       </w:r>
       <w:proofErr w:type="spellEnd"/>
       <w:r>
@@ -3599,21 +5445,14 @@
     <w:p>
       <w:pPr>
         <w:pStyle w:val="Listaconvietas"/>
-      </w:pPr>
-      <w:r>
-        <w:t xml:space="preserve">[ ] La </w:t>
-      </w:r>
-      <w:proofErr w:type="spellStart"/>
-      <w:r>
-        <w:t>interfaz</w:t>
-      </w:r>
-      <w:proofErr w:type="spellEnd"/>
-      <w:r>
-        <w:t xml:space="preserve"> no </w:t>
-      </w:r>
-      <w:proofErr w:type="spellStart"/>
-      <w:r>
-        <w:t>muestra</w:t>
+        <w:spacing w:line="360" w:lineRule="auto"/>
+      </w:pPr>
+      <w:r>
+        <w:t xml:space="preserve"> Los endpoints </w:t>
+      </w:r>
+      <w:proofErr w:type="spellStart"/>
+      <w:r>
+        <w:t>modificados</w:t>
       </w:r>
       <w:proofErr w:type="spellEnd"/>
       <w:r>
@@ -3621,7 +5460,15 @@
       </w:r>
       <w:proofErr w:type="spellStart"/>
       <w:r>
-        <w:t>errores</w:t>
+        <w:t>conservan</w:t>
+      </w:r>
+      <w:proofErr w:type="spellEnd"/>
+      <w:r>
+        <w:t xml:space="preserve"> o </w:t>
+      </w:r>
+      <w:proofErr w:type="spellStart"/>
+      <w:r>
+        <w:t>documentan</w:t>
       </w:r>
       <w:proofErr w:type="spellEnd"/>
       <w:r>
@@ -3629,7 +5476,7 @@
       </w:r>
       <w:proofErr w:type="spellStart"/>
       <w:r>
-        <w:t>en</w:t>
+        <w:t>el</w:t>
       </w:r>
       <w:proofErr w:type="spellEnd"/>
       <w:r>
@@ -3637,7 +5484,7 @@
       </w:r>
       <w:proofErr w:type="spellStart"/>
       <w:r>
-        <w:t>consola</w:t>
+        <w:t>contrato</w:t>
       </w:r>
       <w:proofErr w:type="spellEnd"/>
       <w:r>
@@ -3647,13 +5494,22 @@
     <w:p>
       <w:pPr>
         <w:pStyle w:val="Listaconvietas"/>
-      </w:pPr>
-      <w:r>
-        <w:t xml:space="preserve">[ ] No se </w:t>
-      </w:r>
-      <w:proofErr w:type="spellStart"/>
-      <w:r>
-        <w:t>añadió</w:t>
+        <w:spacing w:line="360" w:lineRule="auto"/>
+      </w:pPr>
+      <w:r>
+        <w:t xml:space="preserve"> La </w:t>
+      </w:r>
+      <w:proofErr w:type="spellStart"/>
+      <w:r>
+        <w:t>interfaz</w:t>
+      </w:r>
+      <w:proofErr w:type="spellEnd"/>
+      <w:r>
+        <w:t xml:space="preserve"> no </w:t>
+      </w:r>
+      <w:proofErr w:type="spellStart"/>
+      <w:r>
+        <w:t>muestra</w:t>
       </w:r>
       <w:proofErr w:type="spellEnd"/>
       <w:r>
@@ -3661,7 +5517,7 @@
       </w:r>
       <w:proofErr w:type="spellStart"/>
       <w:r>
-        <w:t>el</w:t>
+        <w:t>errores</w:t>
       </w:r>
       <w:proofErr w:type="spellEnd"/>
       <w:r>
@@ -3669,15 +5525,7 @@
       </w:r>
       <w:proofErr w:type="spellStart"/>
       <w:r>
-        <w:t>entorno</w:t>
-      </w:r>
-      <w:proofErr w:type="spellEnd"/>
-      <w:r>
-        <w:t xml:space="preserve"> virtual </w:t>
-      </w:r>
-      <w:proofErr w:type="spellStart"/>
-      <w:r>
-        <w:t>ni</w:t>
+        <w:t>en</w:t>
       </w:r>
       <w:proofErr w:type="spellEnd"/>
       <w:r>
@@ -3685,39 +5533,24 @@
       </w:r>
       <w:proofErr w:type="spellStart"/>
       <w:r>
-        <w:t>el</w:t>
-      </w:r>
-      <w:proofErr w:type="spellEnd"/>
-      <w:r>
-        <w:t xml:space="preserve"> </w:t>
-      </w:r>
-      <w:proofErr w:type="spellStart"/>
-      <w:r>
-        <w:t>modelo</w:t>
-      </w:r>
-      <w:proofErr w:type="spellEnd"/>
-      <w:r>
-        <w:t xml:space="preserve"> a Git.</w:t>
+        <w:t>consola</w:t>
+      </w:r>
+      <w:proofErr w:type="spellEnd"/>
+      <w:r>
+        <w:t>.</w:t>
       </w:r>
     </w:p>
     <w:p>
       <w:pPr>
         <w:pStyle w:val="Listaconvietas"/>
-      </w:pPr>
-      <w:r>
-        <w:t xml:space="preserve">[ ] Se </w:t>
-      </w:r>
-      <w:proofErr w:type="spellStart"/>
-      <w:r>
-        <w:t>actualizaron</w:t>
-      </w:r>
-      <w:proofErr w:type="spellEnd"/>
-      <w:r>
-        <w:t xml:space="preserve"> README y </w:t>
-      </w:r>
-      <w:proofErr w:type="spellStart"/>
-      <w:r>
-        <w:t>documentos</w:t>
+        <w:spacing w:line="360" w:lineRule="auto"/>
+      </w:pPr>
+      <w:r>
+        <w:t xml:space="preserve"> No se </w:t>
+      </w:r>
+      <w:proofErr w:type="spellStart"/>
+      <w:r>
+        <w:t>añadió</w:t>
       </w:r>
       <w:proofErr w:type="spellEnd"/>
       <w:r>
@@ -3725,19 +5558,85 @@
       </w:r>
       <w:proofErr w:type="spellStart"/>
       <w:r>
-        <w:t>relacionados</w:t>
-      </w:r>
-      <w:proofErr w:type="spellEnd"/>
-      <w:r>
-        <w:t>.</w:t>
+        <w:t>el</w:t>
+      </w:r>
+      <w:proofErr w:type="spellEnd"/>
+      <w:r>
+        <w:t xml:space="preserve"> </w:t>
+      </w:r>
+      <w:proofErr w:type="spellStart"/>
+      <w:r>
+        <w:t>entorno</w:t>
+      </w:r>
+      <w:proofErr w:type="spellEnd"/>
+      <w:r>
+        <w:t xml:space="preserve"> virtual </w:t>
+      </w:r>
+      <w:proofErr w:type="spellStart"/>
+      <w:r>
+        <w:t>ni</w:t>
+      </w:r>
+      <w:proofErr w:type="spellEnd"/>
+      <w:r>
+        <w:t xml:space="preserve"> </w:t>
+      </w:r>
+      <w:proofErr w:type="spellStart"/>
+      <w:r>
+        <w:t>el</w:t>
+      </w:r>
+      <w:proofErr w:type="spellEnd"/>
+      <w:r>
+        <w:t xml:space="preserve"> </w:t>
+      </w:r>
+      <w:proofErr w:type="spellStart"/>
+      <w:r>
+        <w:t>modelo</w:t>
+      </w:r>
+      <w:proofErr w:type="spellEnd"/>
+      <w:r>
+        <w:t xml:space="preserve"> a Git.</w:t>
       </w:r>
     </w:p>
     <w:p>
       <w:pPr>
         <w:pStyle w:val="Listaconvietas"/>
-      </w:pPr>
-      <w:r>
-        <w:t xml:space="preserve">[ ] Las </w:t>
+        <w:spacing w:line="360" w:lineRule="auto"/>
+      </w:pPr>
+      <w:r>
+        <w:t xml:space="preserve"> Se </w:t>
+      </w:r>
+      <w:proofErr w:type="spellStart"/>
+      <w:r>
+        <w:t>actualizaron</w:t>
+      </w:r>
+      <w:proofErr w:type="spellEnd"/>
+      <w:r>
+        <w:t xml:space="preserve"> README y </w:t>
+      </w:r>
+      <w:proofErr w:type="spellStart"/>
+      <w:r>
+        <w:t>documentos</w:t>
+      </w:r>
+      <w:proofErr w:type="spellEnd"/>
+      <w:r>
+        <w:t xml:space="preserve"> </w:t>
+      </w:r>
+      <w:proofErr w:type="spellStart"/>
+      <w:r>
+        <w:t>relacionados</w:t>
+      </w:r>
+      <w:proofErr w:type="spellEnd"/>
+      <w:r>
+        <w:t>.</w:t>
+      </w:r>
+    </w:p>
+    <w:p>
+      <w:pPr>
+        <w:pStyle w:val="Listaconvietas"/>
+        <w:spacing w:line="360" w:lineRule="auto"/>
+      </w:pPr>
+      <w:r>
+        <w:t xml:space="preserve"> Las </w:t>
       </w:r>
       <w:proofErr w:type="spellStart"/>
       <w:r>
@@ -4094,9 +5993,9 @@
       <w:lvlJc w:val="left"/>
       <w:pPr>
         <w:tabs>
-          <w:tab w:val="num" w:pos="360"/>
+          <w:tab w:val="num" w:pos="786"/>
         </w:tabs>
-        <w:ind w:left="360" w:hanging="360"/>
+        <w:ind w:left="786" w:hanging="360"/>
       </w:pPr>
     </w:lvl>
   </w:abstractNum>
@@ -5467,7 +7366,6 @@
     <w:basedOn w:val="Ttulo1"/>
     <w:next w:val="Normal"/>
     <w:uiPriority w:val="39"/>
-    <w:semiHidden/>
     <w:unhideWhenUsed/>
     <w:qFormat/>
     <w:rsid w:val="00FC693F"/>
@@ -15528,6 +17426,42 @@
         <w:shd w:val="clear" w:color="auto" w:fill="FBCAA2" w:themeFill="accent6" w:themeFillTint="7F"/>
       </w:tcPr>
     </w:tblStylePr>
+  </w:style>
+  <w:style w:type="paragraph" w:styleId="TDC1">
+    <w:name w:val="toc 1"/>
+    <w:basedOn w:val="Normal"/>
+    <w:next w:val="Normal"/>
+    <w:autoRedefine/>
+    <w:uiPriority w:val="39"/>
+    <w:unhideWhenUsed/>
+    <w:rsid w:val="009F2411"/>
+    <w:pPr>
+      <w:spacing w:after="100"/>
+    </w:pPr>
+  </w:style>
+  <w:style w:type="paragraph" w:styleId="TDC2">
+    <w:name w:val="toc 2"/>
+    <w:basedOn w:val="Normal"/>
+    <w:next w:val="Normal"/>
+    <w:autoRedefine/>
+    <w:uiPriority w:val="39"/>
+    <w:unhideWhenUsed/>
+    <w:rsid w:val="009F2411"/>
+    <w:pPr>
+      <w:spacing w:after="100"/>
+      <w:ind w:left="220"/>
+    </w:pPr>
+  </w:style>
+  <w:style w:type="character" w:styleId="Hipervnculo">
+    <w:name w:val="Hyperlink"/>
+    <w:basedOn w:val="Fuentedeprrafopredeter"/>
+    <w:uiPriority w:val="99"/>
+    <w:unhideWhenUsed/>
+    <w:rsid w:val="009F2411"/>
+    <w:rPr>
+      <w:color w:val="0000FF" w:themeColor="hyperlink"/>
+      <w:u w:val="single"/>
+    </w:rPr>
   </w:style>
 </w:styles>
 </file>
